--- a/reports/r0022.docx
+++ b/reports/r0022.docx
@@ -45,7 +45,7 @@
           <w:color w:val="000000"/>
           <w:sz w:val="21"/>
         </w:rPr>
-        <w:t>■ 呼和浩特经济总量列内蒙古自治区第三位，人均GDP约11.72万元、人均经济实力居全省前列，经济增速由10.00%回落至5.20%、有所放缓；固定资产投资最新增速2.90%，经济运行总体平稳。【待补充：呼和浩特市的行政与战略定位、支柱产业及龙头企业（数据库未覆盖，需人工补充）】</w:t>
+        <w:t>■ 呼和浩特作为内蒙古自治区首府，经济总量列内蒙古自治区第三位，人均GDP约11.72万元、人均经济实力居全省前列，经济增速由10.00%回落至5.20%、有所放缓；固定资产投资最新增速2.90%，经济运行总体平稳。</w:t>
       </w:r>
     </w:p>
     <w:p>
@@ -75,7 +75,7 @@
           <w:color w:val="000000"/>
           <w:sz w:val="21"/>
         </w:rPr>
-        <w:t>产业结构方面，2025年呼和浩特市三次产业结构为4.2:30.1:65.6。【待补充：支柱产业、主要龙头企业、对外贸易等定性描述（数据库未覆盖）】</w:t>
+        <w:t>产业结构方面，2025年呼和浩特市三次产业结构为4.2:30.1:65.6，以乳业、清洁能源、电子信息（大数据）、现代化工为支柱，聚集伊利、蒙牛等乳业龙头。</w:t>
       </w:r>
     </w:p>
     <w:p>

--- a/reports/r0022.docx
+++ b/reports/r0022.docx
@@ -15,7 +15,7 @@
           <w:color w:val="000000"/>
           <w:sz w:val="28"/>
         </w:rPr>
-        <w:t>呼和浩特市信用评级报告(区域部分)</w:t>
+        <w:t>唐山市信用评级报告(区域部分)</w:t>
       </w:r>
     </w:p>
     <w:p>
@@ -45,7 +45,7 @@
           <w:color w:val="000000"/>
           <w:sz w:val="21"/>
         </w:rPr>
-        <w:t>■ 呼和浩特作为内蒙古自治区首府，经济总量列内蒙古自治区第三位，人均GDP约11.72万元、人均经济实力居全省前列，经济增速由10.00%回落至5.20%、有所放缓；固定资产投资最新增速2.90%，经济运行总体平稳。</w:t>
+        <w:t>■ 唐山作为河北省下辖地级市，经济总量在河北省稳居第一，人均经济实力居省内中游，钢铁重化工业体量庞大、临港优势明显，但产业偏重、转型压力存在。</w:t>
       </w:r>
     </w:p>
     <w:p>
@@ -60,7 +60,7 @@
           <w:color w:val="000000"/>
           <w:sz w:val="21"/>
         </w:rPr>
-        <w:t>呼和浩特市2023、2024、2025年地区生产总值分别为3,900.14亿元、4,107.17亿元、4,278.30亿元，同比增长10.00%、6.10%、5.20%。截至2025年末，全市常住人口366.10万人，人均GDP约11.72万元。</w:t>
+        <w:t>唐山市为河北省地级市，是环渤海重要工业城市和全国最大的钢铁生产基地。2023、2024、2025年，唐山市地区生产总值分别为9,546.00亿元、10,003.90亿元、10,450.20亿元，同比增长6.10%、5.60%、6.20%，维持在6.20%左右、总体平稳。</w:t>
       </w:r>
     </w:p>
     <w:p>
@@ -75,7 +75,7 @@
           <w:color w:val="000000"/>
           <w:sz w:val="21"/>
         </w:rPr>
-        <w:t>产业结构方面，2025年呼和浩特市三次产业结构为4.2:30.1:65.6，以乳业、清洁能源、电子信息（大数据）、现代化工为支柱，聚集伊利、蒙牛等乳业龙头。</w:t>
+        <w:t>产业结构方面，2025年唐山市三次产业结构为6.4:49.1:44.5，以钢铁、能源、装备制造、化工、陶瓷为支柱，聚集河钢集团（唐钢）等企业，临港重化工业发达，曹妃甸是重要的能源原材料基地。</w:t>
       </w:r>
     </w:p>
     <w:p>
@@ -90,7 +90,7 @@
           <w:color w:val="000000"/>
           <w:sz w:val="21"/>
         </w:rPr>
-        <w:t>2023、2024、2025年固定资产投资增速分别为25.50%、19.00%、2.90%，2025年社会消费品零售总额1,232.30亿元，进出口总额37.00亿美元。</w:t>
+        <w:t>经济动能方面，2023、2024、2025年唐山市固定资产投资增速分别为4.00%、-13.50%、7.20%；2025年社会消费品零售总额2,420.90亿元，进出口总额191.44亿美元。</w:t>
       </w:r>
     </w:p>
     <w:p>
@@ -106,7 +106,7 @@
           <w:color w:val="000000"/>
           <w:sz w:val="21"/>
         </w:rPr>
-        <w:t>图表：2025年内蒙古自治区各地级市主要经济指标对比</w:t>
+        <w:t>图表：2025年河北省各地级市主要经济指标对比</w:t>
       </w:r>
     </w:p>
     <w:tbl>
@@ -362,7 +362,7 @@
                 <w:color w:val="000000"/>
                 <w:sz w:val="18"/>
               </w:rPr>
-              <w:t>鄂尔多斯市</w:t>
+              <w:t>唐山市</w:t>
             </w:r>
           </w:p>
         </w:tc>
@@ -391,7 +391,7 @@
                 <w:color w:val="000000"/>
                 <w:sz w:val="18"/>
               </w:rPr>
-              <w:t>6,122.20</w:t>
+              <w:t>10,450.20</w:t>
             </w:r>
           </w:p>
         </w:tc>
@@ -420,7 +420,2057 @@
                 <w:color w:val="000000"/>
                 <w:sz w:val="18"/>
               </w:rPr>
-              <w:t>27.27</w:t>
+              <w:t>—</w:t>
+            </w:r>
+          </w:p>
+        </w:tc>
+        <w:tc>
+          <w:tcPr>
+            <w:tcW w:type="dxa" w:w="1344"/>
+            <w:vAlign w:val="center"/>
+            <w:tcBorders>
+              <w:top w:val="single" w:sz="4" w:color="A6A6A6"/>
+              <w:left w:val="single" w:sz="4" w:color="A6A6A6"/>
+              <w:bottom w:val="single" w:sz="4" w:color="A6A6A6"/>
+              <w:right w:val="single" w:sz="4" w:color="A6A6A6"/>
+            </w:tcBorders>
+          </w:tcPr>
+          <w:p>
+            <w:pPr>
+              <w:spacing w:before="0" w:after="0" w:line="276" w:lineRule="auto"/>
+              <w:ind w:firstLine="0"/>
+              <w:jc w:val="center"/>
+            </w:pPr>
+            <w:r/>
+            <w:r>
+              <w:rPr>
+                <w:rFonts w:ascii="Times New Roman" w:hAnsi="Times New Roman" w:eastAsia="楷体"/>
+                <w:b w:val="0"/>
+                <w:color w:val="000000"/>
+                <w:sz w:val="18"/>
+              </w:rPr>
+              <w:t>6.20%</w:t>
+            </w:r>
+          </w:p>
+        </w:tc>
+        <w:tc>
+          <w:tcPr>
+            <w:tcW w:type="dxa" w:w="1344"/>
+            <w:vAlign w:val="center"/>
+            <w:tcBorders>
+              <w:top w:val="single" w:sz="4" w:color="A6A6A6"/>
+              <w:left w:val="single" w:sz="4" w:color="A6A6A6"/>
+              <w:bottom w:val="single" w:sz="4" w:color="A6A6A6"/>
+              <w:right w:val="single" w:sz="4" w:color="A6A6A6"/>
+            </w:tcBorders>
+          </w:tcPr>
+          <w:p>
+            <w:pPr>
+              <w:spacing w:before="0" w:after="0" w:line="276" w:lineRule="auto"/>
+              <w:ind w:firstLine="0"/>
+              <w:jc w:val="center"/>
+            </w:pPr>
+            <w:r/>
+            <w:r>
+              <w:rPr>
+                <w:rFonts w:ascii="Times New Roman" w:hAnsi="Times New Roman" w:eastAsia="楷体"/>
+                <w:b w:val="0"/>
+                <w:color w:val="000000"/>
+                <w:sz w:val="18"/>
+              </w:rPr>
+              <w:t>6.4:49.1:44.5</w:t>
+            </w:r>
+          </w:p>
+        </w:tc>
+        <w:tc>
+          <w:tcPr>
+            <w:tcW w:type="dxa" w:w="1344"/>
+            <w:vAlign w:val="center"/>
+            <w:tcBorders>
+              <w:top w:val="single" w:sz="4" w:color="A6A6A6"/>
+              <w:left w:val="single" w:sz="4" w:color="A6A6A6"/>
+              <w:bottom w:val="single" w:sz="4" w:color="A6A6A6"/>
+              <w:right w:val="single" w:sz="4" w:color="A6A6A6"/>
+            </w:tcBorders>
+          </w:tcPr>
+          <w:p>
+            <w:pPr>
+              <w:spacing w:before="0" w:after="0" w:line="276" w:lineRule="auto"/>
+              <w:ind w:firstLine="0"/>
+              <w:jc w:val="center"/>
+            </w:pPr>
+            <w:r/>
+            <w:r>
+              <w:rPr>
+                <w:rFonts w:ascii="Times New Roman" w:hAnsi="Times New Roman" w:eastAsia="楷体"/>
+                <w:b w:val="0"/>
+                <w:color w:val="000000"/>
+                <w:sz w:val="18"/>
+              </w:rPr>
+              <w:t>588.20</w:t>
+            </w:r>
+          </w:p>
+        </w:tc>
+        <w:tc>
+          <w:tcPr>
+            <w:tcW w:type="dxa" w:w="1344"/>
+            <w:vAlign w:val="center"/>
+            <w:tcBorders>
+              <w:top w:val="single" w:sz="4" w:color="A6A6A6"/>
+              <w:left w:val="single" w:sz="4" w:color="A6A6A6"/>
+              <w:bottom w:val="single" w:sz="4" w:color="A6A6A6"/>
+              <w:right w:val="single" w:sz="4" w:color="A6A6A6"/>
+            </w:tcBorders>
+          </w:tcPr>
+          <w:p>
+            <w:pPr>
+              <w:spacing w:before="0" w:after="0" w:line="276" w:lineRule="auto"/>
+              <w:ind w:firstLine="0"/>
+              <w:jc w:val="center"/>
+            </w:pPr>
+            <w:r/>
+            <w:r>
+              <w:rPr>
+                <w:rFonts w:ascii="Times New Roman" w:hAnsi="Times New Roman" w:eastAsia="楷体"/>
+                <w:b w:val="0"/>
+                <w:color w:val="000000"/>
+                <w:sz w:val="18"/>
+              </w:rPr>
+              <w:t>—</w:t>
+            </w:r>
+          </w:p>
+        </w:tc>
+      </w:tr>
+      <w:tr>
+        <w:tc>
+          <w:tcPr>
+            <w:tcW w:type="dxa" w:w="1344"/>
+            <w:vAlign w:val="center"/>
+            <w:tcBorders>
+              <w:top w:val="single" w:sz="4" w:color="A6A6A6"/>
+              <w:left w:val="single" w:sz="4" w:color="A6A6A6"/>
+              <w:bottom w:val="single" w:sz="4" w:color="A6A6A6"/>
+              <w:right w:val="single" w:sz="4" w:color="A6A6A6"/>
+            </w:tcBorders>
+          </w:tcPr>
+          <w:p>
+            <w:pPr>
+              <w:spacing w:before="0" w:after="0" w:line="276" w:lineRule="auto"/>
+              <w:ind w:firstLine="0"/>
+              <w:jc w:val="left"/>
+            </w:pPr>
+            <w:r/>
+            <w:r>
+              <w:rPr>
+                <w:rFonts w:ascii="Times New Roman" w:hAnsi="Times New Roman" w:eastAsia="楷体"/>
+                <w:b w:val="0"/>
+                <w:color w:val="000000"/>
+                <w:sz w:val="18"/>
+              </w:rPr>
+              <w:t>石家庄市</w:t>
+            </w:r>
+          </w:p>
+        </w:tc>
+        <w:tc>
+          <w:tcPr>
+            <w:tcW w:type="dxa" w:w="1344"/>
+            <w:vAlign w:val="center"/>
+            <w:tcBorders>
+              <w:top w:val="single" w:sz="4" w:color="A6A6A6"/>
+              <w:left w:val="single" w:sz="4" w:color="A6A6A6"/>
+              <w:bottom w:val="single" w:sz="4" w:color="A6A6A6"/>
+              <w:right w:val="single" w:sz="4" w:color="A6A6A6"/>
+            </w:tcBorders>
+          </w:tcPr>
+          <w:p>
+            <w:pPr>
+              <w:spacing w:before="0" w:after="0" w:line="276" w:lineRule="auto"/>
+              <w:ind w:firstLine="0"/>
+              <w:jc w:val="center"/>
+            </w:pPr>
+            <w:r/>
+            <w:r>
+              <w:rPr>
+                <w:rFonts w:ascii="Times New Roman" w:hAnsi="Times New Roman" w:eastAsia="楷体"/>
+                <w:b w:val="0"/>
+                <w:color w:val="000000"/>
+                <w:sz w:val="18"/>
+              </w:rPr>
+              <w:t>8,651.70</w:t>
+            </w:r>
+          </w:p>
+        </w:tc>
+        <w:tc>
+          <w:tcPr>
+            <w:tcW w:type="dxa" w:w="1344"/>
+            <w:vAlign w:val="center"/>
+            <w:tcBorders>
+              <w:top w:val="single" w:sz="4" w:color="A6A6A6"/>
+              <w:left w:val="single" w:sz="4" w:color="A6A6A6"/>
+              <w:bottom w:val="single" w:sz="4" w:color="A6A6A6"/>
+              <w:right w:val="single" w:sz="4" w:color="A6A6A6"/>
+            </w:tcBorders>
+          </w:tcPr>
+          <w:p>
+            <w:pPr>
+              <w:spacing w:before="0" w:after="0" w:line="276" w:lineRule="auto"/>
+              <w:ind w:firstLine="0"/>
+              <w:jc w:val="center"/>
+            </w:pPr>
+            <w:r/>
+            <w:r>
+              <w:rPr>
+                <w:rFonts w:ascii="Times New Roman" w:hAnsi="Times New Roman" w:eastAsia="楷体"/>
+                <w:b w:val="0"/>
+                <w:color w:val="000000"/>
+                <w:sz w:val="18"/>
+              </w:rPr>
+              <w:t>—</w:t>
+            </w:r>
+          </w:p>
+        </w:tc>
+        <w:tc>
+          <w:tcPr>
+            <w:tcW w:type="dxa" w:w="1344"/>
+            <w:vAlign w:val="center"/>
+            <w:tcBorders>
+              <w:top w:val="single" w:sz="4" w:color="A6A6A6"/>
+              <w:left w:val="single" w:sz="4" w:color="A6A6A6"/>
+              <w:bottom w:val="single" w:sz="4" w:color="A6A6A6"/>
+              <w:right w:val="single" w:sz="4" w:color="A6A6A6"/>
+            </w:tcBorders>
+          </w:tcPr>
+          <w:p>
+            <w:pPr>
+              <w:spacing w:before="0" w:after="0" w:line="276" w:lineRule="auto"/>
+              <w:ind w:firstLine="0"/>
+              <w:jc w:val="center"/>
+            </w:pPr>
+            <w:r/>
+            <w:r>
+              <w:rPr>
+                <w:rFonts w:ascii="Times New Roman" w:hAnsi="Times New Roman" w:eastAsia="楷体"/>
+                <w:b w:val="0"/>
+                <w:color w:val="000000"/>
+                <w:sz w:val="18"/>
+              </w:rPr>
+              <w:t>6.00%</w:t>
+            </w:r>
+          </w:p>
+        </w:tc>
+        <w:tc>
+          <w:tcPr>
+            <w:tcW w:type="dxa" w:w="1344"/>
+            <w:vAlign w:val="center"/>
+            <w:tcBorders>
+              <w:top w:val="single" w:sz="4" w:color="A6A6A6"/>
+              <w:left w:val="single" w:sz="4" w:color="A6A6A6"/>
+              <w:bottom w:val="single" w:sz="4" w:color="A6A6A6"/>
+              <w:right w:val="single" w:sz="4" w:color="A6A6A6"/>
+            </w:tcBorders>
+          </w:tcPr>
+          <w:p>
+            <w:pPr>
+              <w:spacing w:before="0" w:after="0" w:line="276" w:lineRule="auto"/>
+              <w:ind w:firstLine="0"/>
+              <w:jc w:val="center"/>
+            </w:pPr>
+            <w:r/>
+            <w:r>
+              <w:rPr>
+                <w:rFonts w:ascii="Times New Roman" w:hAnsi="Times New Roman" w:eastAsia="楷体"/>
+                <w:b w:val="0"/>
+                <w:color w:val="000000"/>
+                <w:sz w:val="18"/>
+              </w:rPr>
+              <w:t xml:space="preserve"> </w:t>
+            </w:r>
+          </w:p>
+        </w:tc>
+        <w:tc>
+          <w:tcPr>
+            <w:tcW w:type="dxa" w:w="1344"/>
+            <w:vAlign w:val="center"/>
+            <w:tcBorders>
+              <w:top w:val="single" w:sz="4" w:color="A6A6A6"/>
+              <w:left w:val="single" w:sz="4" w:color="A6A6A6"/>
+              <w:bottom w:val="single" w:sz="4" w:color="A6A6A6"/>
+              <w:right w:val="single" w:sz="4" w:color="A6A6A6"/>
+            </w:tcBorders>
+          </w:tcPr>
+          <w:p>
+            <w:pPr>
+              <w:spacing w:before="0" w:after="0" w:line="276" w:lineRule="auto"/>
+              <w:ind w:firstLine="0"/>
+              <w:jc w:val="center"/>
+            </w:pPr>
+            <w:r/>
+            <w:r>
+              <w:rPr>
+                <w:rFonts w:ascii="Times New Roman" w:hAnsi="Times New Roman" w:eastAsia="楷体"/>
+                <w:b w:val="0"/>
+                <w:color w:val="000000"/>
+                <w:sz w:val="18"/>
+              </w:rPr>
+              <w:t>727.50</w:t>
+            </w:r>
+          </w:p>
+        </w:tc>
+        <w:tc>
+          <w:tcPr>
+            <w:tcW w:type="dxa" w:w="1344"/>
+            <w:vAlign w:val="center"/>
+            <w:tcBorders>
+              <w:top w:val="single" w:sz="4" w:color="A6A6A6"/>
+              <w:left w:val="single" w:sz="4" w:color="A6A6A6"/>
+              <w:bottom w:val="single" w:sz="4" w:color="A6A6A6"/>
+              <w:right w:val="single" w:sz="4" w:color="A6A6A6"/>
+            </w:tcBorders>
+          </w:tcPr>
+          <w:p>
+            <w:pPr>
+              <w:spacing w:before="0" w:after="0" w:line="276" w:lineRule="auto"/>
+              <w:ind w:firstLine="0"/>
+              <w:jc w:val="center"/>
+            </w:pPr>
+            <w:r/>
+            <w:r>
+              <w:rPr>
+                <w:rFonts w:ascii="Times New Roman" w:hAnsi="Times New Roman" w:eastAsia="楷体"/>
+                <w:b w:val="0"/>
+                <w:color w:val="000000"/>
+                <w:sz w:val="18"/>
+              </w:rPr>
+              <w:t>—</w:t>
+            </w:r>
+          </w:p>
+        </w:tc>
+      </w:tr>
+      <w:tr>
+        <w:tc>
+          <w:tcPr>
+            <w:tcW w:type="dxa" w:w="1344"/>
+            <w:vAlign w:val="center"/>
+            <w:tcBorders>
+              <w:top w:val="single" w:sz="4" w:color="A6A6A6"/>
+              <w:left w:val="single" w:sz="4" w:color="A6A6A6"/>
+              <w:bottom w:val="single" w:sz="4" w:color="A6A6A6"/>
+              <w:right w:val="single" w:sz="4" w:color="A6A6A6"/>
+            </w:tcBorders>
+          </w:tcPr>
+          <w:p>
+            <w:pPr>
+              <w:spacing w:before="0" w:after="0" w:line="276" w:lineRule="auto"/>
+              <w:ind w:firstLine="0"/>
+              <w:jc w:val="left"/>
+            </w:pPr>
+            <w:r/>
+            <w:r>
+              <w:rPr>
+                <w:rFonts w:ascii="Times New Roman" w:hAnsi="Times New Roman" w:eastAsia="楷体"/>
+                <w:b w:val="0"/>
+                <w:color w:val="000000"/>
+                <w:sz w:val="18"/>
+              </w:rPr>
+              <w:t>保定市</w:t>
+            </w:r>
+          </w:p>
+        </w:tc>
+        <w:tc>
+          <w:tcPr>
+            <w:tcW w:type="dxa" w:w="1344"/>
+            <w:vAlign w:val="center"/>
+            <w:tcBorders>
+              <w:top w:val="single" w:sz="4" w:color="A6A6A6"/>
+              <w:left w:val="single" w:sz="4" w:color="A6A6A6"/>
+              <w:bottom w:val="single" w:sz="4" w:color="A6A6A6"/>
+              <w:right w:val="single" w:sz="4" w:color="A6A6A6"/>
+            </w:tcBorders>
+          </w:tcPr>
+          <w:p>
+            <w:pPr>
+              <w:spacing w:before="0" w:after="0" w:line="276" w:lineRule="auto"/>
+              <w:ind w:firstLine="0"/>
+              <w:jc w:val="center"/>
+            </w:pPr>
+            <w:r/>
+            <w:r>
+              <w:rPr>
+                <w:rFonts w:ascii="Times New Roman" w:hAnsi="Times New Roman" w:eastAsia="楷体"/>
+                <w:b w:val="0"/>
+                <w:color w:val="000000"/>
+                <w:sz w:val="18"/>
+              </w:rPr>
+              <w:t>5,002.50</w:t>
+            </w:r>
+          </w:p>
+        </w:tc>
+        <w:tc>
+          <w:tcPr>
+            <w:tcW w:type="dxa" w:w="1344"/>
+            <w:vAlign w:val="center"/>
+            <w:tcBorders>
+              <w:top w:val="single" w:sz="4" w:color="A6A6A6"/>
+              <w:left w:val="single" w:sz="4" w:color="A6A6A6"/>
+              <w:bottom w:val="single" w:sz="4" w:color="A6A6A6"/>
+              <w:right w:val="single" w:sz="4" w:color="A6A6A6"/>
+            </w:tcBorders>
+          </w:tcPr>
+          <w:p>
+            <w:pPr>
+              <w:spacing w:before="0" w:after="0" w:line="276" w:lineRule="auto"/>
+              <w:ind w:firstLine="0"/>
+              <w:jc w:val="center"/>
+            </w:pPr>
+            <w:r/>
+            <w:r>
+              <w:rPr>
+                <w:rFonts w:ascii="Times New Roman" w:hAnsi="Times New Roman" w:eastAsia="楷体"/>
+                <w:b w:val="0"/>
+                <w:color w:val="000000"/>
+                <w:sz w:val="18"/>
+              </w:rPr>
+              <w:t>—</w:t>
+            </w:r>
+          </w:p>
+        </w:tc>
+        <w:tc>
+          <w:tcPr>
+            <w:tcW w:type="dxa" w:w="1344"/>
+            <w:vAlign w:val="center"/>
+            <w:tcBorders>
+              <w:top w:val="single" w:sz="4" w:color="A6A6A6"/>
+              <w:left w:val="single" w:sz="4" w:color="A6A6A6"/>
+              <w:bottom w:val="single" w:sz="4" w:color="A6A6A6"/>
+              <w:right w:val="single" w:sz="4" w:color="A6A6A6"/>
+            </w:tcBorders>
+          </w:tcPr>
+          <w:p>
+            <w:pPr>
+              <w:spacing w:before="0" w:after="0" w:line="276" w:lineRule="auto"/>
+              <w:ind w:firstLine="0"/>
+              <w:jc w:val="center"/>
+            </w:pPr>
+            <w:r/>
+            <w:r>
+              <w:rPr>
+                <w:rFonts w:ascii="Times New Roman" w:hAnsi="Times New Roman" w:eastAsia="楷体"/>
+                <w:b w:val="0"/>
+                <w:color w:val="000000"/>
+                <w:sz w:val="18"/>
+              </w:rPr>
+              <w:t>6.00%</w:t>
+            </w:r>
+          </w:p>
+        </w:tc>
+        <w:tc>
+          <w:tcPr>
+            <w:tcW w:type="dxa" w:w="1344"/>
+            <w:vAlign w:val="center"/>
+            <w:tcBorders>
+              <w:top w:val="single" w:sz="4" w:color="A6A6A6"/>
+              <w:left w:val="single" w:sz="4" w:color="A6A6A6"/>
+              <w:bottom w:val="single" w:sz="4" w:color="A6A6A6"/>
+              <w:right w:val="single" w:sz="4" w:color="A6A6A6"/>
+            </w:tcBorders>
+          </w:tcPr>
+          <w:p>
+            <w:pPr>
+              <w:spacing w:before="0" w:after="0" w:line="276" w:lineRule="auto"/>
+              <w:ind w:firstLine="0"/>
+              <w:jc w:val="center"/>
+            </w:pPr>
+            <w:r/>
+            <w:r>
+              <w:rPr>
+                <w:rFonts w:ascii="Times New Roman" w:hAnsi="Times New Roman" w:eastAsia="楷体"/>
+                <w:b w:val="0"/>
+                <w:color w:val="000000"/>
+                <w:sz w:val="18"/>
+              </w:rPr>
+              <w:t>10.7:33:56.3</w:t>
+            </w:r>
+          </w:p>
+        </w:tc>
+        <w:tc>
+          <w:tcPr>
+            <w:tcW w:type="dxa" w:w="1344"/>
+            <w:vAlign w:val="center"/>
+            <w:tcBorders>
+              <w:top w:val="single" w:sz="4" w:color="A6A6A6"/>
+              <w:left w:val="single" w:sz="4" w:color="A6A6A6"/>
+              <w:bottom w:val="single" w:sz="4" w:color="A6A6A6"/>
+              <w:right w:val="single" w:sz="4" w:color="A6A6A6"/>
+            </w:tcBorders>
+          </w:tcPr>
+          <w:p>
+            <w:pPr>
+              <w:spacing w:before="0" w:after="0" w:line="276" w:lineRule="auto"/>
+              <w:ind w:firstLine="0"/>
+              <w:jc w:val="center"/>
+            </w:pPr>
+            <w:r/>
+            <w:r>
+              <w:rPr>
+                <w:rFonts w:ascii="Times New Roman" w:hAnsi="Times New Roman" w:eastAsia="楷体"/>
+                <w:b w:val="0"/>
+                <w:color w:val="000000"/>
+                <w:sz w:val="18"/>
+              </w:rPr>
+              <w:t>327.06</w:t>
+            </w:r>
+          </w:p>
+        </w:tc>
+        <w:tc>
+          <w:tcPr>
+            <w:tcW w:type="dxa" w:w="1344"/>
+            <w:vAlign w:val="center"/>
+            <w:tcBorders>
+              <w:top w:val="single" w:sz="4" w:color="A6A6A6"/>
+              <w:left w:val="single" w:sz="4" w:color="A6A6A6"/>
+              <w:bottom w:val="single" w:sz="4" w:color="A6A6A6"/>
+              <w:right w:val="single" w:sz="4" w:color="A6A6A6"/>
+            </w:tcBorders>
+          </w:tcPr>
+          <w:p>
+            <w:pPr>
+              <w:spacing w:before="0" w:after="0" w:line="276" w:lineRule="auto"/>
+              <w:ind w:firstLine="0"/>
+              <w:jc w:val="center"/>
+            </w:pPr>
+            <w:r/>
+            <w:r>
+              <w:rPr>
+                <w:rFonts w:ascii="Times New Roman" w:hAnsi="Times New Roman" w:eastAsia="楷体"/>
+                <w:b w:val="0"/>
+                <w:color w:val="000000"/>
+                <w:sz w:val="18"/>
+              </w:rPr>
+              <w:t>—</w:t>
+            </w:r>
+          </w:p>
+        </w:tc>
+      </w:tr>
+      <w:tr>
+        <w:tc>
+          <w:tcPr>
+            <w:tcW w:type="dxa" w:w="1344"/>
+            <w:vAlign w:val="center"/>
+            <w:tcBorders>
+              <w:top w:val="single" w:sz="4" w:color="A6A6A6"/>
+              <w:left w:val="single" w:sz="4" w:color="A6A6A6"/>
+              <w:bottom w:val="single" w:sz="4" w:color="A6A6A6"/>
+              <w:right w:val="single" w:sz="4" w:color="A6A6A6"/>
+            </w:tcBorders>
+          </w:tcPr>
+          <w:p>
+            <w:pPr>
+              <w:spacing w:before="0" w:after="0" w:line="276" w:lineRule="auto"/>
+              <w:ind w:firstLine="0"/>
+              <w:jc w:val="left"/>
+            </w:pPr>
+            <w:r/>
+            <w:r>
+              <w:rPr>
+                <w:rFonts w:ascii="Times New Roman" w:hAnsi="Times New Roman" w:eastAsia="楷体"/>
+                <w:b w:val="0"/>
+                <w:color w:val="000000"/>
+                <w:sz w:val="18"/>
+              </w:rPr>
+              <w:t>沧州市</w:t>
+            </w:r>
+          </w:p>
+        </w:tc>
+        <w:tc>
+          <w:tcPr>
+            <w:tcW w:type="dxa" w:w="1344"/>
+            <w:vAlign w:val="center"/>
+            <w:tcBorders>
+              <w:top w:val="single" w:sz="4" w:color="A6A6A6"/>
+              <w:left w:val="single" w:sz="4" w:color="A6A6A6"/>
+              <w:bottom w:val="single" w:sz="4" w:color="A6A6A6"/>
+              <w:right w:val="single" w:sz="4" w:color="A6A6A6"/>
+            </w:tcBorders>
+          </w:tcPr>
+          <w:p>
+            <w:pPr>
+              <w:spacing w:before="0" w:after="0" w:line="276" w:lineRule="auto"/>
+              <w:ind w:firstLine="0"/>
+              <w:jc w:val="center"/>
+            </w:pPr>
+            <w:r/>
+            <w:r>
+              <w:rPr>
+                <w:rFonts w:ascii="Times New Roman" w:hAnsi="Times New Roman" w:eastAsia="楷体"/>
+                <w:b w:val="0"/>
+                <w:color w:val="000000"/>
+                <w:sz w:val="18"/>
+              </w:rPr>
+              <w:t>4,930.90</w:t>
+            </w:r>
+          </w:p>
+        </w:tc>
+        <w:tc>
+          <w:tcPr>
+            <w:tcW w:type="dxa" w:w="1344"/>
+            <w:vAlign w:val="center"/>
+            <w:tcBorders>
+              <w:top w:val="single" w:sz="4" w:color="A6A6A6"/>
+              <w:left w:val="single" w:sz="4" w:color="A6A6A6"/>
+              <w:bottom w:val="single" w:sz="4" w:color="A6A6A6"/>
+              <w:right w:val="single" w:sz="4" w:color="A6A6A6"/>
+            </w:tcBorders>
+          </w:tcPr>
+          <w:p>
+            <w:pPr>
+              <w:spacing w:before="0" w:after="0" w:line="276" w:lineRule="auto"/>
+              <w:ind w:firstLine="0"/>
+              <w:jc w:val="center"/>
+            </w:pPr>
+            <w:r/>
+            <w:r>
+              <w:rPr>
+                <w:rFonts w:ascii="Times New Roman" w:hAnsi="Times New Roman" w:eastAsia="楷体"/>
+                <w:b w:val="0"/>
+                <w:color w:val="000000"/>
+                <w:sz w:val="18"/>
+              </w:rPr>
+              <w:t>—</w:t>
+            </w:r>
+          </w:p>
+        </w:tc>
+        <w:tc>
+          <w:tcPr>
+            <w:tcW w:type="dxa" w:w="1344"/>
+            <w:vAlign w:val="center"/>
+            <w:tcBorders>
+              <w:top w:val="single" w:sz="4" w:color="A6A6A6"/>
+              <w:left w:val="single" w:sz="4" w:color="A6A6A6"/>
+              <w:bottom w:val="single" w:sz="4" w:color="A6A6A6"/>
+              <w:right w:val="single" w:sz="4" w:color="A6A6A6"/>
+            </w:tcBorders>
+          </w:tcPr>
+          <w:p>
+            <w:pPr>
+              <w:spacing w:before="0" w:after="0" w:line="276" w:lineRule="auto"/>
+              <w:ind w:firstLine="0"/>
+              <w:jc w:val="center"/>
+            </w:pPr>
+            <w:r/>
+            <w:r>
+              <w:rPr>
+                <w:rFonts w:ascii="Times New Roman" w:hAnsi="Times New Roman" w:eastAsia="楷体"/>
+                <w:b w:val="0"/>
+                <w:color w:val="000000"/>
+                <w:sz w:val="18"/>
+              </w:rPr>
+              <w:t>5.90%</w:t>
+            </w:r>
+          </w:p>
+        </w:tc>
+        <w:tc>
+          <w:tcPr>
+            <w:tcW w:type="dxa" w:w="1344"/>
+            <w:vAlign w:val="center"/>
+            <w:tcBorders>
+              <w:top w:val="single" w:sz="4" w:color="A6A6A6"/>
+              <w:left w:val="single" w:sz="4" w:color="A6A6A6"/>
+              <w:bottom w:val="single" w:sz="4" w:color="A6A6A6"/>
+              <w:right w:val="single" w:sz="4" w:color="A6A6A6"/>
+            </w:tcBorders>
+          </w:tcPr>
+          <w:p>
+            <w:pPr>
+              <w:spacing w:before="0" w:after="0" w:line="276" w:lineRule="auto"/>
+              <w:ind w:firstLine="0"/>
+              <w:jc w:val="center"/>
+            </w:pPr>
+            <w:r/>
+            <w:r>
+              <w:rPr>
+                <w:rFonts w:ascii="Times New Roman" w:hAnsi="Times New Roman" w:eastAsia="楷体"/>
+                <w:b w:val="0"/>
+                <w:color w:val="000000"/>
+                <w:sz w:val="18"/>
+              </w:rPr>
+              <w:t xml:space="preserve"> </w:t>
+            </w:r>
+          </w:p>
+        </w:tc>
+        <w:tc>
+          <w:tcPr>
+            <w:tcW w:type="dxa" w:w="1344"/>
+            <w:vAlign w:val="center"/>
+            <w:tcBorders>
+              <w:top w:val="single" w:sz="4" w:color="A6A6A6"/>
+              <w:left w:val="single" w:sz="4" w:color="A6A6A6"/>
+              <w:bottom w:val="single" w:sz="4" w:color="A6A6A6"/>
+              <w:right w:val="single" w:sz="4" w:color="A6A6A6"/>
+            </w:tcBorders>
+          </w:tcPr>
+          <w:p>
+            <w:pPr>
+              <w:spacing w:before="0" w:after="0" w:line="276" w:lineRule="auto"/>
+              <w:ind w:firstLine="0"/>
+              <w:jc w:val="center"/>
+            </w:pPr>
+            <w:r/>
+            <w:r>
+              <w:rPr>
+                <w:rFonts w:ascii="Times New Roman" w:hAnsi="Times New Roman" w:eastAsia="楷体"/>
+                <w:b w:val="0"/>
+                <w:color w:val="000000"/>
+                <w:sz w:val="18"/>
+              </w:rPr>
+              <w:t>353.17</w:t>
+            </w:r>
+          </w:p>
+        </w:tc>
+        <w:tc>
+          <w:tcPr>
+            <w:tcW w:type="dxa" w:w="1344"/>
+            <w:vAlign w:val="center"/>
+            <w:tcBorders>
+              <w:top w:val="single" w:sz="4" w:color="A6A6A6"/>
+              <w:left w:val="single" w:sz="4" w:color="A6A6A6"/>
+              <w:bottom w:val="single" w:sz="4" w:color="A6A6A6"/>
+              <w:right w:val="single" w:sz="4" w:color="A6A6A6"/>
+            </w:tcBorders>
+          </w:tcPr>
+          <w:p>
+            <w:pPr>
+              <w:spacing w:before="0" w:after="0" w:line="276" w:lineRule="auto"/>
+              <w:ind w:firstLine="0"/>
+              <w:jc w:val="center"/>
+            </w:pPr>
+            <w:r/>
+            <w:r>
+              <w:rPr>
+                <w:rFonts w:ascii="Times New Roman" w:hAnsi="Times New Roman" w:eastAsia="楷体"/>
+                <w:b w:val="0"/>
+                <w:color w:val="000000"/>
+                <w:sz w:val="18"/>
+              </w:rPr>
+              <w:t>—</w:t>
+            </w:r>
+          </w:p>
+        </w:tc>
+      </w:tr>
+      <w:tr>
+        <w:tc>
+          <w:tcPr>
+            <w:tcW w:type="dxa" w:w="1344"/>
+            <w:vAlign w:val="center"/>
+            <w:tcBorders>
+              <w:top w:val="single" w:sz="4" w:color="A6A6A6"/>
+              <w:left w:val="single" w:sz="4" w:color="A6A6A6"/>
+              <w:bottom w:val="single" w:sz="4" w:color="A6A6A6"/>
+              <w:right w:val="single" w:sz="4" w:color="A6A6A6"/>
+            </w:tcBorders>
+          </w:tcPr>
+          <w:p>
+            <w:pPr>
+              <w:spacing w:before="0" w:after="0" w:line="276" w:lineRule="auto"/>
+              <w:ind w:firstLine="0"/>
+              <w:jc w:val="left"/>
+            </w:pPr>
+            <w:r/>
+            <w:r>
+              <w:rPr>
+                <w:rFonts w:ascii="Times New Roman" w:hAnsi="Times New Roman" w:eastAsia="楷体"/>
+                <w:b w:val="0"/>
+                <w:color w:val="000000"/>
+                <w:sz w:val="18"/>
+              </w:rPr>
+              <w:t>邯郸市</w:t>
+            </w:r>
+          </w:p>
+        </w:tc>
+        <w:tc>
+          <w:tcPr>
+            <w:tcW w:type="dxa" w:w="1344"/>
+            <w:vAlign w:val="center"/>
+            <w:tcBorders>
+              <w:top w:val="single" w:sz="4" w:color="A6A6A6"/>
+              <w:left w:val="single" w:sz="4" w:color="A6A6A6"/>
+              <w:bottom w:val="single" w:sz="4" w:color="A6A6A6"/>
+              <w:right w:val="single" w:sz="4" w:color="A6A6A6"/>
+            </w:tcBorders>
+          </w:tcPr>
+          <w:p>
+            <w:pPr>
+              <w:spacing w:before="0" w:after="0" w:line="276" w:lineRule="auto"/>
+              <w:ind w:firstLine="0"/>
+              <w:jc w:val="center"/>
+            </w:pPr>
+            <w:r/>
+            <w:r>
+              <w:rPr>
+                <w:rFonts w:ascii="Times New Roman" w:hAnsi="Times New Roman" w:eastAsia="楷体"/>
+                <w:b w:val="0"/>
+                <w:color w:val="000000"/>
+                <w:sz w:val="18"/>
+              </w:rPr>
+              <w:t>4,920.10</w:t>
+            </w:r>
+          </w:p>
+        </w:tc>
+        <w:tc>
+          <w:tcPr>
+            <w:tcW w:type="dxa" w:w="1344"/>
+            <w:vAlign w:val="center"/>
+            <w:tcBorders>
+              <w:top w:val="single" w:sz="4" w:color="A6A6A6"/>
+              <w:left w:val="single" w:sz="4" w:color="A6A6A6"/>
+              <w:bottom w:val="single" w:sz="4" w:color="A6A6A6"/>
+              <w:right w:val="single" w:sz="4" w:color="A6A6A6"/>
+            </w:tcBorders>
+          </w:tcPr>
+          <w:p>
+            <w:pPr>
+              <w:spacing w:before="0" w:after="0" w:line="276" w:lineRule="auto"/>
+              <w:ind w:firstLine="0"/>
+              <w:jc w:val="center"/>
+            </w:pPr>
+            <w:r/>
+            <w:r>
+              <w:rPr>
+                <w:rFonts w:ascii="Times New Roman" w:hAnsi="Times New Roman" w:eastAsia="楷体"/>
+                <w:b w:val="0"/>
+                <w:color w:val="000000"/>
+                <w:sz w:val="18"/>
+              </w:rPr>
+              <w:t>—</w:t>
+            </w:r>
+          </w:p>
+        </w:tc>
+        <w:tc>
+          <w:tcPr>
+            <w:tcW w:type="dxa" w:w="1344"/>
+            <w:vAlign w:val="center"/>
+            <w:tcBorders>
+              <w:top w:val="single" w:sz="4" w:color="A6A6A6"/>
+              <w:left w:val="single" w:sz="4" w:color="A6A6A6"/>
+              <w:bottom w:val="single" w:sz="4" w:color="A6A6A6"/>
+              <w:right w:val="single" w:sz="4" w:color="A6A6A6"/>
+            </w:tcBorders>
+          </w:tcPr>
+          <w:p>
+            <w:pPr>
+              <w:spacing w:before="0" w:after="0" w:line="276" w:lineRule="auto"/>
+              <w:ind w:firstLine="0"/>
+              <w:jc w:val="center"/>
+            </w:pPr>
+            <w:r/>
+            <w:r>
+              <w:rPr>
+                <w:rFonts w:ascii="Times New Roman" w:hAnsi="Times New Roman" w:eastAsia="楷体"/>
+                <w:b w:val="0"/>
+                <w:color w:val="000000"/>
+                <w:sz w:val="18"/>
+              </w:rPr>
+              <w:t>6.40%</w:t>
+            </w:r>
+          </w:p>
+        </w:tc>
+        <w:tc>
+          <w:tcPr>
+            <w:tcW w:type="dxa" w:w="1344"/>
+            <w:vAlign w:val="center"/>
+            <w:tcBorders>
+              <w:top w:val="single" w:sz="4" w:color="A6A6A6"/>
+              <w:left w:val="single" w:sz="4" w:color="A6A6A6"/>
+              <w:bottom w:val="single" w:sz="4" w:color="A6A6A6"/>
+              <w:right w:val="single" w:sz="4" w:color="A6A6A6"/>
+            </w:tcBorders>
+          </w:tcPr>
+          <w:p>
+            <w:pPr>
+              <w:spacing w:before="0" w:after="0" w:line="276" w:lineRule="auto"/>
+              <w:ind w:firstLine="0"/>
+              <w:jc w:val="center"/>
+            </w:pPr>
+            <w:r/>
+            <w:r>
+              <w:rPr>
+                <w:rFonts w:ascii="Times New Roman" w:hAnsi="Times New Roman" w:eastAsia="楷体"/>
+                <w:b w:val="0"/>
+                <w:color w:val="000000"/>
+                <w:sz w:val="18"/>
+              </w:rPr>
+              <w:t xml:space="preserve"> </w:t>
+            </w:r>
+          </w:p>
+        </w:tc>
+        <w:tc>
+          <w:tcPr>
+            <w:tcW w:type="dxa" w:w="1344"/>
+            <w:vAlign w:val="center"/>
+            <w:tcBorders>
+              <w:top w:val="single" w:sz="4" w:color="A6A6A6"/>
+              <w:left w:val="single" w:sz="4" w:color="A6A6A6"/>
+              <w:bottom w:val="single" w:sz="4" w:color="A6A6A6"/>
+              <w:right w:val="single" w:sz="4" w:color="A6A6A6"/>
+            </w:tcBorders>
+          </w:tcPr>
+          <w:p>
+            <w:pPr>
+              <w:spacing w:before="0" w:after="0" w:line="276" w:lineRule="auto"/>
+              <w:ind w:firstLine="0"/>
+              <w:jc w:val="center"/>
+            </w:pPr>
+            <w:r/>
+            <w:r>
+              <w:rPr>
+                <w:rFonts w:ascii="Times New Roman" w:hAnsi="Times New Roman" w:eastAsia="楷体"/>
+                <w:b w:val="0"/>
+                <w:color w:val="000000"/>
+                <w:sz w:val="18"/>
+              </w:rPr>
+              <w:t>386.37</w:t>
+            </w:r>
+          </w:p>
+        </w:tc>
+        <w:tc>
+          <w:tcPr>
+            <w:tcW w:type="dxa" w:w="1344"/>
+            <w:vAlign w:val="center"/>
+            <w:tcBorders>
+              <w:top w:val="single" w:sz="4" w:color="A6A6A6"/>
+              <w:left w:val="single" w:sz="4" w:color="A6A6A6"/>
+              <w:bottom w:val="single" w:sz="4" w:color="A6A6A6"/>
+              <w:right w:val="single" w:sz="4" w:color="A6A6A6"/>
+            </w:tcBorders>
+          </w:tcPr>
+          <w:p>
+            <w:pPr>
+              <w:spacing w:before="0" w:after="0" w:line="276" w:lineRule="auto"/>
+              <w:ind w:firstLine="0"/>
+              <w:jc w:val="center"/>
+            </w:pPr>
+            <w:r/>
+            <w:r>
+              <w:rPr>
+                <w:rFonts w:ascii="Times New Roman" w:hAnsi="Times New Roman" w:eastAsia="楷体"/>
+                <w:b w:val="0"/>
+                <w:color w:val="000000"/>
+                <w:sz w:val="18"/>
+              </w:rPr>
+              <w:t>—</w:t>
+            </w:r>
+          </w:p>
+        </w:tc>
+      </w:tr>
+      <w:tr>
+        <w:tc>
+          <w:tcPr>
+            <w:tcW w:type="dxa" w:w="1344"/>
+            <w:vAlign w:val="center"/>
+            <w:tcBorders>
+              <w:top w:val="single" w:sz="4" w:color="A6A6A6"/>
+              <w:left w:val="single" w:sz="4" w:color="A6A6A6"/>
+              <w:bottom w:val="single" w:sz="4" w:color="A6A6A6"/>
+              <w:right w:val="single" w:sz="4" w:color="A6A6A6"/>
+            </w:tcBorders>
+          </w:tcPr>
+          <w:p>
+            <w:pPr>
+              <w:spacing w:before="0" w:after="0" w:line="276" w:lineRule="auto"/>
+              <w:ind w:firstLine="0"/>
+              <w:jc w:val="left"/>
+            </w:pPr>
+            <w:r/>
+            <w:r>
+              <w:rPr>
+                <w:rFonts w:ascii="Times New Roman" w:hAnsi="Times New Roman" w:eastAsia="楷体"/>
+                <w:b w:val="0"/>
+                <w:color w:val="000000"/>
+                <w:sz w:val="18"/>
+              </w:rPr>
+              <w:t>廊坊市</w:t>
+            </w:r>
+          </w:p>
+        </w:tc>
+        <w:tc>
+          <w:tcPr>
+            <w:tcW w:type="dxa" w:w="1344"/>
+            <w:vAlign w:val="center"/>
+            <w:tcBorders>
+              <w:top w:val="single" w:sz="4" w:color="A6A6A6"/>
+              <w:left w:val="single" w:sz="4" w:color="A6A6A6"/>
+              <w:bottom w:val="single" w:sz="4" w:color="A6A6A6"/>
+              <w:right w:val="single" w:sz="4" w:color="A6A6A6"/>
+            </w:tcBorders>
+          </w:tcPr>
+          <w:p>
+            <w:pPr>
+              <w:spacing w:before="0" w:after="0" w:line="276" w:lineRule="auto"/>
+              <w:ind w:firstLine="0"/>
+              <w:jc w:val="center"/>
+            </w:pPr>
+            <w:r/>
+            <w:r>
+              <w:rPr>
+                <w:rFonts w:ascii="Times New Roman" w:hAnsi="Times New Roman" w:eastAsia="楷体"/>
+                <w:b w:val="0"/>
+                <w:color w:val="000000"/>
+                <w:sz w:val="18"/>
+              </w:rPr>
+              <w:t>4,040.50</w:t>
+            </w:r>
+          </w:p>
+        </w:tc>
+        <w:tc>
+          <w:tcPr>
+            <w:tcW w:type="dxa" w:w="1344"/>
+            <w:vAlign w:val="center"/>
+            <w:tcBorders>
+              <w:top w:val="single" w:sz="4" w:color="A6A6A6"/>
+              <w:left w:val="single" w:sz="4" w:color="A6A6A6"/>
+              <w:bottom w:val="single" w:sz="4" w:color="A6A6A6"/>
+              <w:right w:val="single" w:sz="4" w:color="A6A6A6"/>
+            </w:tcBorders>
+          </w:tcPr>
+          <w:p>
+            <w:pPr>
+              <w:spacing w:before="0" w:after="0" w:line="276" w:lineRule="auto"/>
+              <w:ind w:firstLine="0"/>
+              <w:jc w:val="center"/>
+            </w:pPr>
+            <w:r/>
+            <w:r>
+              <w:rPr>
+                <w:rFonts w:ascii="Times New Roman" w:hAnsi="Times New Roman" w:eastAsia="楷体"/>
+                <w:b w:val="0"/>
+                <w:color w:val="000000"/>
+                <w:sz w:val="18"/>
+              </w:rPr>
+              <w:t>—</w:t>
+            </w:r>
+          </w:p>
+        </w:tc>
+        <w:tc>
+          <w:tcPr>
+            <w:tcW w:type="dxa" w:w="1344"/>
+            <w:vAlign w:val="center"/>
+            <w:tcBorders>
+              <w:top w:val="single" w:sz="4" w:color="A6A6A6"/>
+              <w:left w:val="single" w:sz="4" w:color="A6A6A6"/>
+              <w:bottom w:val="single" w:sz="4" w:color="A6A6A6"/>
+              <w:right w:val="single" w:sz="4" w:color="A6A6A6"/>
+            </w:tcBorders>
+          </w:tcPr>
+          <w:p>
+            <w:pPr>
+              <w:spacing w:before="0" w:after="0" w:line="276" w:lineRule="auto"/>
+              <w:ind w:firstLine="0"/>
+              <w:jc w:val="center"/>
+            </w:pPr>
+            <w:r/>
+            <w:r>
+              <w:rPr>
+                <w:rFonts w:ascii="Times New Roman" w:hAnsi="Times New Roman" w:eastAsia="楷体"/>
+                <w:b w:val="0"/>
+                <w:color w:val="000000"/>
+                <w:sz w:val="18"/>
+              </w:rPr>
+              <w:t>5.80%</w:t>
+            </w:r>
+          </w:p>
+        </w:tc>
+        <w:tc>
+          <w:tcPr>
+            <w:tcW w:type="dxa" w:w="1344"/>
+            <w:vAlign w:val="center"/>
+            <w:tcBorders>
+              <w:top w:val="single" w:sz="4" w:color="A6A6A6"/>
+              <w:left w:val="single" w:sz="4" w:color="A6A6A6"/>
+              <w:bottom w:val="single" w:sz="4" w:color="A6A6A6"/>
+              <w:right w:val="single" w:sz="4" w:color="A6A6A6"/>
+            </w:tcBorders>
+          </w:tcPr>
+          <w:p>
+            <w:pPr>
+              <w:spacing w:before="0" w:after="0" w:line="276" w:lineRule="auto"/>
+              <w:ind w:firstLine="0"/>
+              <w:jc w:val="center"/>
+            </w:pPr>
+            <w:r/>
+            <w:r>
+              <w:rPr>
+                <w:rFonts w:ascii="Times New Roman" w:hAnsi="Times New Roman" w:eastAsia="楷体"/>
+                <w:b w:val="0"/>
+                <w:color w:val="000000"/>
+                <w:sz w:val="18"/>
+              </w:rPr>
+              <w:t xml:space="preserve"> </w:t>
+            </w:r>
+          </w:p>
+        </w:tc>
+        <w:tc>
+          <w:tcPr>
+            <w:tcW w:type="dxa" w:w="1344"/>
+            <w:vAlign w:val="center"/>
+            <w:tcBorders>
+              <w:top w:val="single" w:sz="4" w:color="A6A6A6"/>
+              <w:left w:val="single" w:sz="4" w:color="A6A6A6"/>
+              <w:bottom w:val="single" w:sz="4" w:color="A6A6A6"/>
+              <w:right w:val="single" w:sz="4" w:color="A6A6A6"/>
+            </w:tcBorders>
+          </w:tcPr>
+          <w:p>
+            <w:pPr>
+              <w:spacing w:before="0" w:after="0" w:line="276" w:lineRule="auto"/>
+              <w:ind w:firstLine="0"/>
+              <w:jc w:val="center"/>
+            </w:pPr>
+            <w:r/>
+            <w:r>
+              <w:rPr>
+                <w:rFonts w:ascii="Times New Roman" w:hAnsi="Times New Roman" w:eastAsia="楷体"/>
+                <w:b w:val="0"/>
+                <w:color w:val="000000"/>
+                <w:sz w:val="18"/>
+              </w:rPr>
+              <w:t>311.80</w:t>
+            </w:r>
+          </w:p>
+        </w:tc>
+        <w:tc>
+          <w:tcPr>
+            <w:tcW w:type="dxa" w:w="1344"/>
+            <w:vAlign w:val="center"/>
+            <w:tcBorders>
+              <w:top w:val="single" w:sz="4" w:color="A6A6A6"/>
+              <w:left w:val="single" w:sz="4" w:color="A6A6A6"/>
+              <w:bottom w:val="single" w:sz="4" w:color="A6A6A6"/>
+              <w:right w:val="single" w:sz="4" w:color="A6A6A6"/>
+            </w:tcBorders>
+          </w:tcPr>
+          <w:p>
+            <w:pPr>
+              <w:spacing w:before="0" w:after="0" w:line="276" w:lineRule="auto"/>
+              <w:ind w:firstLine="0"/>
+              <w:jc w:val="center"/>
+            </w:pPr>
+            <w:r/>
+            <w:r>
+              <w:rPr>
+                <w:rFonts w:ascii="Times New Roman" w:hAnsi="Times New Roman" w:eastAsia="楷体"/>
+                <w:b w:val="0"/>
+                <w:color w:val="000000"/>
+                <w:sz w:val="18"/>
+              </w:rPr>
+              <w:t>—</w:t>
+            </w:r>
+          </w:p>
+        </w:tc>
+      </w:tr>
+      <w:tr>
+        <w:tc>
+          <w:tcPr>
+            <w:tcW w:type="dxa" w:w="1344"/>
+            <w:vAlign w:val="center"/>
+            <w:tcBorders>
+              <w:top w:val="single" w:sz="4" w:color="A6A6A6"/>
+              <w:left w:val="single" w:sz="4" w:color="A6A6A6"/>
+              <w:bottom w:val="single" w:sz="4" w:color="A6A6A6"/>
+              <w:right w:val="single" w:sz="4" w:color="A6A6A6"/>
+            </w:tcBorders>
+          </w:tcPr>
+          <w:p>
+            <w:pPr>
+              <w:spacing w:before="0" w:after="0" w:line="276" w:lineRule="auto"/>
+              <w:ind w:firstLine="0"/>
+              <w:jc w:val="left"/>
+            </w:pPr>
+            <w:r/>
+            <w:r>
+              <w:rPr>
+                <w:rFonts w:ascii="Times New Roman" w:hAnsi="Times New Roman" w:eastAsia="楷体"/>
+                <w:b w:val="0"/>
+                <w:color w:val="000000"/>
+                <w:sz w:val="18"/>
+              </w:rPr>
+              <w:t>邢台市</w:t>
+            </w:r>
+          </w:p>
+        </w:tc>
+        <w:tc>
+          <w:tcPr>
+            <w:tcW w:type="dxa" w:w="1344"/>
+            <w:vAlign w:val="center"/>
+            <w:tcBorders>
+              <w:top w:val="single" w:sz="4" w:color="A6A6A6"/>
+              <w:left w:val="single" w:sz="4" w:color="A6A6A6"/>
+              <w:bottom w:val="single" w:sz="4" w:color="A6A6A6"/>
+              <w:right w:val="single" w:sz="4" w:color="A6A6A6"/>
+            </w:tcBorders>
+          </w:tcPr>
+          <w:p>
+            <w:pPr>
+              <w:spacing w:before="0" w:after="0" w:line="276" w:lineRule="auto"/>
+              <w:ind w:firstLine="0"/>
+              <w:jc w:val="center"/>
+            </w:pPr>
+            <w:r/>
+            <w:r>
+              <w:rPr>
+                <w:rFonts w:ascii="Times New Roman" w:hAnsi="Times New Roman" w:eastAsia="楷体"/>
+                <w:b w:val="0"/>
+                <w:color w:val="000000"/>
+                <w:sz w:val="18"/>
+              </w:rPr>
+              <w:t>2,800.00</w:t>
+            </w:r>
+          </w:p>
+        </w:tc>
+        <w:tc>
+          <w:tcPr>
+            <w:tcW w:type="dxa" w:w="1344"/>
+            <w:vAlign w:val="center"/>
+            <w:tcBorders>
+              <w:top w:val="single" w:sz="4" w:color="A6A6A6"/>
+              <w:left w:val="single" w:sz="4" w:color="A6A6A6"/>
+              <w:bottom w:val="single" w:sz="4" w:color="A6A6A6"/>
+              <w:right w:val="single" w:sz="4" w:color="A6A6A6"/>
+            </w:tcBorders>
+          </w:tcPr>
+          <w:p>
+            <w:pPr>
+              <w:spacing w:before="0" w:after="0" w:line="276" w:lineRule="auto"/>
+              <w:ind w:firstLine="0"/>
+              <w:jc w:val="center"/>
+            </w:pPr>
+            <w:r/>
+            <w:r>
+              <w:rPr>
+                <w:rFonts w:ascii="Times New Roman" w:hAnsi="Times New Roman" w:eastAsia="楷体"/>
+                <w:b w:val="0"/>
+                <w:color w:val="000000"/>
+                <w:sz w:val="18"/>
+              </w:rPr>
+              <w:t>—</w:t>
+            </w:r>
+          </w:p>
+        </w:tc>
+        <w:tc>
+          <w:tcPr>
+            <w:tcW w:type="dxa" w:w="1344"/>
+            <w:vAlign w:val="center"/>
+            <w:tcBorders>
+              <w:top w:val="single" w:sz="4" w:color="A6A6A6"/>
+              <w:left w:val="single" w:sz="4" w:color="A6A6A6"/>
+              <w:bottom w:val="single" w:sz="4" w:color="A6A6A6"/>
+              <w:right w:val="single" w:sz="4" w:color="A6A6A6"/>
+            </w:tcBorders>
+          </w:tcPr>
+          <w:p>
+            <w:pPr>
+              <w:spacing w:before="0" w:after="0" w:line="276" w:lineRule="auto"/>
+              <w:ind w:firstLine="0"/>
+              <w:jc w:val="center"/>
+            </w:pPr>
+            <w:r/>
+            <w:r>
+              <w:rPr>
+                <w:rFonts w:ascii="Times New Roman" w:hAnsi="Times New Roman" w:eastAsia="楷体"/>
+                <w:b w:val="0"/>
+                <w:color w:val="000000"/>
+                <w:sz w:val="18"/>
+              </w:rPr>
+              <w:t>5.00%</w:t>
+            </w:r>
+          </w:p>
+        </w:tc>
+        <w:tc>
+          <w:tcPr>
+            <w:tcW w:type="dxa" w:w="1344"/>
+            <w:vAlign w:val="center"/>
+            <w:tcBorders>
+              <w:top w:val="single" w:sz="4" w:color="A6A6A6"/>
+              <w:left w:val="single" w:sz="4" w:color="A6A6A6"/>
+              <w:bottom w:val="single" w:sz="4" w:color="A6A6A6"/>
+              <w:right w:val="single" w:sz="4" w:color="A6A6A6"/>
+            </w:tcBorders>
+          </w:tcPr>
+          <w:p>
+            <w:pPr>
+              <w:spacing w:before="0" w:after="0" w:line="276" w:lineRule="auto"/>
+              <w:ind w:firstLine="0"/>
+              <w:jc w:val="center"/>
+            </w:pPr>
+            <w:r/>
+            <w:r>
+              <w:rPr>
+                <w:rFonts w:ascii="Times New Roman" w:hAnsi="Times New Roman" w:eastAsia="楷体"/>
+                <w:b w:val="0"/>
+                <w:color w:val="000000"/>
+                <w:sz w:val="18"/>
+              </w:rPr>
+              <w:t xml:space="preserve"> </w:t>
+            </w:r>
+          </w:p>
+        </w:tc>
+        <w:tc>
+          <w:tcPr>
+            <w:tcW w:type="dxa" w:w="1344"/>
+            <w:vAlign w:val="center"/>
+            <w:tcBorders>
+              <w:top w:val="single" w:sz="4" w:color="A6A6A6"/>
+              <w:left w:val="single" w:sz="4" w:color="A6A6A6"/>
+              <w:bottom w:val="single" w:sz="4" w:color="A6A6A6"/>
+              <w:right w:val="single" w:sz="4" w:color="A6A6A6"/>
+            </w:tcBorders>
+          </w:tcPr>
+          <w:p>
+            <w:pPr>
+              <w:spacing w:before="0" w:after="0" w:line="276" w:lineRule="auto"/>
+              <w:ind w:firstLine="0"/>
+              <w:jc w:val="center"/>
+            </w:pPr>
+            <w:r/>
+            <w:r>
+              <w:rPr>
+                <w:rFonts w:ascii="Times New Roman" w:hAnsi="Times New Roman" w:eastAsia="楷体"/>
+                <w:b w:val="0"/>
+                <w:color w:val="000000"/>
+                <w:sz w:val="18"/>
+              </w:rPr>
+              <w:t>220.90</w:t>
+            </w:r>
+          </w:p>
+        </w:tc>
+        <w:tc>
+          <w:tcPr>
+            <w:tcW w:type="dxa" w:w="1344"/>
+            <w:vAlign w:val="center"/>
+            <w:tcBorders>
+              <w:top w:val="single" w:sz="4" w:color="A6A6A6"/>
+              <w:left w:val="single" w:sz="4" w:color="A6A6A6"/>
+              <w:bottom w:val="single" w:sz="4" w:color="A6A6A6"/>
+              <w:right w:val="single" w:sz="4" w:color="A6A6A6"/>
+            </w:tcBorders>
+          </w:tcPr>
+          <w:p>
+            <w:pPr>
+              <w:spacing w:before="0" w:after="0" w:line="276" w:lineRule="auto"/>
+              <w:ind w:firstLine="0"/>
+              <w:jc w:val="center"/>
+            </w:pPr>
+            <w:r/>
+            <w:r>
+              <w:rPr>
+                <w:rFonts w:ascii="Times New Roman" w:hAnsi="Times New Roman" w:eastAsia="楷体"/>
+                <w:b w:val="0"/>
+                <w:color w:val="000000"/>
+                <w:sz w:val="18"/>
+              </w:rPr>
+              <w:t>—</w:t>
+            </w:r>
+          </w:p>
+        </w:tc>
+      </w:tr>
+      <w:tr>
+        <w:tc>
+          <w:tcPr>
+            <w:tcW w:type="dxa" w:w="1344"/>
+            <w:vAlign w:val="center"/>
+            <w:tcBorders>
+              <w:top w:val="single" w:sz="4" w:color="A6A6A6"/>
+              <w:left w:val="single" w:sz="4" w:color="A6A6A6"/>
+              <w:bottom w:val="single" w:sz="4" w:color="A6A6A6"/>
+              <w:right w:val="single" w:sz="4" w:color="A6A6A6"/>
+            </w:tcBorders>
+          </w:tcPr>
+          <w:p>
+            <w:pPr>
+              <w:spacing w:before="0" w:after="0" w:line="276" w:lineRule="auto"/>
+              <w:ind w:firstLine="0"/>
+              <w:jc w:val="left"/>
+            </w:pPr>
+            <w:r/>
+            <w:r>
+              <w:rPr>
+                <w:rFonts w:ascii="Times New Roman" w:hAnsi="Times New Roman" w:eastAsia="楷体"/>
+                <w:b w:val="0"/>
+                <w:color w:val="000000"/>
+                <w:sz w:val="18"/>
+              </w:rPr>
+              <w:t>秦皇岛市</w:t>
+            </w:r>
+          </w:p>
+        </w:tc>
+        <w:tc>
+          <w:tcPr>
+            <w:tcW w:type="dxa" w:w="1344"/>
+            <w:vAlign w:val="center"/>
+            <w:tcBorders>
+              <w:top w:val="single" w:sz="4" w:color="A6A6A6"/>
+              <w:left w:val="single" w:sz="4" w:color="A6A6A6"/>
+              <w:bottom w:val="single" w:sz="4" w:color="A6A6A6"/>
+              <w:right w:val="single" w:sz="4" w:color="A6A6A6"/>
+            </w:tcBorders>
+          </w:tcPr>
+          <w:p>
+            <w:pPr>
+              <w:spacing w:before="0" w:after="0" w:line="276" w:lineRule="auto"/>
+              <w:ind w:firstLine="0"/>
+              <w:jc w:val="center"/>
+            </w:pPr>
+            <w:r/>
+            <w:r>
+              <w:rPr>
+                <w:rFonts w:ascii="Times New Roman" w:hAnsi="Times New Roman" w:eastAsia="楷体"/>
+                <w:b w:val="0"/>
+                <w:color w:val="000000"/>
+                <w:sz w:val="18"/>
+              </w:rPr>
+              <w:t>2,200.40</w:t>
+            </w:r>
+          </w:p>
+        </w:tc>
+        <w:tc>
+          <w:tcPr>
+            <w:tcW w:type="dxa" w:w="1344"/>
+            <w:vAlign w:val="center"/>
+            <w:tcBorders>
+              <w:top w:val="single" w:sz="4" w:color="A6A6A6"/>
+              <w:left w:val="single" w:sz="4" w:color="A6A6A6"/>
+              <w:bottom w:val="single" w:sz="4" w:color="A6A6A6"/>
+              <w:right w:val="single" w:sz="4" w:color="A6A6A6"/>
+            </w:tcBorders>
+          </w:tcPr>
+          <w:p>
+            <w:pPr>
+              <w:spacing w:before="0" w:after="0" w:line="276" w:lineRule="auto"/>
+              <w:ind w:firstLine="0"/>
+              <w:jc w:val="center"/>
+            </w:pPr>
+            <w:r/>
+            <w:r>
+              <w:rPr>
+                <w:rFonts w:ascii="Times New Roman" w:hAnsi="Times New Roman" w:eastAsia="楷体"/>
+                <w:b w:val="0"/>
+                <w:color w:val="000000"/>
+                <w:sz w:val="18"/>
+              </w:rPr>
+              <w:t>7.00</w:t>
+            </w:r>
+          </w:p>
+        </w:tc>
+        <w:tc>
+          <w:tcPr>
+            <w:tcW w:type="dxa" w:w="1344"/>
+            <w:vAlign w:val="center"/>
+            <w:tcBorders>
+              <w:top w:val="single" w:sz="4" w:color="A6A6A6"/>
+              <w:left w:val="single" w:sz="4" w:color="A6A6A6"/>
+              <w:bottom w:val="single" w:sz="4" w:color="A6A6A6"/>
+              <w:right w:val="single" w:sz="4" w:color="A6A6A6"/>
+            </w:tcBorders>
+          </w:tcPr>
+          <w:p>
+            <w:pPr>
+              <w:spacing w:before="0" w:after="0" w:line="276" w:lineRule="auto"/>
+              <w:ind w:firstLine="0"/>
+              <w:jc w:val="center"/>
+            </w:pPr>
+            <w:r/>
+            <w:r>
+              <w:rPr>
+                <w:rFonts w:ascii="Times New Roman" w:hAnsi="Times New Roman" w:eastAsia="楷体"/>
+                <w:b w:val="0"/>
+                <w:color w:val="000000"/>
+                <w:sz w:val="18"/>
+              </w:rPr>
+              <w:t>5.90%</w:t>
+            </w:r>
+          </w:p>
+        </w:tc>
+        <w:tc>
+          <w:tcPr>
+            <w:tcW w:type="dxa" w:w="1344"/>
+            <w:vAlign w:val="center"/>
+            <w:tcBorders>
+              <w:top w:val="single" w:sz="4" w:color="A6A6A6"/>
+              <w:left w:val="single" w:sz="4" w:color="A6A6A6"/>
+              <w:bottom w:val="single" w:sz="4" w:color="A6A6A6"/>
+              <w:right w:val="single" w:sz="4" w:color="A6A6A6"/>
+            </w:tcBorders>
+          </w:tcPr>
+          <w:p>
+            <w:pPr>
+              <w:spacing w:before="0" w:after="0" w:line="276" w:lineRule="auto"/>
+              <w:ind w:firstLine="0"/>
+              <w:jc w:val="center"/>
+            </w:pPr>
+            <w:r/>
+            <w:r>
+              <w:rPr>
+                <w:rFonts w:ascii="Times New Roman" w:hAnsi="Times New Roman" w:eastAsia="楷体"/>
+                <w:b w:val="0"/>
+                <w:color w:val="000000"/>
+                <w:sz w:val="18"/>
+              </w:rPr>
+              <w:t xml:space="preserve"> </w:t>
+            </w:r>
+          </w:p>
+        </w:tc>
+        <w:tc>
+          <w:tcPr>
+            <w:tcW w:type="dxa" w:w="1344"/>
+            <w:vAlign w:val="center"/>
+            <w:tcBorders>
+              <w:top w:val="single" w:sz="4" w:color="A6A6A6"/>
+              <w:left w:val="single" w:sz="4" w:color="A6A6A6"/>
+              <w:bottom w:val="single" w:sz="4" w:color="A6A6A6"/>
+              <w:right w:val="single" w:sz="4" w:color="A6A6A6"/>
+            </w:tcBorders>
+          </w:tcPr>
+          <w:p>
+            <w:pPr>
+              <w:spacing w:before="0" w:after="0" w:line="276" w:lineRule="auto"/>
+              <w:ind w:firstLine="0"/>
+              <w:jc w:val="center"/>
+            </w:pPr>
+            <w:r/>
+            <w:r>
+              <w:rPr>
+                <w:rFonts w:ascii="Times New Roman" w:hAnsi="Times New Roman" w:eastAsia="楷体"/>
+                <w:b w:val="0"/>
+                <w:color w:val="000000"/>
+                <w:sz w:val="18"/>
+              </w:rPr>
+              <w:t>174.70</w:t>
+            </w:r>
+          </w:p>
+        </w:tc>
+        <w:tc>
+          <w:tcPr>
+            <w:tcW w:type="dxa" w:w="1344"/>
+            <w:vAlign w:val="center"/>
+            <w:tcBorders>
+              <w:top w:val="single" w:sz="4" w:color="A6A6A6"/>
+              <w:left w:val="single" w:sz="4" w:color="A6A6A6"/>
+              <w:bottom w:val="single" w:sz="4" w:color="A6A6A6"/>
+              <w:right w:val="single" w:sz="4" w:color="A6A6A6"/>
+            </w:tcBorders>
+          </w:tcPr>
+          <w:p>
+            <w:pPr>
+              <w:spacing w:before="0" w:after="0" w:line="276" w:lineRule="auto"/>
+              <w:ind w:firstLine="0"/>
+              <w:jc w:val="center"/>
+            </w:pPr>
+            <w:r/>
+            <w:r>
+              <w:rPr>
+                <w:rFonts w:ascii="Times New Roman" w:hAnsi="Times New Roman" w:eastAsia="楷体"/>
+                <w:b w:val="0"/>
+                <w:color w:val="000000"/>
+                <w:sz w:val="18"/>
+              </w:rPr>
+              <w:t>—</w:t>
+            </w:r>
+          </w:p>
+        </w:tc>
+      </w:tr>
+      <w:tr>
+        <w:tc>
+          <w:tcPr>
+            <w:tcW w:type="dxa" w:w="1344"/>
+            <w:vAlign w:val="center"/>
+            <w:tcBorders>
+              <w:top w:val="single" w:sz="4" w:color="A6A6A6"/>
+              <w:left w:val="single" w:sz="4" w:color="A6A6A6"/>
+              <w:bottom w:val="single" w:sz="4" w:color="A6A6A6"/>
+              <w:right w:val="single" w:sz="4" w:color="A6A6A6"/>
+            </w:tcBorders>
+          </w:tcPr>
+          <w:p>
+            <w:pPr>
+              <w:spacing w:before="0" w:after="0" w:line="276" w:lineRule="auto"/>
+              <w:ind w:firstLine="0"/>
+              <w:jc w:val="left"/>
+            </w:pPr>
+            <w:r/>
+            <w:r>
+              <w:rPr>
+                <w:rFonts w:ascii="Times New Roman" w:hAnsi="Times New Roman" w:eastAsia="楷体"/>
+                <w:b w:val="0"/>
+                <w:color w:val="000000"/>
+                <w:sz w:val="18"/>
+              </w:rPr>
+              <w:t>衡水市</w:t>
+            </w:r>
+          </w:p>
+        </w:tc>
+        <w:tc>
+          <w:tcPr>
+            <w:tcW w:type="dxa" w:w="1344"/>
+            <w:vAlign w:val="center"/>
+            <w:tcBorders>
+              <w:top w:val="single" w:sz="4" w:color="A6A6A6"/>
+              <w:left w:val="single" w:sz="4" w:color="A6A6A6"/>
+              <w:bottom w:val="single" w:sz="4" w:color="A6A6A6"/>
+              <w:right w:val="single" w:sz="4" w:color="A6A6A6"/>
+            </w:tcBorders>
+          </w:tcPr>
+          <w:p>
+            <w:pPr>
+              <w:spacing w:before="0" w:after="0" w:line="276" w:lineRule="auto"/>
+              <w:ind w:firstLine="0"/>
+              <w:jc w:val="center"/>
+            </w:pPr>
+            <w:r/>
+            <w:r>
+              <w:rPr>
+                <w:rFonts w:ascii="Times New Roman" w:hAnsi="Times New Roman" w:eastAsia="楷体"/>
+                <w:b w:val="0"/>
+                <w:color w:val="000000"/>
+                <w:sz w:val="18"/>
+              </w:rPr>
+              <w:t>2,011.80</w:t>
+            </w:r>
+          </w:p>
+        </w:tc>
+        <w:tc>
+          <w:tcPr>
+            <w:tcW w:type="dxa" w:w="1344"/>
+            <w:vAlign w:val="center"/>
+            <w:tcBorders>
+              <w:top w:val="single" w:sz="4" w:color="A6A6A6"/>
+              <w:left w:val="single" w:sz="4" w:color="A6A6A6"/>
+              <w:bottom w:val="single" w:sz="4" w:color="A6A6A6"/>
+              <w:right w:val="single" w:sz="4" w:color="A6A6A6"/>
+            </w:tcBorders>
+          </w:tcPr>
+          <w:p>
+            <w:pPr>
+              <w:spacing w:before="0" w:after="0" w:line="276" w:lineRule="auto"/>
+              <w:ind w:firstLine="0"/>
+              <w:jc w:val="center"/>
+            </w:pPr>
+            <w:r/>
+            <w:r>
+              <w:rPr>
+                <w:rFonts w:ascii="Times New Roman" w:hAnsi="Times New Roman" w:eastAsia="楷体"/>
+                <w:b w:val="0"/>
+                <w:color w:val="000000"/>
+                <w:sz w:val="18"/>
+              </w:rPr>
+              <w:t>—</w:t>
+            </w:r>
+          </w:p>
+        </w:tc>
+        <w:tc>
+          <w:tcPr>
+            <w:tcW w:type="dxa" w:w="1344"/>
+            <w:vAlign w:val="center"/>
+            <w:tcBorders>
+              <w:top w:val="single" w:sz="4" w:color="A6A6A6"/>
+              <w:left w:val="single" w:sz="4" w:color="A6A6A6"/>
+              <w:bottom w:val="single" w:sz="4" w:color="A6A6A6"/>
+              <w:right w:val="single" w:sz="4" w:color="A6A6A6"/>
+            </w:tcBorders>
+          </w:tcPr>
+          <w:p>
+            <w:pPr>
+              <w:spacing w:before="0" w:after="0" w:line="276" w:lineRule="auto"/>
+              <w:ind w:firstLine="0"/>
+              <w:jc w:val="center"/>
+            </w:pPr>
+            <w:r/>
+            <w:r>
+              <w:rPr>
+                <w:rFonts w:ascii="Times New Roman" w:hAnsi="Times New Roman" w:eastAsia="楷体"/>
+                <w:b w:val="0"/>
+                <w:color w:val="000000"/>
+                <w:sz w:val="18"/>
+              </w:rPr>
+              <w:t>5.50%</w:t>
+            </w:r>
+          </w:p>
+        </w:tc>
+        <w:tc>
+          <w:tcPr>
+            <w:tcW w:type="dxa" w:w="1344"/>
+            <w:vAlign w:val="center"/>
+            <w:tcBorders>
+              <w:top w:val="single" w:sz="4" w:color="A6A6A6"/>
+              <w:left w:val="single" w:sz="4" w:color="A6A6A6"/>
+              <w:bottom w:val="single" w:sz="4" w:color="A6A6A6"/>
+              <w:right w:val="single" w:sz="4" w:color="A6A6A6"/>
+            </w:tcBorders>
+          </w:tcPr>
+          <w:p>
+            <w:pPr>
+              <w:spacing w:before="0" w:after="0" w:line="276" w:lineRule="auto"/>
+              <w:ind w:firstLine="0"/>
+              <w:jc w:val="center"/>
+            </w:pPr>
+            <w:r/>
+            <w:r>
+              <w:rPr>
+                <w:rFonts w:ascii="Times New Roman" w:hAnsi="Times New Roman" w:eastAsia="楷体"/>
+                <w:b w:val="0"/>
+                <w:color w:val="000000"/>
+                <w:sz w:val="18"/>
+              </w:rPr>
+              <w:t>12.8:32.7:54.5</w:t>
+            </w:r>
+          </w:p>
+        </w:tc>
+        <w:tc>
+          <w:tcPr>
+            <w:tcW w:type="dxa" w:w="1344"/>
+            <w:vAlign w:val="center"/>
+            <w:tcBorders>
+              <w:top w:val="single" w:sz="4" w:color="A6A6A6"/>
+              <w:left w:val="single" w:sz="4" w:color="A6A6A6"/>
+              <w:bottom w:val="single" w:sz="4" w:color="A6A6A6"/>
+              <w:right w:val="single" w:sz="4" w:color="A6A6A6"/>
+            </w:tcBorders>
+          </w:tcPr>
+          <w:p>
+            <w:pPr>
+              <w:spacing w:before="0" w:after="0" w:line="276" w:lineRule="auto"/>
+              <w:ind w:firstLine="0"/>
+              <w:jc w:val="center"/>
+            </w:pPr>
+            <w:r/>
+            <w:r>
+              <w:rPr>
+                <w:rFonts w:ascii="Times New Roman" w:hAnsi="Times New Roman" w:eastAsia="楷体"/>
+                <w:b w:val="0"/>
+                <w:color w:val="000000"/>
+                <w:sz w:val="18"/>
+              </w:rPr>
+              <w:t>155.48</w:t>
+            </w:r>
+          </w:p>
+        </w:tc>
+        <w:tc>
+          <w:tcPr>
+            <w:tcW w:type="dxa" w:w="1344"/>
+            <w:vAlign w:val="center"/>
+            <w:tcBorders>
+              <w:top w:val="single" w:sz="4" w:color="A6A6A6"/>
+              <w:left w:val="single" w:sz="4" w:color="A6A6A6"/>
+              <w:bottom w:val="single" w:sz="4" w:color="A6A6A6"/>
+              <w:right w:val="single" w:sz="4" w:color="A6A6A6"/>
+            </w:tcBorders>
+          </w:tcPr>
+          <w:p>
+            <w:pPr>
+              <w:spacing w:before="0" w:after="0" w:line="276" w:lineRule="auto"/>
+              <w:ind w:firstLine="0"/>
+              <w:jc w:val="center"/>
+            </w:pPr>
+            <w:r/>
+            <w:r>
+              <w:rPr>
+                <w:rFonts w:ascii="Times New Roman" w:hAnsi="Times New Roman" w:eastAsia="楷体"/>
+                <w:b w:val="0"/>
+                <w:color w:val="000000"/>
+                <w:sz w:val="18"/>
+              </w:rPr>
+              <w:t>—</w:t>
+            </w:r>
+          </w:p>
+        </w:tc>
+      </w:tr>
+      <w:tr>
+        <w:tc>
+          <w:tcPr>
+            <w:tcW w:type="dxa" w:w="1344"/>
+            <w:vAlign w:val="center"/>
+            <w:tcBorders>
+              <w:top w:val="single" w:sz="4" w:color="A6A6A6"/>
+              <w:left w:val="single" w:sz="4" w:color="A6A6A6"/>
+              <w:bottom w:val="single" w:sz="4" w:color="A6A6A6"/>
+              <w:right w:val="single" w:sz="4" w:color="A6A6A6"/>
+            </w:tcBorders>
+          </w:tcPr>
+          <w:p>
+            <w:pPr>
+              <w:spacing w:before="0" w:after="0" w:line="276" w:lineRule="auto"/>
+              <w:ind w:firstLine="0"/>
+              <w:jc w:val="left"/>
+            </w:pPr>
+            <w:r/>
+            <w:r>
+              <w:rPr>
+                <w:rFonts w:ascii="Times New Roman" w:hAnsi="Times New Roman" w:eastAsia="楷体"/>
+                <w:b w:val="0"/>
+                <w:color w:val="000000"/>
+                <w:sz w:val="18"/>
+              </w:rPr>
+              <w:t>承德市</w:t>
+            </w:r>
+          </w:p>
+        </w:tc>
+        <w:tc>
+          <w:tcPr>
+            <w:tcW w:type="dxa" w:w="1344"/>
+            <w:vAlign w:val="center"/>
+            <w:tcBorders>
+              <w:top w:val="single" w:sz="4" w:color="A6A6A6"/>
+              <w:left w:val="single" w:sz="4" w:color="A6A6A6"/>
+              <w:bottom w:val="single" w:sz="4" w:color="A6A6A6"/>
+              <w:right w:val="single" w:sz="4" w:color="A6A6A6"/>
+            </w:tcBorders>
+          </w:tcPr>
+          <w:p>
+            <w:pPr>
+              <w:spacing w:before="0" w:after="0" w:line="276" w:lineRule="auto"/>
+              <w:ind w:firstLine="0"/>
+              <w:jc w:val="center"/>
+            </w:pPr>
+            <w:r/>
+            <w:r>
+              <w:rPr>
+                <w:rFonts w:ascii="Times New Roman" w:hAnsi="Times New Roman" w:eastAsia="楷体"/>
+                <w:b w:val="0"/>
+                <w:color w:val="000000"/>
+                <w:sz w:val="18"/>
+              </w:rPr>
+              <w:t>2,001.70</w:t>
+            </w:r>
+          </w:p>
+        </w:tc>
+        <w:tc>
+          <w:tcPr>
+            <w:tcW w:type="dxa" w:w="1344"/>
+            <w:vAlign w:val="center"/>
+            <w:tcBorders>
+              <w:top w:val="single" w:sz="4" w:color="A6A6A6"/>
+              <w:left w:val="single" w:sz="4" w:color="A6A6A6"/>
+              <w:bottom w:val="single" w:sz="4" w:color="A6A6A6"/>
+              <w:right w:val="single" w:sz="4" w:color="A6A6A6"/>
+            </w:tcBorders>
+          </w:tcPr>
+          <w:p>
+            <w:pPr>
+              <w:spacing w:before="0" w:after="0" w:line="276" w:lineRule="auto"/>
+              <w:ind w:firstLine="0"/>
+              <w:jc w:val="center"/>
+            </w:pPr>
+            <w:r/>
+            <w:r>
+              <w:rPr>
+                <w:rFonts w:ascii="Times New Roman" w:hAnsi="Times New Roman" w:eastAsia="楷体"/>
+                <w:b w:val="0"/>
+                <w:color w:val="000000"/>
+                <w:sz w:val="18"/>
+              </w:rPr>
+              <w:t>—</w:t>
+            </w:r>
+          </w:p>
+        </w:tc>
+        <w:tc>
+          <w:tcPr>
+            <w:tcW w:type="dxa" w:w="1344"/>
+            <w:vAlign w:val="center"/>
+            <w:tcBorders>
+              <w:top w:val="single" w:sz="4" w:color="A6A6A6"/>
+              <w:left w:val="single" w:sz="4" w:color="A6A6A6"/>
+              <w:bottom w:val="single" w:sz="4" w:color="A6A6A6"/>
+              <w:right w:val="single" w:sz="4" w:color="A6A6A6"/>
+            </w:tcBorders>
+          </w:tcPr>
+          <w:p>
+            <w:pPr>
+              <w:spacing w:before="0" w:after="0" w:line="276" w:lineRule="auto"/>
+              <w:ind w:firstLine="0"/>
+              <w:jc w:val="center"/>
+            </w:pPr>
+            <w:r/>
+            <w:r>
+              <w:rPr>
+                <w:rFonts w:ascii="Times New Roman" w:hAnsi="Times New Roman" w:eastAsia="楷体"/>
+                <w:b w:val="0"/>
+                <w:color w:val="000000"/>
+                <w:sz w:val="18"/>
+              </w:rPr>
+              <w:t>5.80%</w:t>
+            </w:r>
+          </w:p>
+        </w:tc>
+        <w:tc>
+          <w:tcPr>
+            <w:tcW w:type="dxa" w:w="1344"/>
+            <w:vAlign w:val="center"/>
+            <w:tcBorders>
+              <w:top w:val="single" w:sz="4" w:color="A6A6A6"/>
+              <w:left w:val="single" w:sz="4" w:color="A6A6A6"/>
+              <w:bottom w:val="single" w:sz="4" w:color="A6A6A6"/>
+              <w:right w:val="single" w:sz="4" w:color="A6A6A6"/>
+            </w:tcBorders>
+          </w:tcPr>
+          <w:p>
+            <w:pPr>
+              <w:spacing w:before="0" w:after="0" w:line="276" w:lineRule="auto"/>
+              <w:ind w:firstLine="0"/>
+              <w:jc w:val="center"/>
+            </w:pPr>
+            <w:r/>
+            <w:r>
+              <w:rPr>
+                <w:rFonts w:ascii="Times New Roman" w:hAnsi="Times New Roman" w:eastAsia="楷体"/>
+                <w:b w:val="0"/>
+                <w:color w:val="000000"/>
+                <w:sz w:val="18"/>
+              </w:rPr>
+              <w:t xml:space="preserve"> </w:t>
+            </w:r>
+          </w:p>
+        </w:tc>
+        <w:tc>
+          <w:tcPr>
+            <w:tcW w:type="dxa" w:w="1344"/>
+            <w:vAlign w:val="center"/>
+            <w:tcBorders>
+              <w:top w:val="single" w:sz="4" w:color="A6A6A6"/>
+              <w:left w:val="single" w:sz="4" w:color="A6A6A6"/>
+              <w:bottom w:val="single" w:sz="4" w:color="A6A6A6"/>
+              <w:right w:val="single" w:sz="4" w:color="A6A6A6"/>
+            </w:tcBorders>
+          </w:tcPr>
+          <w:p>
+            <w:pPr>
+              <w:spacing w:before="0" w:after="0" w:line="276" w:lineRule="auto"/>
+              <w:ind w:firstLine="0"/>
+              <w:jc w:val="center"/>
+            </w:pPr>
+            <w:r/>
+            <w:r>
+              <w:rPr>
+                <w:rFonts w:ascii="Times New Roman" w:hAnsi="Times New Roman" w:eastAsia="楷体"/>
+                <w:b w:val="0"/>
+                <w:color w:val="000000"/>
+                <w:sz w:val="18"/>
+              </w:rPr>
+              <w:t>144.82</w:t>
+            </w:r>
+          </w:p>
+        </w:tc>
+        <w:tc>
+          <w:tcPr>
+            <w:tcW w:type="dxa" w:w="1344"/>
+            <w:vAlign w:val="center"/>
+            <w:tcBorders>
+              <w:top w:val="single" w:sz="4" w:color="A6A6A6"/>
+              <w:left w:val="single" w:sz="4" w:color="A6A6A6"/>
+              <w:bottom w:val="single" w:sz="4" w:color="A6A6A6"/>
+              <w:right w:val="single" w:sz="4" w:color="A6A6A6"/>
+            </w:tcBorders>
+          </w:tcPr>
+          <w:p>
+            <w:pPr>
+              <w:spacing w:before="0" w:after="0" w:line="276" w:lineRule="auto"/>
+              <w:ind w:firstLine="0"/>
+              <w:jc w:val="center"/>
+            </w:pPr>
+            <w:r/>
+            <w:r>
+              <w:rPr>
+                <w:rFonts w:ascii="Times New Roman" w:hAnsi="Times New Roman" w:eastAsia="楷体"/>
+                <w:b w:val="0"/>
+                <w:color w:val="000000"/>
+                <w:sz w:val="18"/>
+              </w:rPr>
+              <w:t>—</w:t>
+            </w:r>
+          </w:p>
+        </w:tc>
+      </w:tr>
+      <w:tr>
+        <w:tc>
+          <w:tcPr>
+            <w:tcW w:type="dxa" w:w="1344"/>
+            <w:vAlign w:val="center"/>
+            <w:tcBorders>
+              <w:top w:val="single" w:sz="4" w:color="A6A6A6"/>
+              <w:left w:val="single" w:sz="4" w:color="A6A6A6"/>
+              <w:bottom w:val="single" w:sz="4" w:color="A6A6A6"/>
+              <w:right w:val="single" w:sz="4" w:color="A6A6A6"/>
+            </w:tcBorders>
+          </w:tcPr>
+          <w:p>
+            <w:pPr>
+              <w:spacing w:before="0" w:after="0" w:line="276" w:lineRule="auto"/>
+              <w:ind w:firstLine="0"/>
+              <w:jc w:val="left"/>
+            </w:pPr>
+            <w:r/>
+            <w:r>
+              <w:rPr>
+                <w:rFonts w:ascii="Times New Roman" w:hAnsi="Times New Roman" w:eastAsia="楷体"/>
+                <w:b w:val="0"/>
+                <w:color w:val="000000"/>
+                <w:sz w:val="18"/>
+              </w:rPr>
+              <w:t>张家口市</w:t>
+            </w:r>
+          </w:p>
+        </w:tc>
+        <w:tc>
+          <w:tcPr>
+            <w:tcW w:type="dxa" w:w="1344"/>
+            <w:vAlign w:val="center"/>
+            <w:tcBorders>
+              <w:top w:val="single" w:sz="4" w:color="A6A6A6"/>
+              <w:left w:val="single" w:sz="4" w:color="A6A6A6"/>
+              <w:bottom w:val="single" w:sz="4" w:color="A6A6A6"/>
+              <w:right w:val="single" w:sz="4" w:color="A6A6A6"/>
+            </w:tcBorders>
+          </w:tcPr>
+          <w:p>
+            <w:pPr>
+              <w:spacing w:before="0" w:after="0" w:line="276" w:lineRule="auto"/>
+              <w:ind w:firstLine="0"/>
+              <w:jc w:val="center"/>
+            </w:pPr>
+            <w:r/>
+            <w:r>
+              <w:rPr>
+                <w:rFonts w:ascii="Times New Roman" w:hAnsi="Times New Roman" w:eastAsia="楷体"/>
+                <w:b w:val="0"/>
+                <w:color w:val="000000"/>
+                <w:sz w:val="18"/>
+              </w:rPr>
+              <w:t>1,970.70</w:t>
+            </w:r>
+          </w:p>
+        </w:tc>
+        <w:tc>
+          <w:tcPr>
+            <w:tcW w:type="dxa" w:w="1344"/>
+            <w:vAlign w:val="center"/>
+            <w:tcBorders>
+              <w:top w:val="single" w:sz="4" w:color="A6A6A6"/>
+              <w:left w:val="single" w:sz="4" w:color="A6A6A6"/>
+              <w:bottom w:val="single" w:sz="4" w:color="A6A6A6"/>
+              <w:right w:val="single" w:sz="4" w:color="A6A6A6"/>
+            </w:tcBorders>
+          </w:tcPr>
+          <w:p>
+            <w:pPr>
+              <w:spacing w:before="0" w:after="0" w:line="276" w:lineRule="auto"/>
+              <w:ind w:firstLine="0"/>
+              <w:jc w:val="center"/>
+            </w:pPr>
+            <w:r/>
+            <w:r>
+              <w:rPr>
+                <w:rFonts w:ascii="Times New Roman" w:hAnsi="Times New Roman" w:eastAsia="楷体"/>
+                <w:b w:val="0"/>
+                <w:color w:val="000000"/>
+                <w:sz w:val="18"/>
+              </w:rPr>
+              <w:t>—</w:t>
             </w:r>
           </w:p>
         </w:tc>
@@ -478,7 +2528,7 @@
                 <w:color w:val="000000"/>
                 <w:sz w:val="18"/>
               </w:rPr>
-              <w:t>3.7:68.1:28.2</w:t>
+              <w:t xml:space="preserve"> </w:t>
             </w:r>
           </w:p>
         </w:tc>
@@ -507,7 +2557,7 @@
                 <w:color w:val="000000"/>
                 <w:sz w:val="18"/>
               </w:rPr>
-              <w:t>803.00</w:t>
+              <w:t>193.38</w:t>
             </w:r>
           </w:p>
         </w:tc>
@@ -536,2262 +2586,7 @@
                 <w:color w:val="000000"/>
                 <w:sz w:val="18"/>
               </w:rPr>
-              <w:t>224.50</w:t>
-            </w:r>
-          </w:p>
-        </w:tc>
-      </w:tr>
-      <w:tr>
-        <w:tc>
-          <w:tcPr>
-            <w:tcW w:type="dxa" w:w="1344"/>
-            <w:vAlign w:val="center"/>
-            <w:tcBorders>
-              <w:top w:val="single" w:sz="4" w:color="A6A6A6"/>
-              <w:left w:val="single" w:sz="4" w:color="A6A6A6"/>
-              <w:bottom w:val="single" w:sz="4" w:color="A6A6A6"/>
-              <w:right w:val="single" w:sz="4" w:color="A6A6A6"/>
-            </w:tcBorders>
-          </w:tcPr>
-          <w:p>
-            <w:pPr>
-              <w:spacing w:before="0" w:after="0" w:line="276" w:lineRule="auto"/>
-              <w:ind w:firstLine="0"/>
-              <w:jc w:val="left"/>
-            </w:pPr>
-            <w:r/>
-            <w:r>
-              <w:rPr>
-                <w:rFonts w:ascii="Times New Roman" w:hAnsi="Times New Roman" w:eastAsia="楷体"/>
-                <w:b w:val="0"/>
-                <w:color w:val="000000"/>
-                <w:sz w:val="18"/>
-              </w:rPr>
-              <w:t>包头市</w:t>
-            </w:r>
-          </w:p>
-        </w:tc>
-        <w:tc>
-          <w:tcPr>
-            <w:tcW w:type="dxa" w:w="1344"/>
-            <w:vAlign w:val="center"/>
-            <w:tcBorders>
-              <w:top w:val="single" w:sz="4" w:color="A6A6A6"/>
-              <w:left w:val="single" w:sz="4" w:color="A6A6A6"/>
-              <w:bottom w:val="single" w:sz="4" w:color="A6A6A6"/>
-              <w:right w:val="single" w:sz="4" w:color="A6A6A6"/>
-            </w:tcBorders>
-          </w:tcPr>
-          <w:p>
-            <w:pPr>
-              <w:spacing w:before="0" w:after="0" w:line="276" w:lineRule="auto"/>
-              <w:ind w:firstLine="0"/>
-              <w:jc w:val="center"/>
-            </w:pPr>
-            <w:r/>
-            <w:r>
-              <w:rPr>
-                <w:rFonts w:ascii="Times New Roman" w:hAnsi="Times New Roman" w:eastAsia="楷体"/>
-                <w:b w:val="0"/>
-                <w:color w:val="000000"/>
-                <w:sz w:val="18"/>
-              </w:rPr>
-              <w:t>4,711.90</w:t>
-            </w:r>
-          </w:p>
-        </w:tc>
-        <w:tc>
-          <w:tcPr>
-            <w:tcW w:type="dxa" w:w="1344"/>
-            <w:vAlign w:val="center"/>
-            <w:tcBorders>
-              <w:top w:val="single" w:sz="4" w:color="A6A6A6"/>
-              <w:left w:val="single" w:sz="4" w:color="A6A6A6"/>
-              <w:bottom w:val="single" w:sz="4" w:color="A6A6A6"/>
-              <w:right w:val="single" w:sz="4" w:color="A6A6A6"/>
-            </w:tcBorders>
-          </w:tcPr>
-          <w:p>
-            <w:pPr>
-              <w:spacing w:before="0" w:after="0" w:line="276" w:lineRule="auto"/>
-              <w:ind w:firstLine="0"/>
-              <w:jc w:val="center"/>
-            </w:pPr>
-            <w:r/>
-            <w:r>
-              <w:rPr>
-                <w:rFonts w:ascii="Times New Roman" w:hAnsi="Times New Roman" w:eastAsia="楷体"/>
-                <w:b w:val="0"/>
-                <w:color w:val="000000"/>
-                <w:sz w:val="18"/>
-              </w:rPr>
-              <w:t>17.01</w:t>
-            </w:r>
-          </w:p>
-        </w:tc>
-        <w:tc>
-          <w:tcPr>
-            <w:tcW w:type="dxa" w:w="1344"/>
-            <w:vAlign w:val="center"/>
-            <w:tcBorders>
-              <w:top w:val="single" w:sz="4" w:color="A6A6A6"/>
-              <w:left w:val="single" w:sz="4" w:color="A6A6A6"/>
-              <w:bottom w:val="single" w:sz="4" w:color="A6A6A6"/>
-              <w:right w:val="single" w:sz="4" w:color="A6A6A6"/>
-            </w:tcBorders>
-          </w:tcPr>
-          <w:p>
-            <w:pPr>
-              <w:spacing w:before="0" w:after="0" w:line="276" w:lineRule="auto"/>
-              <w:ind w:firstLine="0"/>
-              <w:jc w:val="center"/>
-            </w:pPr>
-            <w:r/>
-            <w:r>
-              <w:rPr>
-                <w:rFonts w:ascii="Times New Roman" w:hAnsi="Times New Roman" w:eastAsia="楷体"/>
-                <w:b w:val="0"/>
-                <w:color w:val="000000"/>
-                <w:sz w:val="18"/>
-              </w:rPr>
-              <w:t>5.40%</w:t>
-            </w:r>
-          </w:p>
-        </w:tc>
-        <w:tc>
-          <w:tcPr>
-            <w:tcW w:type="dxa" w:w="1344"/>
-            <w:vAlign w:val="center"/>
-            <w:tcBorders>
-              <w:top w:val="single" w:sz="4" w:color="A6A6A6"/>
-              <w:left w:val="single" w:sz="4" w:color="A6A6A6"/>
-              <w:bottom w:val="single" w:sz="4" w:color="A6A6A6"/>
-              <w:right w:val="single" w:sz="4" w:color="A6A6A6"/>
-            </w:tcBorders>
-          </w:tcPr>
-          <w:p>
-            <w:pPr>
-              <w:spacing w:before="0" w:after="0" w:line="276" w:lineRule="auto"/>
-              <w:ind w:firstLine="0"/>
-              <w:jc w:val="center"/>
-            </w:pPr>
-            <w:r/>
-            <w:r>
-              <w:rPr>
-                <w:rFonts w:ascii="Times New Roman" w:hAnsi="Times New Roman" w:eastAsia="楷体"/>
-                <w:b w:val="0"/>
-                <w:color w:val="000000"/>
-                <w:sz w:val="18"/>
-              </w:rPr>
-              <w:t>3.2:46:50.8</w:t>
-            </w:r>
-          </w:p>
-        </w:tc>
-        <w:tc>
-          <w:tcPr>
-            <w:tcW w:type="dxa" w:w="1344"/>
-            <w:vAlign w:val="center"/>
-            <w:tcBorders>
-              <w:top w:val="single" w:sz="4" w:color="A6A6A6"/>
-              <w:left w:val="single" w:sz="4" w:color="A6A6A6"/>
-              <w:bottom w:val="single" w:sz="4" w:color="A6A6A6"/>
-              <w:right w:val="single" w:sz="4" w:color="A6A6A6"/>
-            </w:tcBorders>
-          </w:tcPr>
-          <w:p>
-            <w:pPr>
-              <w:spacing w:before="0" w:after="0" w:line="276" w:lineRule="auto"/>
-              <w:ind w:firstLine="0"/>
-              <w:jc w:val="center"/>
-            </w:pPr>
-            <w:r/>
-            <w:r>
-              <w:rPr>
-                <w:rFonts w:ascii="Times New Roman" w:hAnsi="Times New Roman" w:eastAsia="楷体"/>
-                <w:b w:val="0"/>
-                <w:color w:val="000000"/>
-                <w:sz w:val="18"/>
-              </w:rPr>
-              <w:t>183.71</w:t>
-            </w:r>
-          </w:p>
-        </w:tc>
-        <w:tc>
-          <w:tcPr>
-            <w:tcW w:type="dxa" w:w="1344"/>
-            <w:vAlign w:val="center"/>
-            <w:tcBorders>
-              <w:top w:val="single" w:sz="4" w:color="A6A6A6"/>
-              <w:left w:val="single" w:sz="4" w:color="A6A6A6"/>
-              <w:bottom w:val="single" w:sz="4" w:color="A6A6A6"/>
-              <w:right w:val="single" w:sz="4" w:color="A6A6A6"/>
-            </w:tcBorders>
-          </w:tcPr>
-          <w:p>
-            <w:pPr>
-              <w:spacing w:before="0" w:after="0" w:line="276" w:lineRule="auto"/>
-              <w:ind w:firstLine="0"/>
-              <w:jc w:val="center"/>
-            </w:pPr>
-            <w:r/>
-            <w:r>
-              <w:rPr>
-                <w:rFonts w:ascii="Times New Roman" w:hAnsi="Times New Roman" w:eastAsia="楷体"/>
-                <w:b w:val="0"/>
-                <w:color w:val="000000"/>
-                <w:sz w:val="18"/>
-              </w:rPr>
-              <w:t>277.40</w:t>
-            </w:r>
-          </w:p>
-        </w:tc>
-      </w:tr>
-      <w:tr>
-        <w:tc>
-          <w:tcPr>
-            <w:tcW w:type="dxa" w:w="1344"/>
-            <w:vAlign w:val="center"/>
-            <w:tcBorders>
-              <w:top w:val="single" w:sz="4" w:color="A6A6A6"/>
-              <w:left w:val="single" w:sz="4" w:color="A6A6A6"/>
-              <w:bottom w:val="single" w:sz="4" w:color="A6A6A6"/>
-              <w:right w:val="single" w:sz="4" w:color="A6A6A6"/>
-            </w:tcBorders>
-          </w:tcPr>
-          <w:p>
-            <w:pPr>
-              <w:spacing w:before="0" w:after="0" w:line="276" w:lineRule="auto"/>
-              <w:ind w:firstLine="0"/>
-              <w:jc w:val="left"/>
-            </w:pPr>
-            <w:r/>
-            <w:r>
-              <w:rPr>
-                <w:rFonts w:ascii="Times New Roman" w:hAnsi="Times New Roman" w:eastAsia="楷体"/>
-                <w:b w:val="0"/>
-                <w:color w:val="000000"/>
-                <w:sz w:val="18"/>
-              </w:rPr>
-              <w:t>呼和浩特市</w:t>
-            </w:r>
-          </w:p>
-        </w:tc>
-        <w:tc>
-          <w:tcPr>
-            <w:tcW w:type="dxa" w:w="1344"/>
-            <w:vAlign w:val="center"/>
-            <w:tcBorders>
-              <w:top w:val="single" w:sz="4" w:color="A6A6A6"/>
-              <w:left w:val="single" w:sz="4" w:color="A6A6A6"/>
-              <w:bottom w:val="single" w:sz="4" w:color="A6A6A6"/>
-              <w:right w:val="single" w:sz="4" w:color="A6A6A6"/>
-            </w:tcBorders>
-          </w:tcPr>
-          <w:p>
-            <w:pPr>
-              <w:spacing w:before="0" w:after="0" w:line="276" w:lineRule="auto"/>
-              <w:ind w:firstLine="0"/>
-              <w:jc w:val="center"/>
-            </w:pPr>
-            <w:r/>
-            <w:r>
-              <w:rPr>
-                <w:rFonts w:ascii="Times New Roman" w:hAnsi="Times New Roman" w:eastAsia="楷体"/>
-                <w:b w:val="0"/>
-                <w:color w:val="000000"/>
-                <w:sz w:val="18"/>
-              </w:rPr>
-              <w:t>4,278.30</w:t>
-            </w:r>
-          </w:p>
-        </w:tc>
-        <w:tc>
-          <w:tcPr>
-            <w:tcW w:type="dxa" w:w="1344"/>
-            <w:vAlign w:val="center"/>
-            <w:tcBorders>
-              <w:top w:val="single" w:sz="4" w:color="A6A6A6"/>
-              <w:left w:val="single" w:sz="4" w:color="A6A6A6"/>
-              <w:bottom w:val="single" w:sz="4" w:color="A6A6A6"/>
-              <w:right w:val="single" w:sz="4" w:color="A6A6A6"/>
-            </w:tcBorders>
-          </w:tcPr>
-          <w:p>
-            <w:pPr>
-              <w:spacing w:before="0" w:after="0" w:line="276" w:lineRule="auto"/>
-              <w:ind w:firstLine="0"/>
-              <w:jc w:val="center"/>
-            </w:pPr>
-            <w:r/>
-            <w:r>
-              <w:rPr>
-                <w:rFonts w:ascii="Times New Roman" w:hAnsi="Times New Roman" w:eastAsia="楷体"/>
-                <w:b w:val="0"/>
-                <w:color w:val="000000"/>
-                <w:sz w:val="18"/>
-              </w:rPr>
-              <w:t>11.72</w:t>
-            </w:r>
-          </w:p>
-        </w:tc>
-        <w:tc>
-          <w:tcPr>
-            <w:tcW w:type="dxa" w:w="1344"/>
-            <w:vAlign w:val="center"/>
-            <w:tcBorders>
-              <w:top w:val="single" w:sz="4" w:color="A6A6A6"/>
-              <w:left w:val="single" w:sz="4" w:color="A6A6A6"/>
-              <w:bottom w:val="single" w:sz="4" w:color="A6A6A6"/>
-              <w:right w:val="single" w:sz="4" w:color="A6A6A6"/>
-            </w:tcBorders>
-          </w:tcPr>
-          <w:p>
-            <w:pPr>
-              <w:spacing w:before="0" w:after="0" w:line="276" w:lineRule="auto"/>
-              <w:ind w:firstLine="0"/>
-              <w:jc w:val="center"/>
-            </w:pPr>
-            <w:r/>
-            <w:r>
-              <w:rPr>
-                <w:rFonts w:ascii="Times New Roman" w:hAnsi="Times New Roman" w:eastAsia="楷体"/>
-                <w:b w:val="0"/>
-                <w:color w:val="000000"/>
-                <w:sz w:val="18"/>
-              </w:rPr>
-              <w:t>5.20%</w:t>
-            </w:r>
-          </w:p>
-        </w:tc>
-        <w:tc>
-          <w:tcPr>
-            <w:tcW w:type="dxa" w:w="1344"/>
-            <w:vAlign w:val="center"/>
-            <w:tcBorders>
-              <w:top w:val="single" w:sz="4" w:color="A6A6A6"/>
-              <w:left w:val="single" w:sz="4" w:color="A6A6A6"/>
-              <w:bottom w:val="single" w:sz="4" w:color="A6A6A6"/>
-              <w:right w:val="single" w:sz="4" w:color="A6A6A6"/>
-            </w:tcBorders>
-          </w:tcPr>
-          <w:p>
-            <w:pPr>
-              <w:spacing w:before="0" w:after="0" w:line="276" w:lineRule="auto"/>
-              <w:ind w:firstLine="0"/>
-              <w:jc w:val="center"/>
-            </w:pPr>
-            <w:r/>
-            <w:r>
-              <w:rPr>
-                <w:rFonts w:ascii="Times New Roman" w:hAnsi="Times New Roman" w:eastAsia="楷体"/>
-                <w:b w:val="0"/>
-                <w:color w:val="000000"/>
-                <w:sz w:val="18"/>
-              </w:rPr>
-              <w:t>4.2:30.1:65.6</w:t>
-            </w:r>
-          </w:p>
-        </w:tc>
-        <w:tc>
-          <w:tcPr>
-            <w:tcW w:type="dxa" w:w="1344"/>
-            <w:vAlign w:val="center"/>
-            <w:tcBorders>
-              <w:top w:val="single" w:sz="4" w:color="A6A6A6"/>
-              <w:left w:val="single" w:sz="4" w:color="A6A6A6"/>
-              <w:bottom w:val="single" w:sz="4" w:color="A6A6A6"/>
-              <w:right w:val="single" w:sz="4" w:color="A6A6A6"/>
-            </w:tcBorders>
-          </w:tcPr>
-          <w:p>
-            <w:pPr>
-              <w:spacing w:before="0" w:after="0" w:line="276" w:lineRule="auto"/>
-              <w:ind w:firstLine="0"/>
-              <w:jc w:val="center"/>
-            </w:pPr>
-            <w:r/>
-            <w:r>
-              <w:rPr>
-                <w:rFonts w:ascii="Times New Roman" w:hAnsi="Times New Roman" w:eastAsia="楷体"/>
-                <w:b w:val="0"/>
-                <w:color w:val="000000"/>
-                <w:sz w:val="18"/>
-              </w:rPr>
-              <w:t>268.61</w:t>
-            </w:r>
-          </w:p>
-        </w:tc>
-        <w:tc>
-          <w:tcPr>
-            <w:tcW w:type="dxa" w:w="1344"/>
-            <w:vAlign w:val="center"/>
-            <w:tcBorders>
-              <w:top w:val="single" w:sz="4" w:color="A6A6A6"/>
-              <w:left w:val="single" w:sz="4" w:color="A6A6A6"/>
-              <w:bottom w:val="single" w:sz="4" w:color="A6A6A6"/>
-              <w:right w:val="single" w:sz="4" w:color="A6A6A6"/>
-            </w:tcBorders>
-          </w:tcPr>
-          <w:p>
-            <w:pPr>
-              <w:spacing w:before="0" w:after="0" w:line="276" w:lineRule="auto"/>
-              <w:ind w:firstLine="0"/>
-              <w:jc w:val="center"/>
-            </w:pPr>
-            <w:r/>
-            <w:r>
-              <w:rPr>
-                <w:rFonts w:ascii="Times New Roman" w:hAnsi="Times New Roman" w:eastAsia="楷体"/>
-                <w:b w:val="0"/>
-                <w:color w:val="000000"/>
-                <w:sz w:val="18"/>
-              </w:rPr>
-              <w:t>366.10</w:t>
-            </w:r>
-          </w:p>
-        </w:tc>
-      </w:tr>
-      <w:tr>
-        <w:tc>
-          <w:tcPr>
-            <w:tcW w:type="dxa" w:w="1344"/>
-            <w:vAlign w:val="center"/>
-            <w:tcBorders>
-              <w:top w:val="single" w:sz="4" w:color="A6A6A6"/>
-              <w:left w:val="single" w:sz="4" w:color="A6A6A6"/>
-              <w:bottom w:val="single" w:sz="4" w:color="A6A6A6"/>
-              <w:right w:val="single" w:sz="4" w:color="A6A6A6"/>
-            </w:tcBorders>
-          </w:tcPr>
-          <w:p>
-            <w:pPr>
-              <w:spacing w:before="0" w:after="0" w:line="276" w:lineRule="auto"/>
-              <w:ind w:firstLine="0"/>
-              <w:jc w:val="left"/>
-            </w:pPr>
-            <w:r/>
-            <w:r>
-              <w:rPr>
-                <w:rFonts w:ascii="Times New Roman" w:hAnsi="Times New Roman" w:eastAsia="楷体"/>
-                <w:b w:val="0"/>
-                <w:color w:val="000000"/>
-                <w:sz w:val="18"/>
-              </w:rPr>
-              <w:t>赤峰市</w:t>
-            </w:r>
-          </w:p>
-        </w:tc>
-        <w:tc>
-          <w:tcPr>
-            <w:tcW w:type="dxa" w:w="1344"/>
-            <w:vAlign w:val="center"/>
-            <w:tcBorders>
-              <w:top w:val="single" w:sz="4" w:color="A6A6A6"/>
-              <w:left w:val="single" w:sz="4" w:color="A6A6A6"/>
-              <w:bottom w:val="single" w:sz="4" w:color="A6A6A6"/>
-              <w:right w:val="single" w:sz="4" w:color="A6A6A6"/>
-            </w:tcBorders>
-          </w:tcPr>
-          <w:p>
-            <w:pPr>
-              <w:spacing w:before="0" w:after="0" w:line="276" w:lineRule="auto"/>
-              <w:ind w:firstLine="0"/>
-              <w:jc w:val="center"/>
-            </w:pPr>
-            <w:r/>
-            <w:r>
-              <w:rPr>
-                <w:rFonts w:ascii="Times New Roman" w:hAnsi="Times New Roman" w:eastAsia="楷体"/>
-                <w:b w:val="0"/>
-                <w:color w:val="000000"/>
-                <w:sz w:val="18"/>
-              </w:rPr>
-              <w:t>2,407.10</w:t>
-            </w:r>
-          </w:p>
-        </w:tc>
-        <w:tc>
-          <w:tcPr>
-            <w:tcW w:type="dxa" w:w="1344"/>
-            <w:vAlign w:val="center"/>
-            <w:tcBorders>
-              <w:top w:val="single" w:sz="4" w:color="A6A6A6"/>
-              <w:left w:val="single" w:sz="4" w:color="A6A6A6"/>
-              <w:bottom w:val="single" w:sz="4" w:color="A6A6A6"/>
-              <w:right w:val="single" w:sz="4" w:color="A6A6A6"/>
-            </w:tcBorders>
-          </w:tcPr>
-          <w:p>
-            <w:pPr>
-              <w:spacing w:before="0" w:after="0" w:line="276" w:lineRule="auto"/>
-              <w:ind w:firstLine="0"/>
-              <w:jc w:val="center"/>
-            </w:pPr>
-            <w:r/>
-            <w:r>
-              <w:rPr>
-                <w:rFonts w:ascii="Times New Roman" w:hAnsi="Times New Roman" w:eastAsia="楷体"/>
-                <w:b w:val="0"/>
-                <w:color w:val="000000"/>
-                <w:sz w:val="18"/>
-              </w:rPr>
-              <w:t>6.16</w:t>
-            </w:r>
-          </w:p>
-        </w:tc>
-        <w:tc>
-          <w:tcPr>
-            <w:tcW w:type="dxa" w:w="1344"/>
-            <w:vAlign w:val="center"/>
-            <w:tcBorders>
-              <w:top w:val="single" w:sz="4" w:color="A6A6A6"/>
-              <w:left w:val="single" w:sz="4" w:color="A6A6A6"/>
-              <w:bottom w:val="single" w:sz="4" w:color="A6A6A6"/>
-              <w:right w:val="single" w:sz="4" w:color="A6A6A6"/>
-            </w:tcBorders>
-          </w:tcPr>
-          <w:p>
-            <w:pPr>
-              <w:spacing w:before="0" w:after="0" w:line="276" w:lineRule="auto"/>
-              <w:ind w:firstLine="0"/>
-              <w:jc w:val="center"/>
-            </w:pPr>
-            <w:r/>
-            <w:r>
-              <w:rPr>
-                <w:rFonts w:ascii="Times New Roman" w:hAnsi="Times New Roman" w:eastAsia="楷体"/>
-                <w:b w:val="0"/>
-                <w:color w:val="000000"/>
-                <w:sz w:val="18"/>
-              </w:rPr>
-              <w:t>4.90%</w:t>
-            </w:r>
-          </w:p>
-        </w:tc>
-        <w:tc>
-          <w:tcPr>
-            <w:tcW w:type="dxa" w:w="1344"/>
-            <w:vAlign w:val="center"/>
-            <w:tcBorders>
-              <w:top w:val="single" w:sz="4" w:color="A6A6A6"/>
-              <w:left w:val="single" w:sz="4" w:color="A6A6A6"/>
-              <w:bottom w:val="single" w:sz="4" w:color="A6A6A6"/>
-              <w:right w:val="single" w:sz="4" w:color="A6A6A6"/>
-            </w:tcBorders>
-          </w:tcPr>
-          <w:p>
-            <w:pPr>
-              <w:spacing w:before="0" w:after="0" w:line="276" w:lineRule="auto"/>
-              <w:ind w:firstLine="0"/>
-              <w:jc w:val="center"/>
-            </w:pPr>
-            <w:r/>
-            <w:r>
-              <w:rPr>
-                <w:rFonts w:ascii="Times New Roman" w:hAnsi="Times New Roman" w:eastAsia="楷体"/>
-                <w:b w:val="0"/>
-                <w:color w:val="000000"/>
-                <w:sz w:val="18"/>
-              </w:rPr>
-              <w:t>21.1:25.5:53.4</w:t>
-            </w:r>
-          </w:p>
-        </w:tc>
-        <w:tc>
-          <w:tcPr>
-            <w:tcW w:type="dxa" w:w="1344"/>
-            <w:vAlign w:val="center"/>
-            <w:tcBorders>
-              <w:top w:val="single" w:sz="4" w:color="A6A6A6"/>
-              <w:left w:val="single" w:sz="4" w:color="A6A6A6"/>
-              <w:bottom w:val="single" w:sz="4" w:color="A6A6A6"/>
-              <w:right w:val="single" w:sz="4" w:color="A6A6A6"/>
-            </w:tcBorders>
-          </w:tcPr>
-          <w:p>
-            <w:pPr>
-              <w:spacing w:before="0" w:after="0" w:line="276" w:lineRule="auto"/>
-              <w:ind w:firstLine="0"/>
-              <w:jc w:val="center"/>
-            </w:pPr>
-            <w:r/>
-            <w:r>
-              <w:rPr>
-                <w:rFonts w:ascii="Times New Roman" w:hAnsi="Times New Roman" w:eastAsia="楷体"/>
-                <w:b w:val="0"/>
-                <w:color w:val="000000"/>
-                <w:sz w:val="18"/>
-              </w:rPr>
-              <w:t>126.25</w:t>
-            </w:r>
-          </w:p>
-        </w:tc>
-        <w:tc>
-          <w:tcPr>
-            <w:tcW w:type="dxa" w:w="1344"/>
-            <w:vAlign w:val="center"/>
-            <w:tcBorders>
-              <w:top w:val="single" w:sz="4" w:color="A6A6A6"/>
-              <w:left w:val="single" w:sz="4" w:color="A6A6A6"/>
-              <w:bottom w:val="single" w:sz="4" w:color="A6A6A6"/>
-              <w:right w:val="single" w:sz="4" w:color="A6A6A6"/>
-            </w:tcBorders>
-          </w:tcPr>
-          <w:p>
-            <w:pPr>
-              <w:spacing w:before="0" w:after="0" w:line="276" w:lineRule="auto"/>
-              <w:ind w:firstLine="0"/>
-              <w:jc w:val="center"/>
-            </w:pPr>
-            <w:r/>
-            <w:r>
-              <w:rPr>
-                <w:rFonts w:ascii="Times New Roman" w:hAnsi="Times New Roman" w:eastAsia="楷体"/>
-                <w:b w:val="0"/>
-                <w:color w:val="000000"/>
-                <w:sz w:val="18"/>
-              </w:rPr>
-              <w:t>388.70</w:t>
-            </w:r>
-          </w:p>
-        </w:tc>
-      </w:tr>
-      <w:tr>
-        <w:tc>
-          <w:tcPr>
-            <w:tcW w:type="dxa" w:w="1344"/>
-            <w:vAlign w:val="center"/>
-            <w:tcBorders>
-              <w:top w:val="single" w:sz="4" w:color="A6A6A6"/>
-              <w:left w:val="single" w:sz="4" w:color="A6A6A6"/>
-              <w:bottom w:val="single" w:sz="4" w:color="A6A6A6"/>
-              <w:right w:val="single" w:sz="4" w:color="A6A6A6"/>
-            </w:tcBorders>
-          </w:tcPr>
-          <w:p>
-            <w:pPr>
-              <w:spacing w:before="0" w:after="0" w:line="276" w:lineRule="auto"/>
-              <w:ind w:firstLine="0"/>
-              <w:jc w:val="left"/>
-            </w:pPr>
-            <w:r/>
-            <w:r>
-              <w:rPr>
-                <w:rFonts w:ascii="Times New Roman" w:hAnsi="Times New Roman" w:eastAsia="楷体"/>
-                <w:b w:val="0"/>
-                <w:color w:val="000000"/>
-                <w:sz w:val="18"/>
-              </w:rPr>
-              <w:t>呼伦贝尔市</w:t>
-            </w:r>
-          </w:p>
-        </w:tc>
-        <w:tc>
-          <w:tcPr>
-            <w:tcW w:type="dxa" w:w="1344"/>
-            <w:vAlign w:val="center"/>
-            <w:tcBorders>
-              <w:top w:val="single" w:sz="4" w:color="A6A6A6"/>
-              <w:left w:val="single" w:sz="4" w:color="A6A6A6"/>
-              <w:bottom w:val="single" w:sz="4" w:color="A6A6A6"/>
-              <w:right w:val="single" w:sz="4" w:color="A6A6A6"/>
-            </w:tcBorders>
-          </w:tcPr>
-          <w:p>
-            <w:pPr>
-              <w:spacing w:before="0" w:after="0" w:line="276" w:lineRule="auto"/>
-              <w:ind w:firstLine="0"/>
-              <w:jc w:val="center"/>
-            </w:pPr>
-            <w:r/>
-            <w:r>
-              <w:rPr>
-                <w:rFonts w:ascii="Times New Roman" w:hAnsi="Times New Roman" w:eastAsia="楷体"/>
-                <w:b w:val="0"/>
-                <w:color w:val="000000"/>
-                <w:sz w:val="18"/>
-              </w:rPr>
-              <w:t>1,749.74</w:t>
-            </w:r>
-          </w:p>
-        </w:tc>
-        <w:tc>
-          <w:tcPr>
-            <w:tcW w:type="dxa" w:w="1344"/>
-            <w:vAlign w:val="center"/>
-            <w:tcBorders>
-              <w:top w:val="single" w:sz="4" w:color="A6A6A6"/>
-              <w:left w:val="single" w:sz="4" w:color="A6A6A6"/>
-              <w:bottom w:val="single" w:sz="4" w:color="A6A6A6"/>
-              <w:right w:val="single" w:sz="4" w:color="A6A6A6"/>
-            </w:tcBorders>
-          </w:tcPr>
-          <w:p>
-            <w:pPr>
-              <w:spacing w:before="0" w:after="0" w:line="276" w:lineRule="auto"/>
-              <w:ind w:firstLine="0"/>
-              <w:jc w:val="center"/>
-            </w:pPr>
-            <w:r/>
-            <w:r>
-              <w:rPr>
-                <w:rFonts w:ascii="Times New Roman" w:hAnsi="Times New Roman" w:eastAsia="楷体"/>
-                <w:b w:val="0"/>
-                <w:color w:val="000000"/>
-                <w:sz w:val="18"/>
-              </w:rPr>
-              <w:t>8.21</w:t>
-            </w:r>
-          </w:p>
-        </w:tc>
-        <w:tc>
-          <w:tcPr>
-            <w:tcW w:type="dxa" w:w="1344"/>
-            <w:vAlign w:val="center"/>
-            <w:tcBorders>
-              <w:top w:val="single" w:sz="4" w:color="A6A6A6"/>
-              <w:left w:val="single" w:sz="4" w:color="A6A6A6"/>
-              <w:bottom w:val="single" w:sz="4" w:color="A6A6A6"/>
-              <w:right w:val="single" w:sz="4" w:color="A6A6A6"/>
-            </w:tcBorders>
-          </w:tcPr>
-          <w:p>
-            <w:pPr>
-              <w:spacing w:before="0" w:after="0" w:line="276" w:lineRule="auto"/>
-              <w:ind w:firstLine="0"/>
-              <w:jc w:val="center"/>
-            </w:pPr>
-            <w:r/>
-            <w:r>
-              <w:rPr>
-                <w:rFonts w:ascii="Times New Roman" w:hAnsi="Times New Roman" w:eastAsia="楷体"/>
-                <w:b w:val="0"/>
-                <w:color w:val="000000"/>
-                <w:sz w:val="18"/>
-              </w:rPr>
-              <w:t>4.00%</w:t>
-            </w:r>
-          </w:p>
-        </w:tc>
-        <w:tc>
-          <w:tcPr>
-            <w:tcW w:type="dxa" w:w="1344"/>
-            <w:vAlign w:val="center"/>
-            <w:tcBorders>
-              <w:top w:val="single" w:sz="4" w:color="A6A6A6"/>
-              <w:left w:val="single" w:sz="4" w:color="A6A6A6"/>
-              <w:bottom w:val="single" w:sz="4" w:color="A6A6A6"/>
-              <w:right w:val="single" w:sz="4" w:color="A6A6A6"/>
-            </w:tcBorders>
-          </w:tcPr>
-          <w:p>
-            <w:pPr>
-              <w:spacing w:before="0" w:after="0" w:line="276" w:lineRule="auto"/>
-              <w:ind w:firstLine="0"/>
-              <w:jc w:val="center"/>
-            </w:pPr>
-            <w:r/>
-            <w:r>
-              <w:rPr>
-                <w:rFonts w:ascii="Times New Roman" w:hAnsi="Times New Roman" w:eastAsia="楷体"/>
-                <w:b w:val="0"/>
-                <w:color w:val="000000"/>
-                <w:sz w:val="18"/>
-              </w:rPr>
-              <w:t>24.2:29.3:46.5</w:t>
-            </w:r>
-          </w:p>
-        </w:tc>
-        <w:tc>
-          <w:tcPr>
-            <w:tcW w:type="dxa" w:w="1344"/>
-            <w:vAlign w:val="center"/>
-            <w:tcBorders>
-              <w:top w:val="single" w:sz="4" w:color="A6A6A6"/>
-              <w:left w:val="single" w:sz="4" w:color="A6A6A6"/>
-              <w:bottom w:val="single" w:sz="4" w:color="A6A6A6"/>
-              <w:right w:val="single" w:sz="4" w:color="A6A6A6"/>
-            </w:tcBorders>
-          </w:tcPr>
-          <w:p>
-            <w:pPr>
-              <w:spacing w:before="0" w:after="0" w:line="276" w:lineRule="auto"/>
-              <w:ind w:firstLine="0"/>
-              <w:jc w:val="center"/>
-            </w:pPr>
-            <w:r/>
-            <w:r>
-              <w:rPr>
-                <w:rFonts w:ascii="Times New Roman" w:hAnsi="Times New Roman" w:eastAsia="楷体"/>
-                <w:b w:val="0"/>
-                <w:color w:val="000000"/>
-                <w:sz w:val="18"/>
-              </w:rPr>
-              <w:t>111.16</w:t>
-            </w:r>
-          </w:p>
-        </w:tc>
-        <w:tc>
-          <w:tcPr>
-            <w:tcW w:type="dxa" w:w="1344"/>
-            <w:vAlign w:val="center"/>
-            <w:tcBorders>
-              <w:top w:val="single" w:sz="4" w:color="A6A6A6"/>
-              <w:left w:val="single" w:sz="4" w:color="A6A6A6"/>
-              <w:bottom w:val="single" w:sz="4" w:color="A6A6A6"/>
-              <w:right w:val="single" w:sz="4" w:color="A6A6A6"/>
-            </w:tcBorders>
-          </w:tcPr>
-          <w:p>
-            <w:pPr>
-              <w:spacing w:before="0" w:after="0" w:line="276" w:lineRule="auto"/>
-              <w:ind w:firstLine="0"/>
-              <w:jc w:val="center"/>
-            </w:pPr>
-            <w:r/>
-            <w:r>
-              <w:rPr>
-                <w:rFonts w:ascii="Times New Roman" w:hAnsi="Times New Roman" w:eastAsia="楷体"/>
-                <w:b w:val="0"/>
-                <w:color w:val="000000"/>
-                <w:sz w:val="18"/>
-              </w:rPr>
-              <w:t>211.90</w:t>
-            </w:r>
-          </w:p>
-        </w:tc>
-      </w:tr>
-      <w:tr>
-        <w:tc>
-          <w:tcPr>
-            <w:tcW w:type="dxa" w:w="1344"/>
-            <w:vAlign w:val="center"/>
-            <w:tcBorders>
-              <w:top w:val="single" w:sz="4" w:color="A6A6A6"/>
-              <w:left w:val="single" w:sz="4" w:color="A6A6A6"/>
-              <w:bottom w:val="single" w:sz="4" w:color="A6A6A6"/>
-              <w:right w:val="single" w:sz="4" w:color="A6A6A6"/>
-            </w:tcBorders>
-          </w:tcPr>
-          <w:p>
-            <w:pPr>
-              <w:spacing w:before="0" w:after="0" w:line="276" w:lineRule="auto"/>
-              <w:ind w:firstLine="0"/>
-              <w:jc w:val="left"/>
-            </w:pPr>
-            <w:r/>
-            <w:r>
-              <w:rPr>
-                <w:rFonts w:ascii="Times New Roman" w:hAnsi="Times New Roman" w:eastAsia="楷体"/>
-                <w:b w:val="0"/>
-                <w:color w:val="000000"/>
-                <w:sz w:val="18"/>
-              </w:rPr>
-              <w:t>通辽市</w:t>
-            </w:r>
-          </w:p>
-        </w:tc>
-        <w:tc>
-          <w:tcPr>
-            <w:tcW w:type="dxa" w:w="1344"/>
-            <w:vAlign w:val="center"/>
-            <w:tcBorders>
-              <w:top w:val="single" w:sz="4" w:color="A6A6A6"/>
-              <w:left w:val="single" w:sz="4" w:color="A6A6A6"/>
-              <w:bottom w:val="single" w:sz="4" w:color="A6A6A6"/>
-              <w:right w:val="single" w:sz="4" w:color="A6A6A6"/>
-            </w:tcBorders>
-          </w:tcPr>
-          <w:p>
-            <w:pPr>
-              <w:spacing w:before="0" w:after="0" w:line="276" w:lineRule="auto"/>
-              <w:ind w:firstLine="0"/>
-              <w:jc w:val="center"/>
-            </w:pPr>
-            <w:r/>
-            <w:r>
-              <w:rPr>
-                <w:rFonts w:ascii="Times New Roman" w:hAnsi="Times New Roman" w:eastAsia="楷体"/>
-                <w:b w:val="0"/>
-                <w:color w:val="000000"/>
-                <w:sz w:val="18"/>
-              </w:rPr>
-              <w:t>1,737.70</w:t>
-            </w:r>
-          </w:p>
-        </w:tc>
-        <w:tc>
-          <w:tcPr>
-            <w:tcW w:type="dxa" w:w="1344"/>
-            <w:vAlign w:val="center"/>
-            <w:tcBorders>
-              <w:top w:val="single" w:sz="4" w:color="A6A6A6"/>
-              <w:left w:val="single" w:sz="4" w:color="A6A6A6"/>
-              <w:bottom w:val="single" w:sz="4" w:color="A6A6A6"/>
-              <w:right w:val="single" w:sz="4" w:color="A6A6A6"/>
-            </w:tcBorders>
-          </w:tcPr>
-          <w:p>
-            <w:pPr>
-              <w:spacing w:before="0" w:after="0" w:line="276" w:lineRule="auto"/>
-              <w:ind w:firstLine="0"/>
-              <w:jc w:val="center"/>
-            </w:pPr>
-            <w:r/>
-            <w:r>
-              <w:rPr>
-                <w:rFonts w:ascii="Times New Roman" w:hAnsi="Times New Roman" w:eastAsia="楷体"/>
-                <w:b w:val="0"/>
-                <w:color w:val="000000"/>
-                <w:sz w:val="18"/>
-              </w:rPr>
-              <w:t>6.28</w:t>
-            </w:r>
-          </w:p>
-        </w:tc>
-        <w:tc>
-          <w:tcPr>
-            <w:tcW w:type="dxa" w:w="1344"/>
-            <w:vAlign w:val="center"/>
-            <w:tcBorders>
-              <w:top w:val="single" w:sz="4" w:color="A6A6A6"/>
-              <w:left w:val="single" w:sz="4" w:color="A6A6A6"/>
-              <w:bottom w:val="single" w:sz="4" w:color="A6A6A6"/>
-              <w:right w:val="single" w:sz="4" w:color="A6A6A6"/>
-            </w:tcBorders>
-          </w:tcPr>
-          <w:p>
-            <w:pPr>
-              <w:spacing w:before="0" w:after="0" w:line="276" w:lineRule="auto"/>
-              <w:ind w:firstLine="0"/>
-              <w:jc w:val="center"/>
-            </w:pPr>
-            <w:r/>
-            <w:r>
-              <w:rPr>
-                <w:rFonts w:ascii="Times New Roman" w:hAnsi="Times New Roman" w:eastAsia="楷体"/>
-                <w:b w:val="0"/>
-                <w:color w:val="000000"/>
-                <w:sz w:val="18"/>
-              </w:rPr>
-              <w:t>4.90%</w:t>
-            </w:r>
-          </w:p>
-        </w:tc>
-        <w:tc>
-          <w:tcPr>
-            <w:tcW w:type="dxa" w:w="1344"/>
-            <w:vAlign w:val="center"/>
-            <w:tcBorders>
-              <w:top w:val="single" w:sz="4" w:color="A6A6A6"/>
-              <w:left w:val="single" w:sz="4" w:color="A6A6A6"/>
-              <w:bottom w:val="single" w:sz="4" w:color="A6A6A6"/>
-              <w:right w:val="single" w:sz="4" w:color="A6A6A6"/>
-            </w:tcBorders>
-          </w:tcPr>
-          <w:p>
-            <w:pPr>
-              <w:spacing w:before="0" w:after="0" w:line="276" w:lineRule="auto"/>
-              <w:ind w:firstLine="0"/>
-              <w:jc w:val="center"/>
-            </w:pPr>
-            <w:r/>
-            <w:r>
-              <w:rPr>
-                <w:rFonts w:ascii="Times New Roman" w:hAnsi="Times New Roman" w:eastAsia="楷体"/>
-                <w:b w:val="0"/>
-                <w:color w:val="000000"/>
-                <w:sz w:val="18"/>
-              </w:rPr>
-              <w:t>26.1:29:44.9</w:t>
-            </w:r>
-          </w:p>
-        </w:tc>
-        <w:tc>
-          <w:tcPr>
-            <w:tcW w:type="dxa" w:w="1344"/>
-            <w:vAlign w:val="center"/>
-            <w:tcBorders>
-              <w:top w:val="single" w:sz="4" w:color="A6A6A6"/>
-              <w:left w:val="single" w:sz="4" w:color="A6A6A6"/>
-              <w:bottom w:val="single" w:sz="4" w:color="A6A6A6"/>
-              <w:right w:val="single" w:sz="4" w:color="A6A6A6"/>
-            </w:tcBorders>
-          </w:tcPr>
-          <w:p>
-            <w:pPr>
-              <w:spacing w:before="0" w:after="0" w:line="276" w:lineRule="auto"/>
-              <w:ind w:firstLine="0"/>
-              <w:jc w:val="center"/>
-            </w:pPr>
-            <w:r/>
-            <w:r>
-              <w:rPr>
-                <w:rFonts w:ascii="Times New Roman" w:hAnsi="Times New Roman" w:eastAsia="楷体"/>
-                <w:b w:val="0"/>
-                <w:color w:val="000000"/>
-                <w:sz w:val="18"/>
-              </w:rPr>
-              <w:t>125.75</w:t>
-            </w:r>
-          </w:p>
-        </w:tc>
-        <w:tc>
-          <w:tcPr>
-            <w:tcW w:type="dxa" w:w="1344"/>
-            <w:vAlign w:val="center"/>
-            <w:tcBorders>
-              <w:top w:val="single" w:sz="4" w:color="A6A6A6"/>
-              <w:left w:val="single" w:sz="4" w:color="A6A6A6"/>
-              <w:bottom w:val="single" w:sz="4" w:color="A6A6A6"/>
-              <w:right w:val="single" w:sz="4" w:color="A6A6A6"/>
-            </w:tcBorders>
-          </w:tcPr>
-          <w:p>
-            <w:pPr>
-              <w:spacing w:before="0" w:after="0" w:line="276" w:lineRule="auto"/>
-              <w:ind w:firstLine="0"/>
-              <w:jc w:val="center"/>
-            </w:pPr>
-            <w:r/>
-            <w:r>
-              <w:rPr>
-                <w:rFonts w:ascii="Times New Roman" w:hAnsi="Times New Roman" w:eastAsia="楷体"/>
-                <w:b w:val="0"/>
-                <w:color w:val="000000"/>
-                <w:sz w:val="18"/>
-              </w:rPr>
-              <w:t>275.20</w:t>
-            </w:r>
-          </w:p>
-        </w:tc>
-      </w:tr>
-      <w:tr>
-        <w:tc>
-          <w:tcPr>
-            <w:tcW w:type="dxa" w:w="1344"/>
-            <w:vAlign w:val="center"/>
-            <w:tcBorders>
-              <w:top w:val="single" w:sz="4" w:color="A6A6A6"/>
-              <w:left w:val="single" w:sz="4" w:color="A6A6A6"/>
-              <w:bottom w:val="single" w:sz="4" w:color="A6A6A6"/>
-              <w:right w:val="single" w:sz="4" w:color="A6A6A6"/>
-            </w:tcBorders>
-          </w:tcPr>
-          <w:p>
-            <w:pPr>
-              <w:spacing w:before="0" w:after="0" w:line="276" w:lineRule="auto"/>
-              <w:ind w:firstLine="0"/>
-              <w:jc w:val="left"/>
-            </w:pPr>
-            <w:r/>
-            <w:r>
-              <w:rPr>
-                <w:rFonts w:ascii="Times New Roman" w:hAnsi="Times New Roman" w:eastAsia="楷体"/>
-                <w:b w:val="0"/>
-                <w:color w:val="000000"/>
-                <w:sz w:val="18"/>
-              </w:rPr>
-              <w:t>锡林郭勒盟</w:t>
-            </w:r>
-          </w:p>
-        </w:tc>
-        <w:tc>
-          <w:tcPr>
-            <w:tcW w:type="dxa" w:w="1344"/>
-            <w:vAlign w:val="center"/>
-            <w:tcBorders>
-              <w:top w:val="single" w:sz="4" w:color="A6A6A6"/>
-              <w:left w:val="single" w:sz="4" w:color="A6A6A6"/>
-              <w:bottom w:val="single" w:sz="4" w:color="A6A6A6"/>
-              <w:right w:val="single" w:sz="4" w:color="A6A6A6"/>
-            </w:tcBorders>
-          </w:tcPr>
-          <w:p>
-            <w:pPr>
-              <w:spacing w:before="0" w:after="0" w:line="276" w:lineRule="auto"/>
-              <w:ind w:firstLine="0"/>
-              <w:jc w:val="center"/>
-            </w:pPr>
-            <w:r/>
-            <w:r>
-              <w:rPr>
-                <w:rFonts w:ascii="Times New Roman" w:hAnsi="Times New Roman" w:eastAsia="楷体"/>
-                <w:b w:val="0"/>
-                <w:color w:val="000000"/>
-                <w:sz w:val="18"/>
-              </w:rPr>
-              <w:t>1,289.84</w:t>
-            </w:r>
-          </w:p>
-        </w:tc>
-        <w:tc>
-          <w:tcPr>
-            <w:tcW w:type="dxa" w:w="1344"/>
-            <w:vAlign w:val="center"/>
-            <w:tcBorders>
-              <w:top w:val="single" w:sz="4" w:color="A6A6A6"/>
-              <w:left w:val="single" w:sz="4" w:color="A6A6A6"/>
-              <w:bottom w:val="single" w:sz="4" w:color="A6A6A6"/>
-              <w:right w:val="single" w:sz="4" w:color="A6A6A6"/>
-            </w:tcBorders>
-          </w:tcPr>
-          <w:p>
-            <w:pPr>
-              <w:spacing w:before="0" w:after="0" w:line="276" w:lineRule="auto"/>
-              <w:ind w:firstLine="0"/>
-              <w:jc w:val="center"/>
-            </w:pPr>
-            <w:r/>
-            <w:r>
-              <w:rPr>
-                <w:rFonts w:ascii="Times New Roman" w:hAnsi="Times New Roman" w:eastAsia="楷体"/>
-                <w:b w:val="0"/>
-                <w:color w:val="000000"/>
-                <w:sz w:val="18"/>
-              </w:rPr>
-              <w:t>11.67</w:t>
-            </w:r>
-          </w:p>
-        </w:tc>
-        <w:tc>
-          <w:tcPr>
-            <w:tcW w:type="dxa" w:w="1344"/>
-            <w:vAlign w:val="center"/>
-            <w:tcBorders>
-              <w:top w:val="single" w:sz="4" w:color="A6A6A6"/>
-              <w:left w:val="single" w:sz="4" w:color="A6A6A6"/>
-              <w:bottom w:val="single" w:sz="4" w:color="A6A6A6"/>
-              <w:right w:val="single" w:sz="4" w:color="A6A6A6"/>
-            </w:tcBorders>
-          </w:tcPr>
-          <w:p>
-            <w:pPr>
-              <w:spacing w:before="0" w:after="0" w:line="276" w:lineRule="auto"/>
-              <w:ind w:firstLine="0"/>
-              <w:jc w:val="center"/>
-            </w:pPr>
-            <w:r/>
-            <w:r>
-              <w:rPr>
-                <w:rFonts w:ascii="Times New Roman" w:hAnsi="Times New Roman" w:eastAsia="楷体"/>
-                <w:b w:val="0"/>
-                <w:color w:val="000000"/>
-                <w:sz w:val="18"/>
-              </w:rPr>
-              <w:t>5.00%</w:t>
-            </w:r>
-          </w:p>
-        </w:tc>
-        <w:tc>
-          <w:tcPr>
-            <w:tcW w:type="dxa" w:w="1344"/>
-            <w:vAlign w:val="center"/>
-            <w:tcBorders>
-              <w:top w:val="single" w:sz="4" w:color="A6A6A6"/>
-              <w:left w:val="single" w:sz="4" w:color="A6A6A6"/>
-              <w:bottom w:val="single" w:sz="4" w:color="A6A6A6"/>
-              <w:right w:val="single" w:sz="4" w:color="A6A6A6"/>
-            </w:tcBorders>
-          </w:tcPr>
-          <w:p>
-            <w:pPr>
-              <w:spacing w:before="0" w:after="0" w:line="276" w:lineRule="auto"/>
-              <w:ind w:firstLine="0"/>
-              <w:jc w:val="center"/>
-            </w:pPr>
-            <w:r/>
-            <w:r>
-              <w:rPr>
-                <w:rFonts w:ascii="Times New Roman" w:hAnsi="Times New Roman" w:eastAsia="楷体"/>
-                <w:b w:val="0"/>
-                <w:color w:val="000000"/>
-                <w:sz w:val="18"/>
-              </w:rPr>
-              <w:t>15.2:47.4:37.4</w:t>
-            </w:r>
-          </w:p>
-        </w:tc>
-        <w:tc>
-          <w:tcPr>
-            <w:tcW w:type="dxa" w:w="1344"/>
-            <w:vAlign w:val="center"/>
-            <w:tcBorders>
-              <w:top w:val="single" w:sz="4" w:color="A6A6A6"/>
-              <w:left w:val="single" w:sz="4" w:color="A6A6A6"/>
-              <w:bottom w:val="single" w:sz="4" w:color="A6A6A6"/>
-              <w:right w:val="single" w:sz="4" w:color="A6A6A6"/>
-            </w:tcBorders>
-          </w:tcPr>
-          <w:p>
-            <w:pPr>
-              <w:spacing w:before="0" w:after="0" w:line="276" w:lineRule="auto"/>
-              <w:ind w:firstLine="0"/>
-              <w:jc w:val="center"/>
-            </w:pPr>
-            <w:r/>
-            <w:r>
-              <w:rPr>
-                <w:rFonts w:ascii="Times New Roman" w:hAnsi="Times New Roman" w:eastAsia="楷体"/>
-                <w:b w:val="0"/>
-                <w:color w:val="000000"/>
-                <w:sz w:val="18"/>
-              </w:rPr>
-              <w:t>139.00</w:t>
-            </w:r>
-          </w:p>
-        </w:tc>
-        <w:tc>
-          <w:tcPr>
-            <w:tcW w:type="dxa" w:w="1344"/>
-            <w:vAlign w:val="center"/>
-            <w:tcBorders>
-              <w:top w:val="single" w:sz="4" w:color="A6A6A6"/>
-              <w:left w:val="single" w:sz="4" w:color="A6A6A6"/>
-              <w:bottom w:val="single" w:sz="4" w:color="A6A6A6"/>
-              <w:right w:val="single" w:sz="4" w:color="A6A6A6"/>
-            </w:tcBorders>
-          </w:tcPr>
-          <w:p>
-            <w:pPr>
-              <w:spacing w:before="0" w:after="0" w:line="276" w:lineRule="auto"/>
-              <w:ind w:firstLine="0"/>
-              <w:jc w:val="center"/>
-            </w:pPr>
-            <w:r/>
-            <w:r>
-              <w:rPr>
-                <w:rFonts w:ascii="Times New Roman" w:hAnsi="Times New Roman" w:eastAsia="楷体"/>
-                <w:b w:val="0"/>
-                <w:color w:val="000000"/>
-                <w:sz w:val="18"/>
-              </w:rPr>
-              <w:t>110.30</w:t>
-            </w:r>
-          </w:p>
-        </w:tc>
-      </w:tr>
-      <w:tr>
-        <w:tc>
-          <w:tcPr>
-            <w:tcW w:type="dxa" w:w="1344"/>
-            <w:vAlign w:val="center"/>
-            <w:tcBorders>
-              <w:top w:val="single" w:sz="4" w:color="A6A6A6"/>
-              <w:left w:val="single" w:sz="4" w:color="A6A6A6"/>
-              <w:bottom w:val="single" w:sz="4" w:color="A6A6A6"/>
-              <w:right w:val="single" w:sz="4" w:color="A6A6A6"/>
-            </w:tcBorders>
-          </w:tcPr>
-          <w:p>
-            <w:pPr>
-              <w:spacing w:before="0" w:after="0" w:line="276" w:lineRule="auto"/>
-              <w:ind w:firstLine="0"/>
-              <w:jc w:val="left"/>
-            </w:pPr>
-            <w:r/>
-            <w:r>
-              <w:rPr>
-                <w:rFonts w:ascii="Times New Roman" w:hAnsi="Times New Roman" w:eastAsia="楷体"/>
-                <w:b w:val="0"/>
-                <w:color w:val="000000"/>
-                <w:sz w:val="18"/>
-              </w:rPr>
-              <w:t>巴彦淖尔市</w:t>
-            </w:r>
-          </w:p>
-        </w:tc>
-        <w:tc>
-          <w:tcPr>
-            <w:tcW w:type="dxa" w:w="1344"/>
-            <w:vAlign w:val="center"/>
-            <w:tcBorders>
-              <w:top w:val="single" w:sz="4" w:color="A6A6A6"/>
-              <w:left w:val="single" w:sz="4" w:color="A6A6A6"/>
-              <w:bottom w:val="single" w:sz="4" w:color="A6A6A6"/>
-              <w:right w:val="single" w:sz="4" w:color="A6A6A6"/>
-            </w:tcBorders>
-          </w:tcPr>
-          <w:p>
-            <w:pPr>
-              <w:spacing w:before="0" w:after="0" w:line="276" w:lineRule="auto"/>
-              <w:ind w:firstLine="0"/>
-              <w:jc w:val="center"/>
-            </w:pPr>
-            <w:r/>
-            <w:r>
-              <w:rPr>
-                <w:rFonts w:ascii="Times New Roman" w:hAnsi="Times New Roman" w:eastAsia="楷体"/>
-                <w:b w:val="0"/>
-                <w:color w:val="000000"/>
-                <w:sz w:val="18"/>
-              </w:rPr>
-              <w:t>1,277.60</w:t>
-            </w:r>
-          </w:p>
-        </w:tc>
-        <w:tc>
-          <w:tcPr>
-            <w:tcW w:type="dxa" w:w="1344"/>
-            <w:vAlign w:val="center"/>
-            <w:tcBorders>
-              <w:top w:val="single" w:sz="4" w:color="A6A6A6"/>
-              <w:left w:val="single" w:sz="4" w:color="A6A6A6"/>
-              <w:bottom w:val="single" w:sz="4" w:color="A6A6A6"/>
-              <w:right w:val="single" w:sz="4" w:color="A6A6A6"/>
-            </w:tcBorders>
-          </w:tcPr>
-          <w:p>
-            <w:pPr>
-              <w:spacing w:before="0" w:after="0" w:line="276" w:lineRule="auto"/>
-              <w:ind w:firstLine="0"/>
-              <w:jc w:val="center"/>
-            </w:pPr>
-            <w:r/>
-            <w:r>
-              <w:rPr>
-                <w:rFonts w:ascii="Times New Roman" w:hAnsi="Times New Roman" w:eastAsia="楷体"/>
-                <w:b w:val="0"/>
-                <w:color w:val="000000"/>
-                <w:sz w:val="18"/>
-              </w:rPr>
-              <w:t>8.63</w:t>
-            </w:r>
-          </w:p>
-        </w:tc>
-        <w:tc>
-          <w:tcPr>
-            <w:tcW w:type="dxa" w:w="1344"/>
-            <w:vAlign w:val="center"/>
-            <w:tcBorders>
-              <w:top w:val="single" w:sz="4" w:color="A6A6A6"/>
-              <w:left w:val="single" w:sz="4" w:color="A6A6A6"/>
-              <w:bottom w:val="single" w:sz="4" w:color="A6A6A6"/>
-              <w:right w:val="single" w:sz="4" w:color="A6A6A6"/>
-            </w:tcBorders>
-          </w:tcPr>
-          <w:p>
-            <w:pPr>
-              <w:spacing w:before="0" w:after="0" w:line="276" w:lineRule="auto"/>
-              <w:ind w:firstLine="0"/>
-              <w:jc w:val="center"/>
-            </w:pPr>
-            <w:r/>
-            <w:r>
-              <w:rPr>
-                <w:rFonts w:ascii="Times New Roman" w:hAnsi="Times New Roman" w:eastAsia="楷体"/>
-                <w:b w:val="0"/>
-                <w:color w:val="000000"/>
-                <w:sz w:val="18"/>
-              </w:rPr>
-              <w:t>4.50%</w:t>
-            </w:r>
-          </w:p>
-        </w:tc>
-        <w:tc>
-          <w:tcPr>
-            <w:tcW w:type="dxa" w:w="1344"/>
-            <w:vAlign w:val="center"/>
-            <w:tcBorders>
-              <w:top w:val="single" w:sz="4" w:color="A6A6A6"/>
-              <w:left w:val="single" w:sz="4" w:color="A6A6A6"/>
-              <w:bottom w:val="single" w:sz="4" w:color="A6A6A6"/>
-              <w:right w:val="single" w:sz="4" w:color="A6A6A6"/>
-            </w:tcBorders>
-          </w:tcPr>
-          <w:p>
-            <w:pPr>
-              <w:spacing w:before="0" w:after="0" w:line="276" w:lineRule="auto"/>
-              <w:ind w:firstLine="0"/>
-              <w:jc w:val="center"/>
-            </w:pPr>
-            <w:r/>
-            <w:r>
-              <w:rPr>
-                <w:rFonts w:ascii="Times New Roman" w:hAnsi="Times New Roman" w:eastAsia="楷体"/>
-                <w:b w:val="0"/>
-                <w:color w:val="000000"/>
-                <w:sz w:val="18"/>
-              </w:rPr>
-              <w:t>27.3:27.6:45.1</w:t>
-            </w:r>
-          </w:p>
-        </w:tc>
-        <w:tc>
-          <w:tcPr>
-            <w:tcW w:type="dxa" w:w="1344"/>
-            <w:vAlign w:val="center"/>
-            <w:tcBorders>
-              <w:top w:val="single" w:sz="4" w:color="A6A6A6"/>
-              <w:left w:val="single" w:sz="4" w:color="A6A6A6"/>
-              <w:bottom w:val="single" w:sz="4" w:color="A6A6A6"/>
-              <w:right w:val="single" w:sz="4" w:color="A6A6A6"/>
-            </w:tcBorders>
-          </w:tcPr>
-          <w:p>
-            <w:pPr>
-              <w:spacing w:before="0" w:after="0" w:line="276" w:lineRule="auto"/>
-              <w:ind w:firstLine="0"/>
-              <w:jc w:val="center"/>
-            </w:pPr>
-            <w:r/>
-            <w:r>
-              <w:rPr>
-                <w:rFonts w:ascii="Times New Roman" w:hAnsi="Times New Roman" w:eastAsia="楷体"/>
-                <w:b w:val="0"/>
-                <w:color w:val="000000"/>
-                <w:sz w:val="18"/>
-              </w:rPr>
-              <w:t>90.69</w:t>
-            </w:r>
-          </w:p>
-        </w:tc>
-        <w:tc>
-          <w:tcPr>
-            <w:tcW w:type="dxa" w:w="1344"/>
-            <w:vAlign w:val="center"/>
-            <w:tcBorders>
-              <w:top w:val="single" w:sz="4" w:color="A6A6A6"/>
-              <w:left w:val="single" w:sz="4" w:color="A6A6A6"/>
-              <w:bottom w:val="single" w:sz="4" w:color="A6A6A6"/>
-              <w:right w:val="single" w:sz="4" w:color="A6A6A6"/>
-            </w:tcBorders>
-          </w:tcPr>
-          <w:p>
-            <w:pPr>
-              <w:spacing w:before="0" w:after="0" w:line="276" w:lineRule="auto"/>
-              <w:ind w:firstLine="0"/>
-              <w:jc w:val="center"/>
-            </w:pPr>
-            <w:r/>
-            <w:r>
-              <w:rPr>
-                <w:rFonts w:ascii="Times New Roman" w:hAnsi="Times New Roman" w:eastAsia="楷体"/>
-                <w:b w:val="0"/>
-                <w:color w:val="000000"/>
-                <w:sz w:val="18"/>
-              </w:rPr>
-              <w:t>147.00</w:t>
-            </w:r>
-          </w:p>
-        </w:tc>
-      </w:tr>
-      <w:tr>
-        <w:tc>
-          <w:tcPr>
-            <w:tcW w:type="dxa" w:w="1344"/>
-            <w:vAlign w:val="center"/>
-            <w:tcBorders>
-              <w:top w:val="single" w:sz="4" w:color="A6A6A6"/>
-              <w:left w:val="single" w:sz="4" w:color="A6A6A6"/>
-              <w:bottom w:val="single" w:sz="4" w:color="A6A6A6"/>
-              <w:right w:val="single" w:sz="4" w:color="A6A6A6"/>
-            </w:tcBorders>
-          </w:tcPr>
-          <w:p>
-            <w:pPr>
-              <w:spacing w:before="0" w:after="0" w:line="276" w:lineRule="auto"/>
-              <w:ind w:firstLine="0"/>
-              <w:jc w:val="left"/>
-            </w:pPr>
-            <w:r/>
-            <w:r>
-              <w:rPr>
-                <w:rFonts w:ascii="Times New Roman" w:hAnsi="Times New Roman" w:eastAsia="楷体"/>
-                <w:b w:val="0"/>
-                <w:color w:val="000000"/>
-                <w:sz w:val="18"/>
-              </w:rPr>
-              <w:t>乌兰察布市</w:t>
-            </w:r>
-          </w:p>
-        </w:tc>
-        <w:tc>
-          <w:tcPr>
-            <w:tcW w:type="dxa" w:w="1344"/>
-            <w:vAlign w:val="center"/>
-            <w:tcBorders>
-              <w:top w:val="single" w:sz="4" w:color="A6A6A6"/>
-              <w:left w:val="single" w:sz="4" w:color="A6A6A6"/>
-              <w:bottom w:val="single" w:sz="4" w:color="A6A6A6"/>
-              <w:right w:val="single" w:sz="4" w:color="A6A6A6"/>
-            </w:tcBorders>
-          </w:tcPr>
-          <w:p>
-            <w:pPr>
-              <w:spacing w:before="0" w:after="0" w:line="276" w:lineRule="auto"/>
-              <w:ind w:firstLine="0"/>
-              <w:jc w:val="center"/>
-            </w:pPr>
-            <w:r/>
-            <w:r>
-              <w:rPr>
-                <w:rFonts w:ascii="Times New Roman" w:hAnsi="Times New Roman" w:eastAsia="楷体"/>
-                <w:b w:val="0"/>
-                <w:color w:val="000000"/>
-                <w:sz w:val="18"/>
-              </w:rPr>
-              <w:t>1,260.30</w:t>
-            </w:r>
-          </w:p>
-        </w:tc>
-        <w:tc>
-          <w:tcPr>
-            <w:tcW w:type="dxa" w:w="1344"/>
-            <w:vAlign w:val="center"/>
-            <w:tcBorders>
-              <w:top w:val="single" w:sz="4" w:color="A6A6A6"/>
-              <w:left w:val="single" w:sz="4" w:color="A6A6A6"/>
-              <w:bottom w:val="single" w:sz="4" w:color="A6A6A6"/>
-              <w:right w:val="single" w:sz="4" w:color="A6A6A6"/>
-            </w:tcBorders>
-          </w:tcPr>
-          <w:p>
-            <w:pPr>
-              <w:spacing w:before="0" w:after="0" w:line="276" w:lineRule="auto"/>
-              <w:ind w:firstLine="0"/>
-              <w:jc w:val="center"/>
-            </w:pPr>
-            <w:r/>
-            <w:r>
-              <w:rPr>
-                <w:rFonts w:ascii="Times New Roman" w:hAnsi="Times New Roman" w:eastAsia="楷体"/>
-                <w:b w:val="0"/>
-                <w:color w:val="000000"/>
-                <w:sz w:val="18"/>
-              </w:rPr>
-              <w:t>8.03</w:t>
-            </w:r>
-          </w:p>
-        </w:tc>
-        <w:tc>
-          <w:tcPr>
-            <w:tcW w:type="dxa" w:w="1344"/>
-            <w:vAlign w:val="center"/>
-            <w:tcBorders>
-              <w:top w:val="single" w:sz="4" w:color="A6A6A6"/>
-              <w:left w:val="single" w:sz="4" w:color="A6A6A6"/>
-              <w:bottom w:val="single" w:sz="4" w:color="A6A6A6"/>
-              <w:right w:val="single" w:sz="4" w:color="A6A6A6"/>
-            </w:tcBorders>
-          </w:tcPr>
-          <w:p>
-            <w:pPr>
-              <w:spacing w:before="0" w:after="0" w:line="276" w:lineRule="auto"/>
-              <w:ind w:firstLine="0"/>
-              <w:jc w:val="center"/>
-            </w:pPr>
-            <w:r/>
-            <w:r>
-              <w:rPr>
-                <w:rFonts w:ascii="Times New Roman" w:hAnsi="Times New Roman" w:eastAsia="楷体"/>
-                <w:b w:val="0"/>
-                <w:color w:val="000000"/>
-                <w:sz w:val="18"/>
-              </w:rPr>
-              <w:t>4.80%</w:t>
-            </w:r>
-          </w:p>
-        </w:tc>
-        <w:tc>
-          <w:tcPr>
-            <w:tcW w:type="dxa" w:w="1344"/>
-            <w:vAlign w:val="center"/>
-            <w:tcBorders>
-              <w:top w:val="single" w:sz="4" w:color="A6A6A6"/>
-              <w:left w:val="single" w:sz="4" w:color="A6A6A6"/>
-              <w:bottom w:val="single" w:sz="4" w:color="A6A6A6"/>
-              <w:right w:val="single" w:sz="4" w:color="A6A6A6"/>
-            </w:tcBorders>
-          </w:tcPr>
-          <w:p>
-            <w:pPr>
-              <w:spacing w:before="0" w:after="0" w:line="276" w:lineRule="auto"/>
-              <w:ind w:firstLine="0"/>
-              <w:jc w:val="center"/>
-            </w:pPr>
-            <w:r/>
-            <w:r>
-              <w:rPr>
-                <w:rFonts w:ascii="Times New Roman" w:hAnsi="Times New Roman" w:eastAsia="楷体"/>
-                <w:b w:val="0"/>
-                <w:color w:val="000000"/>
-                <w:sz w:val="18"/>
-              </w:rPr>
-              <w:t>16.2:32.6:51.2</w:t>
-            </w:r>
-          </w:p>
-        </w:tc>
-        <w:tc>
-          <w:tcPr>
-            <w:tcW w:type="dxa" w:w="1344"/>
-            <w:vAlign w:val="center"/>
-            <w:tcBorders>
-              <w:top w:val="single" w:sz="4" w:color="A6A6A6"/>
-              <w:left w:val="single" w:sz="4" w:color="A6A6A6"/>
-              <w:bottom w:val="single" w:sz="4" w:color="A6A6A6"/>
-              <w:right w:val="single" w:sz="4" w:color="A6A6A6"/>
-            </w:tcBorders>
-          </w:tcPr>
-          <w:p>
-            <w:pPr>
-              <w:spacing w:before="0" w:after="0" w:line="276" w:lineRule="auto"/>
-              <w:ind w:firstLine="0"/>
-              <w:jc w:val="center"/>
-            </w:pPr>
-            <w:r/>
-            <w:r>
-              <w:rPr>
-                <w:rFonts w:ascii="Times New Roman" w:hAnsi="Times New Roman" w:eastAsia="楷体"/>
-                <w:b w:val="0"/>
-                <w:color w:val="000000"/>
-                <w:sz w:val="18"/>
-              </w:rPr>
-              <w:t>76.90</w:t>
-            </w:r>
-          </w:p>
-        </w:tc>
-        <w:tc>
-          <w:tcPr>
-            <w:tcW w:type="dxa" w:w="1344"/>
-            <w:vAlign w:val="center"/>
-            <w:tcBorders>
-              <w:top w:val="single" w:sz="4" w:color="A6A6A6"/>
-              <w:left w:val="single" w:sz="4" w:color="A6A6A6"/>
-              <w:bottom w:val="single" w:sz="4" w:color="A6A6A6"/>
-              <w:right w:val="single" w:sz="4" w:color="A6A6A6"/>
-            </w:tcBorders>
-          </w:tcPr>
-          <w:p>
-            <w:pPr>
-              <w:spacing w:before="0" w:after="0" w:line="276" w:lineRule="auto"/>
-              <w:ind w:firstLine="0"/>
-              <w:jc w:val="center"/>
-            </w:pPr>
-            <w:r/>
-            <w:r>
-              <w:rPr>
-                <w:rFonts w:ascii="Times New Roman" w:hAnsi="Times New Roman" w:eastAsia="楷体"/>
-                <w:b w:val="0"/>
-                <w:color w:val="000000"/>
-                <w:sz w:val="18"/>
-              </w:rPr>
-              <w:t>155.70</w:t>
-            </w:r>
-          </w:p>
-        </w:tc>
-      </w:tr>
-      <w:tr>
-        <w:tc>
-          <w:tcPr>
-            <w:tcW w:type="dxa" w:w="1344"/>
-            <w:vAlign w:val="center"/>
-            <w:tcBorders>
-              <w:top w:val="single" w:sz="4" w:color="A6A6A6"/>
-              <w:left w:val="single" w:sz="4" w:color="A6A6A6"/>
-              <w:bottom w:val="single" w:sz="4" w:color="A6A6A6"/>
-              <w:right w:val="single" w:sz="4" w:color="A6A6A6"/>
-            </w:tcBorders>
-          </w:tcPr>
-          <w:p>
-            <w:pPr>
-              <w:spacing w:before="0" w:after="0" w:line="276" w:lineRule="auto"/>
-              <w:ind w:firstLine="0"/>
-              <w:jc w:val="left"/>
-            </w:pPr>
-            <w:r/>
-            <w:r>
-              <w:rPr>
-                <w:rFonts w:ascii="Times New Roman" w:hAnsi="Times New Roman" w:eastAsia="楷体"/>
-                <w:b w:val="0"/>
-                <w:color w:val="000000"/>
-                <w:sz w:val="18"/>
-              </w:rPr>
-              <w:t>兴安盟</w:t>
-            </w:r>
-          </w:p>
-        </w:tc>
-        <w:tc>
-          <w:tcPr>
-            <w:tcW w:type="dxa" w:w="1344"/>
-            <w:vAlign w:val="center"/>
-            <w:tcBorders>
-              <w:top w:val="single" w:sz="4" w:color="A6A6A6"/>
-              <w:left w:val="single" w:sz="4" w:color="A6A6A6"/>
-              <w:bottom w:val="single" w:sz="4" w:color="A6A6A6"/>
-              <w:right w:val="single" w:sz="4" w:color="A6A6A6"/>
-            </w:tcBorders>
-          </w:tcPr>
-          <w:p>
-            <w:pPr>
-              <w:spacing w:before="0" w:after="0" w:line="276" w:lineRule="auto"/>
-              <w:ind w:firstLine="0"/>
-              <w:jc w:val="center"/>
-            </w:pPr>
-            <w:r/>
-            <w:r>
-              <w:rPr>
-                <w:rFonts w:ascii="Times New Roman" w:hAnsi="Times New Roman" w:eastAsia="楷体"/>
-                <w:b w:val="0"/>
-                <w:color w:val="000000"/>
-                <w:sz w:val="18"/>
-              </w:rPr>
-              <w:t>850.09</w:t>
-            </w:r>
-          </w:p>
-        </w:tc>
-        <w:tc>
-          <w:tcPr>
-            <w:tcW w:type="dxa" w:w="1344"/>
-            <w:vAlign w:val="center"/>
-            <w:tcBorders>
-              <w:top w:val="single" w:sz="4" w:color="A6A6A6"/>
-              <w:left w:val="single" w:sz="4" w:color="A6A6A6"/>
-              <w:bottom w:val="single" w:sz="4" w:color="A6A6A6"/>
-              <w:right w:val="single" w:sz="4" w:color="A6A6A6"/>
-            </w:tcBorders>
-          </w:tcPr>
-          <w:p>
-            <w:pPr>
-              <w:spacing w:before="0" w:after="0" w:line="276" w:lineRule="auto"/>
-              <w:ind w:firstLine="0"/>
-              <w:jc w:val="center"/>
-            </w:pPr>
-            <w:r/>
-            <w:r>
-              <w:rPr>
-                <w:rFonts w:ascii="Times New Roman" w:hAnsi="Times New Roman" w:eastAsia="楷体"/>
-                <w:b w:val="0"/>
-                <w:color w:val="000000"/>
-                <w:sz w:val="18"/>
-              </w:rPr>
-              <w:t>6.23</w:t>
-            </w:r>
-          </w:p>
-        </w:tc>
-        <w:tc>
-          <w:tcPr>
-            <w:tcW w:type="dxa" w:w="1344"/>
-            <w:vAlign w:val="center"/>
-            <w:tcBorders>
-              <w:top w:val="single" w:sz="4" w:color="A6A6A6"/>
-              <w:left w:val="single" w:sz="4" w:color="A6A6A6"/>
-              <w:bottom w:val="single" w:sz="4" w:color="A6A6A6"/>
-              <w:right w:val="single" w:sz="4" w:color="A6A6A6"/>
-            </w:tcBorders>
-          </w:tcPr>
-          <w:p>
-            <w:pPr>
-              <w:spacing w:before="0" w:after="0" w:line="276" w:lineRule="auto"/>
-              <w:ind w:firstLine="0"/>
-              <w:jc w:val="center"/>
-            </w:pPr>
-            <w:r/>
-            <w:r>
-              <w:rPr>
-                <w:rFonts w:ascii="Times New Roman" w:hAnsi="Times New Roman" w:eastAsia="楷体"/>
-                <w:b w:val="0"/>
-                <w:color w:val="000000"/>
-                <w:sz w:val="18"/>
-              </w:rPr>
-              <w:t>4.50%</w:t>
-            </w:r>
-          </w:p>
-        </w:tc>
-        <w:tc>
-          <w:tcPr>
-            <w:tcW w:type="dxa" w:w="1344"/>
-            <w:vAlign w:val="center"/>
-            <w:tcBorders>
-              <w:top w:val="single" w:sz="4" w:color="A6A6A6"/>
-              <w:left w:val="single" w:sz="4" w:color="A6A6A6"/>
-              <w:bottom w:val="single" w:sz="4" w:color="A6A6A6"/>
-              <w:right w:val="single" w:sz="4" w:color="A6A6A6"/>
-            </w:tcBorders>
-          </w:tcPr>
-          <w:p>
-            <w:pPr>
-              <w:spacing w:before="0" w:after="0" w:line="276" w:lineRule="auto"/>
-              <w:ind w:firstLine="0"/>
-              <w:jc w:val="center"/>
-            </w:pPr>
-            <w:r/>
-            <w:r>
-              <w:rPr>
-                <w:rFonts w:ascii="Times New Roman" w:hAnsi="Times New Roman" w:eastAsia="楷体"/>
-                <w:b w:val="0"/>
-                <w:color w:val="000000"/>
-                <w:sz w:val="18"/>
-              </w:rPr>
-              <w:t>34.9:23.2:41.9</w:t>
-            </w:r>
-          </w:p>
-        </w:tc>
-        <w:tc>
-          <w:tcPr>
-            <w:tcW w:type="dxa" w:w="1344"/>
-            <w:vAlign w:val="center"/>
-            <w:tcBorders>
-              <w:top w:val="single" w:sz="4" w:color="A6A6A6"/>
-              <w:left w:val="single" w:sz="4" w:color="A6A6A6"/>
-              <w:bottom w:val="single" w:sz="4" w:color="A6A6A6"/>
-              <w:right w:val="single" w:sz="4" w:color="A6A6A6"/>
-            </w:tcBorders>
-          </w:tcPr>
-          <w:p>
-            <w:pPr>
-              <w:spacing w:before="0" w:after="0" w:line="276" w:lineRule="auto"/>
-              <w:ind w:firstLine="0"/>
-              <w:jc w:val="center"/>
-            </w:pPr>
-            <w:r/>
-            <w:r>
-              <w:rPr>
-                <w:rFonts w:ascii="Times New Roman" w:hAnsi="Times New Roman" w:eastAsia="楷体"/>
-                <w:b w:val="0"/>
-                <w:color w:val="000000"/>
-                <w:sz w:val="18"/>
-              </w:rPr>
-              <w:t>41.40</w:t>
-            </w:r>
-          </w:p>
-        </w:tc>
-        <w:tc>
-          <w:tcPr>
-            <w:tcW w:type="dxa" w:w="1344"/>
-            <w:vAlign w:val="center"/>
-            <w:tcBorders>
-              <w:top w:val="single" w:sz="4" w:color="A6A6A6"/>
-              <w:left w:val="single" w:sz="4" w:color="A6A6A6"/>
-              <w:bottom w:val="single" w:sz="4" w:color="A6A6A6"/>
-              <w:right w:val="single" w:sz="4" w:color="A6A6A6"/>
-            </w:tcBorders>
-          </w:tcPr>
-          <w:p>
-            <w:pPr>
-              <w:spacing w:before="0" w:after="0" w:line="276" w:lineRule="auto"/>
-              <w:ind w:firstLine="0"/>
-              <w:jc w:val="center"/>
-            </w:pPr>
-            <w:r/>
-            <w:r>
-              <w:rPr>
-                <w:rFonts w:ascii="Times New Roman" w:hAnsi="Times New Roman" w:eastAsia="楷体"/>
-                <w:b w:val="0"/>
-                <w:color w:val="000000"/>
-                <w:sz w:val="18"/>
-              </w:rPr>
-              <w:t>135.50</w:t>
-            </w:r>
-          </w:p>
-        </w:tc>
-      </w:tr>
-      <w:tr>
-        <w:tc>
-          <w:tcPr>
-            <w:tcW w:type="dxa" w:w="1344"/>
-            <w:vAlign w:val="center"/>
-            <w:tcBorders>
-              <w:top w:val="single" w:sz="4" w:color="A6A6A6"/>
-              <w:left w:val="single" w:sz="4" w:color="A6A6A6"/>
-              <w:bottom w:val="single" w:sz="4" w:color="A6A6A6"/>
-              <w:right w:val="single" w:sz="4" w:color="A6A6A6"/>
-            </w:tcBorders>
-          </w:tcPr>
-          <w:p>
-            <w:pPr>
-              <w:spacing w:before="0" w:after="0" w:line="276" w:lineRule="auto"/>
-              <w:ind w:firstLine="0"/>
-              <w:jc w:val="left"/>
-            </w:pPr>
-            <w:r/>
-            <w:r>
-              <w:rPr>
-                <w:rFonts w:ascii="Times New Roman" w:hAnsi="Times New Roman" w:eastAsia="楷体"/>
-                <w:b w:val="0"/>
-                <w:color w:val="000000"/>
-                <w:sz w:val="18"/>
-              </w:rPr>
-              <w:t>乌海市</w:t>
-            </w:r>
-          </w:p>
-        </w:tc>
-        <w:tc>
-          <w:tcPr>
-            <w:tcW w:type="dxa" w:w="1344"/>
-            <w:vAlign w:val="center"/>
-            <w:tcBorders>
-              <w:top w:val="single" w:sz="4" w:color="A6A6A6"/>
-              <w:left w:val="single" w:sz="4" w:color="A6A6A6"/>
-              <w:bottom w:val="single" w:sz="4" w:color="A6A6A6"/>
-              <w:right w:val="single" w:sz="4" w:color="A6A6A6"/>
-            </w:tcBorders>
-          </w:tcPr>
-          <w:p>
-            <w:pPr>
-              <w:spacing w:before="0" w:after="0" w:line="276" w:lineRule="auto"/>
-              <w:ind w:firstLine="0"/>
-              <w:jc w:val="center"/>
-            </w:pPr>
-            <w:r/>
-            <w:r>
-              <w:rPr>
-                <w:rFonts w:ascii="Times New Roman" w:hAnsi="Times New Roman" w:eastAsia="楷体"/>
-                <w:b w:val="0"/>
-                <w:color w:val="000000"/>
-                <w:sz w:val="18"/>
-              </w:rPr>
-              <w:t>540.75</w:t>
-            </w:r>
-          </w:p>
-        </w:tc>
-        <w:tc>
-          <w:tcPr>
-            <w:tcW w:type="dxa" w:w="1344"/>
-            <w:vAlign w:val="center"/>
-            <w:tcBorders>
-              <w:top w:val="single" w:sz="4" w:color="A6A6A6"/>
-              <w:left w:val="single" w:sz="4" w:color="A6A6A6"/>
-              <w:bottom w:val="single" w:sz="4" w:color="A6A6A6"/>
-              <w:right w:val="single" w:sz="4" w:color="A6A6A6"/>
-            </w:tcBorders>
-          </w:tcPr>
-          <w:p>
-            <w:pPr>
-              <w:spacing w:before="0" w:after="0" w:line="276" w:lineRule="auto"/>
-              <w:ind w:firstLine="0"/>
-              <w:jc w:val="center"/>
-            </w:pPr>
-            <w:r/>
-            <w:r>
-              <w:rPr>
-                <w:rFonts w:ascii="Times New Roman" w:hAnsi="Times New Roman" w:eastAsia="楷体"/>
-                <w:b w:val="0"/>
-                <w:color w:val="000000"/>
-                <w:sz w:val="18"/>
-              </w:rPr>
-              <w:t>9.74</w:t>
-            </w:r>
-          </w:p>
-        </w:tc>
-        <w:tc>
-          <w:tcPr>
-            <w:tcW w:type="dxa" w:w="1344"/>
-            <w:vAlign w:val="center"/>
-            <w:tcBorders>
-              <w:top w:val="single" w:sz="4" w:color="A6A6A6"/>
-              <w:left w:val="single" w:sz="4" w:color="A6A6A6"/>
-              <w:bottom w:val="single" w:sz="4" w:color="A6A6A6"/>
-              <w:right w:val="single" w:sz="4" w:color="A6A6A6"/>
-            </w:tcBorders>
-          </w:tcPr>
-          <w:p>
-            <w:pPr>
-              <w:spacing w:before="0" w:after="0" w:line="276" w:lineRule="auto"/>
-              <w:ind w:firstLine="0"/>
-              <w:jc w:val="center"/>
-            </w:pPr>
-            <w:r/>
-            <w:r>
-              <w:rPr>
-                <w:rFonts w:ascii="Times New Roman" w:hAnsi="Times New Roman" w:eastAsia="楷体"/>
-                <w:b w:val="0"/>
-                <w:color w:val="000000"/>
-                <w:sz w:val="18"/>
-              </w:rPr>
-              <w:t>-4.30%</w:t>
-            </w:r>
-          </w:p>
-        </w:tc>
-        <w:tc>
-          <w:tcPr>
-            <w:tcW w:type="dxa" w:w="1344"/>
-            <w:vAlign w:val="center"/>
-            <w:tcBorders>
-              <w:top w:val="single" w:sz="4" w:color="A6A6A6"/>
-              <w:left w:val="single" w:sz="4" w:color="A6A6A6"/>
-              <w:bottom w:val="single" w:sz="4" w:color="A6A6A6"/>
-              <w:right w:val="single" w:sz="4" w:color="A6A6A6"/>
-            </w:tcBorders>
-          </w:tcPr>
-          <w:p>
-            <w:pPr>
-              <w:spacing w:before="0" w:after="0" w:line="276" w:lineRule="auto"/>
-              <w:ind w:firstLine="0"/>
-              <w:jc w:val="center"/>
-            </w:pPr>
-            <w:r/>
-            <w:r>
-              <w:rPr>
-                <w:rFonts w:ascii="Times New Roman" w:hAnsi="Times New Roman" w:eastAsia="楷体"/>
-                <w:b w:val="0"/>
-                <w:color w:val="000000"/>
-                <w:sz w:val="18"/>
-              </w:rPr>
-              <w:t>1.6:45.7:52.7</w:t>
-            </w:r>
-          </w:p>
-        </w:tc>
-        <w:tc>
-          <w:tcPr>
-            <w:tcW w:type="dxa" w:w="1344"/>
-            <w:vAlign w:val="center"/>
-            <w:tcBorders>
-              <w:top w:val="single" w:sz="4" w:color="A6A6A6"/>
-              <w:left w:val="single" w:sz="4" w:color="A6A6A6"/>
-              <w:bottom w:val="single" w:sz="4" w:color="A6A6A6"/>
-              <w:right w:val="single" w:sz="4" w:color="A6A6A6"/>
-            </w:tcBorders>
-          </w:tcPr>
-          <w:p>
-            <w:pPr>
-              <w:spacing w:before="0" w:after="0" w:line="276" w:lineRule="auto"/>
-              <w:ind w:firstLine="0"/>
-              <w:jc w:val="center"/>
-            </w:pPr>
-            <w:r/>
-            <w:r>
-              <w:rPr>
-                <w:rFonts w:ascii="Times New Roman" w:hAnsi="Times New Roman" w:eastAsia="楷体"/>
-                <w:b w:val="0"/>
-                <w:color w:val="000000"/>
-                <w:sz w:val="18"/>
-              </w:rPr>
-              <w:t>86.06</w:t>
-            </w:r>
-          </w:p>
-        </w:tc>
-        <w:tc>
-          <w:tcPr>
-            <w:tcW w:type="dxa" w:w="1344"/>
-            <w:vAlign w:val="center"/>
-            <w:tcBorders>
-              <w:top w:val="single" w:sz="4" w:color="A6A6A6"/>
-              <w:left w:val="single" w:sz="4" w:color="A6A6A6"/>
-              <w:bottom w:val="single" w:sz="4" w:color="A6A6A6"/>
-              <w:right w:val="single" w:sz="4" w:color="A6A6A6"/>
-            </w:tcBorders>
-          </w:tcPr>
-          <w:p>
-            <w:pPr>
-              <w:spacing w:before="0" w:after="0" w:line="276" w:lineRule="auto"/>
-              <w:ind w:firstLine="0"/>
-              <w:jc w:val="center"/>
-            </w:pPr>
-            <w:r/>
-            <w:r>
-              <w:rPr>
-                <w:rFonts w:ascii="Times New Roman" w:hAnsi="Times New Roman" w:eastAsia="楷体"/>
-                <w:b w:val="0"/>
-                <w:color w:val="000000"/>
-                <w:sz w:val="18"/>
-              </w:rPr>
-              <w:t>54.90</w:t>
-            </w:r>
-          </w:p>
-        </w:tc>
-      </w:tr>
-      <w:tr>
-        <w:tc>
-          <w:tcPr>
-            <w:tcW w:type="dxa" w:w="1344"/>
-            <w:vAlign w:val="center"/>
-            <w:tcBorders>
-              <w:top w:val="single" w:sz="4" w:color="A6A6A6"/>
-              <w:left w:val="single" w:sz="4" w:color="A6A6A6"/>
-              <w:bottom w:val="single" w:sz="4" w:color="A6A6A6"/>
-              <w:right w:val="single" w:sz="4" w:color="A6A6A6"/>
-            </w:tcBorders>
-          </w:tcPr>
-          <w:p>
-            <w:pPr>
-              <w:spacing w:before="0" w:after="0" w:line="276" w:lineRule="auto"/>
-              <w:ind w:firstLine="0"/>
-              <w:jc w:val="left"/>
-            </w:pPr>
-            <w:r/>
-            <w:r>
-              <w:rPr>
-                <w:rFonts w:ascii="Times New Roman" w:hAnsi="Times New Roman" w:eastAsia="楷体"/>
-                <w:b w:val="0"/>
-                <w:color w:val="000000"/>
-                <w:sz w:val="18"/>
-              </w:rPr>
-              <w:t>阿拉善盟</w:t>
-            </w:r>
-          </w:p>
-        </w:tc>
-        <w:tc>
-          <w:tcPr>
-            <w:tcW w:type="dxa" w:w="1344"/>
-            <w:vAlign w:val="center"/>
-            <w:tcBorders>
-              <w:top w:val="single" w:sz="4" w:color="A6A6A6"/>
-              <w:left w:val="single" w:sz="4" w:color="A6A6A6"/>
-              <w:bottom w:val="single" w:sz="4" w:color="A6A6A6"/>
-              <w:right w:val="single" w:sz="4" w:color="A6A6A6"/>
-            </w:tcBorders>
-          </w:tcPr>
-          <w:p>
-            <w:pPr>
-              <w:spacing w:before="0" w:after="0" w:line="276" w:lineRule="auto"/>
-              <w:ind w:firstLine="0"/>
-              <w:jc w:val="center"/>
-            </w:pPr>
-            <w:r/>
-            <w:r>
-              <w:rPr>
-                <w:rFonts w:ascii="Times New Roman" w:hAnsi="Times New Roman" w:eastAsia="楷体"/>
-                <w:b w:val="0"/>
-                <w:color w:val="000000"/>
-                <w:sz w:val="18"/>
-              </w:rPr>
-              <w:t>418.80</w:t>
-            </w:r>
-          </w:p>
-        </w:tc>
-        <w:tc>
-          <w:tcPr>
-            <w:tcW w:type="dxa" w:w="1344"/>
-            <w:vAlign w:val="center"/>
-            <w:tcBorders>
-              <w:top w:val="single" w:sz="4" w:color="A6A6A6"/>
-              <w:left w:val="single" w:sz="4" w:color="A6A6A6"/>
-              <w:bottom w:val="single" w:sz="4" w:color="A6A6A6"/>
-              <w:right w:val="single" w:sz="4" w:color="A6A6A6"/>
-            </w:tcBorders>
-          </w:tcPr>
-          <w:p>
-            <w:pPr>
-              <w:spacing w:before="0" w:after="0" w:line="276" w:lineRule="auto"/>
-              <w:ind w:firstLine="0"/>
-              <w:jc w:val="center"/>
-            </w:pPr>
-            <w:r/>
-            <w:r>
-              <w:rPr>
-                <w:rFonts w:ascii="Times New Roman" w:hAnsi="Times New Roman" w:eastAsia="楷体"/>
-                <w:b w:val="0"/>
-                <w:color w:val="000000"/>
-                <w:sz w:val="18"/>
-              </w:rPr>
-              <w:t>15.51</w:t>
-            </w:r>
-          </w:p>
-        </w:tc>
-        <w:tc>
-          <w:tcPr>
-            <w:tcW w:type="dxa" w:w="1344"/>
-            <w:vAlign w:val="center"/>
-            <w:tcBorders>
-              <w:top w:val="single" w:sz="4" w:color="A6A6A6"/>
-              <w:left w:val="single" w:sz="4" w:color="A6A6A6"/>
-              <w:bottom w:val="single" w:sz="4" w:color="A6A6A6"/>
-              <w:right w:val="single" w:sz="4" w:color="A6A6A6"/>
-            </w:tcBorders>
-          </w:tcPr>
-          <w:p>
-            <w:pPr>
-              <w:spacing w:before="0" w:after="0" w:line="276" w:lineRule="auto"/>
-              <w:ind w:firstLine="0"/>
-              <w:jc w:val="center"/>
-            </w:pPr>
-            <w:r/>
-            <w:r>
-              <w:rPr>
-                <w:rFonts w:ascii="Times New Roman" w:hAnsi="Times New Roman" w:eastAsia="楷体"/>
-                <w:b w:val="0"/>
-                <w:color w:val="000000"/>
-                <w:sz w:val="18"/>
-              </w:rPr>
-              <w:t>4.10%</w:t>
-            </w:r>
-          </w:p>
-        </w:tc>
-        <w:tc>
-          <w:tcPr>
-            <w:tcW w:type="dxa" w:w="1344"/>
-            <w:vAlign w:val="center"/>
-            <w:tcBorders>
-              <w:top w:val="single" w:sz="4" w:color="A6A6A6"/>
-              <w:left w:val="single" w:sz="4" w:color="A6A6A6"/>
-              <w:bottom w:val="single" w:sz="4" w:color="A6A6A6"/>
-              <w:right w:val="single" w:sz="4" w:color="A6A6A6"/>
-            </w:tcBorders>
-          </w:tcPr>
-          <w:p>
-            <w:pPr>
-              <w:spacing w:before="0" w:after="0" w:line="276" w:lineRule="auto"/>
-              <w:ind w:firstLine="0"/>
-              <w:jc w:val="center"/>
-            </w:pPr>
-            <w:r/>
-            <w:r>
-              <w:rPr>
-                <w:rFonts w:ascii="Times New Roman" w:hAnsi="Times New Roman" w:eastAsia="楷体"/>
-                <w:b w:val="0"/>
-                <w:color w:val="000000"/>
-                <w:sz w:val="18"/>
-              </w:rPr>
-              <w:t>9:46.3:44.7</w:t>
-            </w:r>
-          </w:p>
-        </w:tc>
-        <w:tc>
-          <w:tcPr>
-            <w:tcW w:type="dxa" w:w="1344"/>
-            <w:vAlign w:val="center"/>
-            <w:tcBorders>
-              <w:top w:val="single" w:sz="4" w:color="A6A6A6"/>
-              <w:left w:val="single" w:sz="4" w:color="A6A6A6"/>
-              <w:bottom w:val="single" w:sz="4" w:color="A6A6A6"/>
-              <w:right w:val="single" w:sz="4" w:color="A6A6A6"/>
-            </w:tcBorders>
-          </w:tcPr>
-          <w:p>
-            <w:pPr>
-              <w:spacing w:before="0" w:after="0" w:line="276" w:lineRule="auto"/>
-              <w:ind w:firstLine="0"/>
-              <w:jc w:val="center"/>
-            </w:pPr>
-            <w:r/>
-            <w:r>
-              <w:rPr>
-                <w:rFonts w:ascii="Times New Roman" w:hAnsi="Times New Roman" w:eastAsia="楷体"/>
-                <w:b w:val="0"/>
-                <w:color w:val="000000"/>
-                <w:sz w:val="18"/>
-              </w:rPr>
-              <w:t>37.17</w:t>
-            </w:r>
-          </w:p>
-        </w:tc>
-        <w:tc>
-          <w:tcPr>
-            <w:tcW w:type="dxa" w:w="1344"/>
-            <w:vAlign w:val="center"/>
-            <w:tcBorders>
-              <w:top w:val="single" w:sz="4" w:color="A6A6A6"/>
-              <w:left w:val="single" w:sz="4" w:color="A6A6A6"/>
-              <w:bottom w:val="single" w:sz="4" w:color="A6A6A6"/>
-              <w:right w:val="single" w:sz="4" w:color="A6A6A6"/>
-            </w:tcBorders>
-          </w:tcPr>
-          <w:p>
-            <w:pPr>
-              <w:spacing w:before="0" w:after="0" w:line="276" w:lineRule="auto"/>
-              <w:ind w:firstLine="0"/>
-              <w:jc w:val="center"/>
-            </w:pPr>
-            <w:r/>
-            <w:r>
-              <w:rPr>
-                <w:rFonts w:ascii="Times New Roman" w:hAnsi="Times New Roman" w:eastAsia="楷体"/>
-                <w:b w:val="0"/>
-                <w:color w:val="000000"/>
-                <w:sz w:val="18"/>
-              </w:rPr>
-              <w:t>26.80</w:t>
+              <w:t>—</w:t>
             </w:r>
           </w:p>
         </w:tc>
@@ -2824,7 +2619,7 @@
           <w:color w:val="000000"/>
           <w:sz w:val="21"/>
         </w:rPr>
-        <w:t>省内对比看，呼和浩特市2025年GDP总量4,278.30亿元、列全省第三位，一般公共预算收入268.61亿元、列全省第二位。整体来看，呼和浩特市经济基本面在内蒙古自治区内具有一定代表性，但需关注固定资产投资走势及新旧动能转换的接续性。</w:t>
+        <w:t>省内对比看，唐山市2025年GDP总量10,450.20亿元、列全省第一位，约为省内第二的石家庄市（8,651.70亿元）的1.2倍；一般公共预算收入588.20亿元、列全省第二位。整体来看，唐山市在河北省内的经济与财政地位极为重要，但放到同类城市横向看，产业结构升级与新旧动能转换仍是中长期需要关注的核心课题。</w:t>
       </w:r>
     </w:p>
     <w:p>
@@ -2839,7 +2634,7 @@
           <w:color w:val="000000"/>
           <w:sz w:val="21"/>
         </w:rPr>
-        <w:t>■ 呼和浩特市财政体量在内蒙古自治区位居前列，税收占比80.85%、税收质量较好，但政府性基金收入总体平稳；2025年末宽口径债务率519.42%、处于偏高水平，已显著高于公认的 300% 偏高临界线，后续偿债压力值得关注。</w:t>
+        <w:t>■ 唐山市财政体量在河北省位居前列，税收占比偏低、非税收入占比相对较高、财政质量有待优化；但受房地产市场调整影响，政府性基金收入近年总体保持平稳；2025年末宽口径债务率574.89%、处于偏高水平，已显著高于公认的 300% 偏高临界线，后续偿债压力值得关注。</w:t>
       </w:r>
     </w:p>
     <w:p>
@@ -2854,7 +2649,7 @@
           <w:color w:val="000000"/>
           <w:sz w:val="21"/>
         </w:rPr>
-        <w:t>财政收入方面，2023、2024、2025年呼和浩特市一般公共预算收入分别为238.06亿元、255.12亿元、268.61亿元，其中税收收入194.62亿元、209.32亿元、217.17亿元，税收占比维持在81.75%、82.05%、80.85%；一般公共预算支出592.97亿元、581.61亿元、582.60亿元，财政自给率40.15%、43.86%、46.11%。</w:t>
+        <w:t>财政收入方面，2023、2024、2025年唐山市一般公共预算收入分别为581.43亿元、577.99亿元、588.20亿元，在河北省内位居前列；其中税收收入分别为303.64亿元、292.49亿元、304.30亿元，税收占比维持在52.22%、50.60%、51.73%，偏低、非税收入占比相对较高、财政质量有待优化。一般公共预算支出分别为1,001.53亿元、1,029.71亿元、1,082.75亿元，财政自给率58.05%、56.13%、54.32%，财政自给率偏低、刚性支出压力较大。</w:t>
       </w:r>
     </w:p>
     <w:p>
@@ -2869,7 +2664,7 @@
           <w:color w:val="000000"/>
           <w:sz w:val="21"/>
         </w:rPr>
-        <w:t>政府性基金收入方面，2023、2024、2025年分别为81.88亿元、112.52亿元、75.78亿元，政府性基金收入总体平稳，反映地方综合财力对房地产周期的敞口。</w:t>
+        <w:t>政府性基金收入方面，2023、2024、2025年唐山市政府性基金收入分别为311.21亿元、309.84亿元、299.63亿元，近年总体保持平稳。</w:t>
       </w:r>
     </w:p>
     <w:p>
@@ -2885,7 +2680,7 @@
           <w:color w:val="000000"/>
           <w:sz w:val="21"/>
         </w:rPr>
-        <w:t>图表：2023-2025年呼和浩特市财政收入情况(单位:亿元、%)</w:t>
+        <w:t>图表：2023-2025年唐山市财政收入情况(单位:亿元、%)</w:t>
       </w:r>
     </w:p>
     <w:tbl>
@@ -3170,7 +2965,7 @@
                 <w:color w:val="000000"/>
                 <w:sz w:val="18"/>
               </w:rPr>
-              <w:t>238.06</w:t>
+              <w:t>581.43</w:t>
             </w:r>
           </w:p>
         </w:tc>
@@ -3199,7 +2994,7 @@
                 <w:color w:val="000000"/>
                 <w:sz w:val="18"/>
               </w:rPr>
-              <w:t>14.50%</w:t>
+              <w:t>7.10%</w:t>
             </w:r>
           </w:p>
         </w:tc>
@@ -3228,7 +3023,7 @@
                 <w:color w:val="000000"/>
                 <w:sz w:val="18"/>
               </w:rPr>
-              <w:t>255.12</w:t>
+              <w:t>577.99</w:t>
             </w:r>
           </w:p>
         </w:tc>
@@ -3257,7 +3052,7 @@
                 <w:color w:val="000000"/>
                 <w:sz w:val="18"/>
               </w:rPr>
-              <w:t>7.17%</w:t>
+              <w:t>-0.59%</w:t>
             </w:r>
           </w:p>
         </w:tc>
@@ -3286,7 +3081,7 @@
                 <w:color w:val="000000"/>
                 <w:sz w:val="18"/>
               </w:rPr>
-              <w:t>268.61</w:t>
+              <w:t>588.20</w:t>
             </w:r>
           </w:p>
         </w:tc>
@@ -3315,7 +3110,7 @@
                 <w:color w:val="000000"/>
                 <w:sz w:val="18"/>
               </w:rPr>
-              <w:t>5.29%</w:t>
+              <w:t>1.77%</w:t>
             </w:r>
           </w:p>
         </w:tc>
@@ -3375,7 +3170,7 @@
                 <w:color w:val="000000"/>
                 <w:sz w:val="18"/>
               </w:rPr>
-              <w:t>194.62</w:t>
+              <w:t>303.64</w:t>
             </w:r>
           </w:p>
         </w:tc>
@@ -3433,7 +3228,7 @@
                 <w:color w:val="000000"/>
                 <w:sz w:val="18"/>
               </w:rPr>
-              <w:t>209.32</w:t>
+              <w:t>292.49</w:t>
             </w:r>
           </w:p>
         </w:tc>
@@ -3462,7 +3257,7 @@
                 <w:color w:val="000000"/>
                 <w:sz w:val="18"/>
               </w:rPr>
-              <w:t>7.55%</w:t>
+              <w:t>-3.67%</w:t>
             </w:r>
           </w:p>
         </w:tc>
@@ -3491,7 +3286,7 @@
                 <w:color w:val="000000"/>
                 <w:sz w:val="18"/>
               </w:rPr>
-              <w:t>217.17</w:t>
+              <w:t>304.30</w:t>
             </w:r>
           </w:p>
         </w:tc>
@@ -3520,7 +3315,7 @@
                 <w:color w:val="000000"/>
                 <w:sz w:val="18"/>
               </w:rPr>
-              <w:t>3.75%</w:t>
+              <w:t>4.04%</w:t>
             </w:r>
           </w:p>
         </w:tc>
@@ -3580,7 +3375,7 @@
                 <w:color w:val="000000"/>
                 <w:sz w:val="18"/>
               </w:rPr>
-              <w:t>81.75%</w:t>
+              <w:t>52.22%</w:t>
             </w:r>
           </w:p>
         </w:tc>
@@ -3638,7 +3433,7 @@
                 <w:color w:val="000000"/>
                 <w:sz w:val="18"/>
               </w:rPr>
-              <w:t>82.05%</w:t>
+              <w:t>50.60%</w:t>
             </w:r>
           </w:p>
         </w:tc>
@@ -3696,7 +3491,7 @@
                 <w:color w:val="000000"/>
                 <w:sz w:val="18"/>
               </w:rPr>
-              <w:t>80.85%</w:t>
+              <w:t>51.73%</w:t>
             </w:r>
           </w:p>
         </w:tc>
@@ -3785,7 +3580,7 @@
                 <w:color w:val="000000"/>
                 <w:sz w:val="18"/>
               </w:rPr>
-              <w:t>592.97</w:t>
+              <w:t>1,001.53</w:t>
             </w:r>
           </w:p>
         </w:tc>
@@ -3843,7 +3638,7 @@
                 <w:color w:val="000000"/>
                 <w:sz w:val="18"/>
               </w:rPr>
-              <w:t>581.61</w:t>
+              <w:t>1,029.71</w:t>
             </w:r>
           </w:p>
         </w:tc>
@@ -3872,7 +3667,7 @@
                 <w:color w:val="000000"/>
                 <w:sz w:val="18"/>
               </w:rPr>
-              <w:t>-1.92%</w:t>
+              <w:t>2.81%</w:t>
             </w:r>
           </w:p>
         </w:tc>
@@ -3901,7 +3696,7 @@
                 <w:color w:val="000000"/>
                 <w:sz w:val="18"/>
               </w:rPr>
-              <w:t>582.60</w:t>
+              <w:t>1,082.75</w:t>
             </w:r>
           </w:p>
         </w:tc>
@@ -3930,7 +3725,7 @@
                 <w:color w:val="000000"/>
                 <w:sz w:val="18"/>
               </w:rPr>
-              <w:t>0.17%</w:t>
+              <w:t>5.15%</w:t>
             </w:r>
           </w:p>
         </w:tc>
@@ -3990,7 +3785,7 @@
                 <w:color w:val="000000"/>
                 <w:sz w:val="18"/>
               </w:rPr>
-              <w:t>40.15%</w:t>
+              <w:t>58.05%</w:t>
             </w:r>
           </w:p>
         </w:tc>
@@ -4048,7 +3843,7 @@
                 <w:color w:val="000000"/>
                 <w:sz w:val="18"/>
               </w:rPr>
-              <w:t>43.86%</w:t>
+              <w:t>56.13%</w:t>
             </w:r>
           </w:p>
         </w:tc>
@@ -4106,7 +3901,7 @@
                 <w:color w:val="000000"/>
                 <w:sz w:val="18"/>
               </w:rPr>
-              <w:t>46.11%</w:t>
+              <w:t>54.32%</w:t>
             </w:r>
           </w:p>
         </w:tc>
@@ -4195,7 +3990,7 @@
                 <w:color w:val="000000"/>
                 <w:sz w:val="18"/>
               </w:rPr>
-              <w:t>81.88</w:t>
+              <w:t>311.21</w:t>
             </w:r>
           </w:p>
         </w:tc>
@@ -4253,7 +4048,7 @@
                 <w:color w:val="000000"/>
                 <w:sz w:val="18"/>
               </w:rPr>
-              <w:t>112.52</w:t>
+              <w:t>309.84</w:t>
             </w:r>
           </w:p>
         </w:tc>
@@ -4282,7 +4077,7 @@
                 <w:color w:val="000000"/>
                 <w:sz w:val="18"/>
               </w:rPr>
-              <w:t>37.42%</w:t>
+              <w:t>-0.44%</w:t>
             </w:r>
           </w:p>
         </w:tc>
@@ -4311,7 +4106,7 @@
                 <w:color w:val="000000"/>
                 <w:sz w:val="18"/>
               </w:rPr>
-              <w:t>75.78</w:t>
+              <w:t>299.63</w:t>
             </w:r>
           </w:p>
         </w:tc>
@@ -4340,7 +4135,7 @@
                 <w:color w:val="000000"/>
                 <w:sz w:val="18"/>
               </w:rPr>
-              <w:t>-32.65%</w:t>
+              <w:t>-3.30%</w:t>
             </w:r>
           </w:p>
         </w:tc>
@@ -4358,7 +4153,7 @@
           <w:color w:val="000000"/>
           <w:sz w:val="19"/>
         </w:rPr>
-        <w:t>资料来源:呼和浩特市财政决算、企业预警通,风控信评部整理</w:t>
+        <w:t>资料来源:唐山市财政决算、企业预警通,风控信评部整理</w:t>
       </w:r>
     </w:p>
     <w:p>
@@ -4373,7 +4168,1291 @@
           <w:color w:val="000000"/>
           <w:sz w:val="21"/>
         </w:rPr>
-        <w:t>土地市场方面，【待补充:呼和浩特市土地出让与房地产销售数据（土地市场数据库未覆盖该市）】。</w:t>
+        <w:t>土地市场方面，2021、2022、2023、2024、2025年唐山市经营性用地成交价分别为219.82亿元、163.33亿元、235.37亿元、253.72亿元、197.92亿元，2025年较2021年下降9.96%；同期平均溢价率为4.77%、2.41%、2.70%、1.38%、0.81%，整体处于低位、反映市场化主体拿地意愿与未来房价预期偏弱；成交楼面均价由826元/㎡降至815元/㎡、累计下降1.33%。2026年1-4月，唐山市经营性用地累计成交54宗、规划建面160.51万㎡、成交价12.67亿元，延续低位运行。</w:t>
+      </w:r>
+    </w:p>
+    <w:p>
+      <w:pPr>
+        <w:spacing w:before="80" w:after="40" w:line="360" w:lineRule="auto"/>
+        <w:ind w:firstLine="0"/>
+        <w:jc w:val="center"/>
+      </w:pPr>
+      <w:r>
+        <w:rPr>
+          <w:rFonts w:ascii="Times New Roman" w:hAnsi="Times New Roman" w:eastAsia="楷体"/>
+          <w:b/>
+          <w:color w:val="000000"/>
+          <w:sz w:val="21"/>
+        </w:rPr>
+        <w:t>图表:2021-2025年唐山市土地出让情况</w:t>
+      </w:r>
+    </w:p>
+    <w:tbl>
+      <w:tblPr>
+        <w:tblW w:type="auto" w:w="0"/>
+        <w:tblLayout w:type="autofit"/>
+        <w:tblLook w:firstColumn="1" w:firstRow="1" w:lastColumn="0" w:lastRow="0" w:noHBand="0" w:noVBand="1" w:val="04A0"/>
+      </w:tblPr>
+      <w:tblGrid>
+        <w:gridCol w:w="1568"/>
+        <w:gridCol w:w="1568"/>
+        <w:gridCol w:w="1568"/>
+        <w:gridCol w:w="1568"/>
+        <w:gridCol w:w="1568"/>
+        <w:gridCol w:w="1568"/>
+      </w:tblGrid>
+      <w:tr>
+        <w:tc>
+          <w:tcPr>
+            <w:tcW w:type="dxa" w:w="1568"/>
+            <w:vAlign w:val="center"/>
+            <w:shd w:val="clear" w:color="auto" w:fill="F1A983"/>
+            <w:tcBorders>
+              <w:top w:val="single" w:sz="4" w:color="A6A6A6"/>
+              <w:left w:val="single" w:sz="4" w:color="A6A6A6"/>
+              <w:bottom w:val="single" w:sz="4" w:color="A6A6A6"/>
+              <w:right w:val="single" w:sz="4" w:color="A6A6A6"/>
+            </w:tcBorders>
+          </w:tcPr>
+          <w:p>
+            <w:pPr>
+              <w:spacing w:before="0" w:after="0" w:line="276" w:lineRule="auto"/>
+              <w:ind w:firstLine="0"/>
+              <w:jc w:val="center"/>
+            </w:pPr>
+            <w:r/>
+            <w:r>
+              <w:rPr>
+                <w:rFonts w:ascii="Times New Roman" w:hAnsi="Times New Roman" w:eastAsia="楷体"/>
+                <w:b/>
+                <w:color w:val="000000"/>
+                <w:sz w:val="18"/>
+              </w:rPr>
+              <w:t>年度</w:t>
+            </w:r>
+          </w:p>
+        </w:tc>
+        <w:tc>
+          <w:tcPr>
+            <w:tcW w:type="dxa" w:w="1568"/>
+            <w:vAlign w:val="center"/>
+            <w:shd w:val="clear" w:color="auto" w:fill="F1A983"/>
+            <w:tcBorders>
+              <w:top w:val="single" w:sz="4" w:color="A6A6A6"/>
+              <w:left w:val="single" w:sz="4" w:color="A6A6A6"/>
+              <w:bottom w:val="single" w:sz="4" w:color="A6A6A6"/>
+              <w:right w:val="single" w:sz="4" w:color="A6A6A6"/>
+            </w:tcBorders>
+          </w:tcPr>
+          <w:p>
+            <w:pPr>
+              <w:spacing w:before="0" w:after="0" w:line="276" w:lineRule="auto"/>
+              <w:ind w:firstLine="0"/>
+              <w:jc w:val="center"/>
+            </w:pPr>
+            <w:r/>
+            <w:r>
+              <w:rPr>
+                <w:rFonts w:ascii="Times New Roman" w:hAnsi="Times New Roman" w:eastAsia="楷体"/>
+                <w:b/>
+                <w:color w:val="000000"/>
+                <w:sz w:val="18"/>
+              </w:rPr>
+              <w:t>土地宗数</w:t>
+            </w:r>
+          </w:p>
+        </w:tc>
+        <w:tc>
+          <w:tcPr>
+            <w:tcW w:type="dxa" w:w="1568"/>
+            <w:vAlign w:val="center"/>
+            <w:shd w:val="clear" w:color="auto" w:fill="F1A983"/>
+            <w:tcBorders>
+              <w:top w:val="single" w:sz="4" w:color="A6A6A6"/>
+              <w:left w:val="single" w:sz="4" w:color="A6A6A6"/>
+              <w:bottom w:val="single" w:sz="4" w:color="A6A6A6"/>
+              <w:right w:val="single" w:sz="4" w:color="A6A6A6"/>
+            </w:tcBorders>
+          </w:tcPr>
+          <w:p>
+            <w:pPr>
+              <w:spacing w:before="0" w:after="0" w:line="276" w:lineRule="auto"/>
+              <w:ind w:firstLine="0"/>
+              <w:jc w:val="center"/>
+            </w:pPr>
+            <w:r/>
+            <w:r>
+              <w:rPr>
+                <w:rFonts w:ascii="Times New Roman" w:hAnsi="Times New Roman" w:eastAsia="楷体"/>
+                <w:b/>
+                <w:color w:val="000000"/>
+                <w:sz w:val="18"/>
+              </w:rPr>
+              <w:t>规划建面(万㎡)</w:t>
+            </w:r>
+          </w:p>
+        </w:tc>
+        <w:tc>
+          <w:tcPr>
+            <w:tcW w:type="dxa" w:w="1568"/>
+            <w:vAlign w:val="center"/>
+            <w:shd w:val="clear" w:color="auto" w:fill="F1A983"/>
+            <w:tcBorders>
+              <w:top w:val="single" w:sz="4" w:color="A6A6A6"/>
+              <w:left w:val="single" w:sz="4" w:color="A6A6A6"/>
+              <w:bottom w:val="single" w:sz="4" w:color="A6A6A6"/>
+              <w:right w:val="single" w:sz="4" w:color="A6A6A6"/>
+            </w:tcBorders>
+          </w:tcPr>
+          <w:p>
+            <w:pPr>
+              <w:spacing w:before="0" w:after="0" w:line="276" w:lineRule="auto"/>
+              <w:ind w:firstLine="0"/>
+              <w:jc w:val="center"/>
+            </w:pPr>
+            <w:r/>
+            <w:r>
+              <w:rPr>
+                <w:rFonts w:ascii="Times New Roman" w:hAnsi="Times New Roman" w:eastAsia="楷体"/>
+                <w:b/>
+                <w:color w:val="000000"/>
+                <w:sz w:val="18"/>
+              </w:rPr>
+              <w:t>成交楼面均价(元/㎡)</w:t>
+            </w:r>
+          </w:p>
+        </w:tc>
+        <w:tc>
+          <w:tcPr>
+            <w:tcW w:type="dxa" w:w="1568"/>
+            <w:vAlign w:val="center"/>
+            <w:shd w:val="clear" w:color="auto" w:fill="F1A983"/>
+            <w:tcBorders>
+              <w:top w:val="single" w:sz="4" w:color="A6A6A6"/>
+              <w:left w:val="single" w:sz="4" w:color="A6A6A6"/>
+              <w:bottom w:val="single" w:sz="4" w:color="A6A6A6"/>
+              <w:right w:val="single" w:sz="4" w:color="A6A6A6"/>
+            </w:tcBorders>
+          </w:tcPr>
+          <w:p>
+            <w:pPr>
+              <w:spacing w:before="0" w:after="0" w:line="276" w:lineRule="auto"/>
+              <w:ind w:firstLine="0"/>
+              <w:jc w:val="center"/>
+            </w:pPr>
+            <w:r/>
+            <w:r>
+              <w:rPr>
+                <w:rFonts w:ascii="Times New Roman" w:hAnsi="Times New Roman" w:eastAsia="楷体"/>
+                <w:b/>
+                <w:color w:val="000000"/>
+                <w:sz w:val="18"/>
+              </w:rPr>
+              <w:t>平均溢价率</w:t>
+            </w:r>
+          </w:p>
+        </w:tc>
+        <w:tc>
+          <w:tcPr>
+            <w:tcW w:type="dxa" w:w="1568"/>
+            <w:vAlign w:val="center"/>
+            <w:shd w:val="clear" w:color="auto" w:fill="F1A983"/>
+            <w:tcBorders>
+              <w:top w:val="single" w:sz="4" w:color="A6A6A6"/>
+              <w:left w:val="single" w:sz="4" w:color="A6A6A6"/>
+              <w:bottom w:val="single" w:sz="4" w:color="A6A6A6"/>
+              <w:right w:val="single" w:sz="4" w:color="A6A6A6"/>
+            </w:tcBorders>
+          </w:tcPr>
+          <w:p>
+            <w:pPr>
+              <w:spacing w:before="0" w:after="0" w:line="276" w:lineRule="auto"/>
+              <w:ind w:firstLine="0"/>
+              <w:jc w:val="center"/>
+            </w:pPr>
+            <w:r/>
+            <w:r>
+              <w:rPr>
+                <w:rFonts w:ascii="Times New Roman" w:hAnsi="Times New Roman" w:eastAsia="楷体"/>
+                <w:b/>
+                <w:color w:val="000000"/>
+                <w:sz w:val="18"/>
+              </w:rPr>
+              <w:t>成交价(亿元)</w:t>
+            </w:r>
+          </w:p>
+        </w:tc>
+      </w:tr>
+      <w:tr>
+        <w:tc>
+          <w:tcPr>
+            <w:tcW w:type="dxa" w:w="1568"/>
+            <w:vAlign w:val="center"/>
+            <w:tcBorders>
+              <w:top w:val="single" w:sz="4" w:color="A6A6A6"/>
+              <w:left w:val="single" w:sz="4" w:color="A6A6A6"/>
+              <w:bottom w:val="single" w:sz="4" w:color="A6A6A6"/>
+              <w:right w:val="single" w:sz="4" w:color="A6A6A6"/>
+            </w:tcBorders>
+          </w:tcPr>
+          <w:p>
+            <w:pPr>
+              <w:spacing w:before="0" w:after="0" w:line="276" w:lineRule="auto"/>
+              <w:ind w:firstLine="0"/>
+              <w:jc w:val="left"/>
+            </w:pPr>
+            <w:r/>
+            <w:r>
+              <w:rPr>
+                <w:rFonts w:ascii="Times New Roman" w:hAnsi="Times New Roman" w:eastAsia="楷体"/>
+                <w:b w:val="0"/>
+                <w:color w:val="000000"/>
+                <w:sz w:val="18"/>
+              </w:rPr>
+              <w:t>2021</w:t>
+            </w:r>
+          </w:p>
+        </w:tc>
+        <w:tc>
+          <w:tcPr>
+            <w:tcW w:type="dxa" w:w="1568"/>
+            <w:vAlign w:val="center"/>
+            <w:tcBorders>
+              <w:top w:val="single" w:sz="4" w:color="A6A6A6"/>
+              <w:left w:val="single" w:sz="4" w:color="A6A6A6"/>
+              <w:bottom w:val="single" w:sz="4" w:color="A6A6A6"/>
+              <w:right w:val="single" w:sz="4" w:color="A6A6A6"/>
+            </w:tcBorders>
+          </w:tcPr>
+          <w:p>
+            <w:pPr>
+              <w:spacing w:before="0" w:after="0" w:line="276" w:lineRule="auto"/>
+              <w:ind w:firstLine="0"/>
+              <w:jc w:val="center"/>
+            </w:pPr>
+            <w:r/>
+            <w:r>
+              <w:rPr>
+                <w:rFonts w:ascii="Times New Roman" w:hAnsi="Times New Roman" w:eastAsia="楷体"/>
+                <w:b w:val="0"/>
+                <w:color w:val="000000"/>
+                <w:sz w:val="18"/>
+              </w:rPr>
+              <w:t>570</w:t>
+            </w:r>
+          </w:p>
+        </w:tc>
+        <w:tc>
+          <w:tcPr>
+            <w:tcW w:type="dxa" w:w="1568"/>
+            <w:vAlign w:val="center"/>
+            <w:tcBorders>
+              <w:top w:val="single" w:sz="4" w:color="A6A6A6"/>
+              <w:left w:val="single" w:sz="4" w:color="A6A6A6"/>
+              <w:bottom w:val="single" w:sz="4" w:color="A6A6A6"/>
+              <w:right w:val="single" w:sz="4" w:color="A6A6A6"/>
+            </w:tcBorders>
+          </w:tcPr>
+          <w:p>
+            <w:pPr>
+              <w:spacing w:before="0" w:after="0" w:line="276" w:lineRule="auto"/>
+              <w:ind w:firstLine="0"/>
+              <w:jc w:val="center"/>
+            </w:pPr>
+            <w:r/>
+            <w:r>
+              <w:rPr>
+                <w:rFonts w:ascii="Times New Roman" w:hAnsi="Times New Roman" w:eastAsia="楷体"/>
+                <w:b w:val="0"/>
+                <w:color w:val="000000"/>
+                <w:sz w:val="18"/>
+              </w:rPr>
+              <w:t>2,645.77</w:t>
+            </w:r>
+          </w:p>
+        </w:tc>
+        <w:tc>
+          <w:tcPr>
+            <w:tcW w:type="dxa" w:w="1568"/>
+            <w:vAlign w:val="center"/>
+            <w:tcBorders>
+              <w:top w:val="single" w:sz="4" w:color="A6A6A6"/>
+              <w:left w:val="single" w:sz="4" w:color="A6A6A6"/>
+              <w:bottom w:val="single" w:sz="4" w:color="A6A6A6"/>
+              <w:right w:val="single" w:sz="4" w:color="A6A6A6"/>
+            </w:tcBorders>
+          </w:tcPr>
+          <w:p>
+            <w:pPr>
+              <w:spacing w:before="0" w:after="0" w:line="276" w:lineRule="auto"/>
+              <w:ind w:firstLine="0"/>
+              <w:jc w:val="center"/>
+            </w:pPr>
+            <w:r/>
+            <w:r>
+              <w:rPr>
+                <w:rFonts w:ascii="Times New Roman" w:hAnsi="Times New Roman" w:eastAsia="楷体"/>
+                <w:b w:val="0"/>
+                <w:color w:val="000000"/>
+                <w:sz w:val="18"/>
+              </w:rPr>
+              <w:t>826</w:t>
+            </w:r>
+          </w:p>
+        </w:tc>
+        <w:tc>
+          <w:tcPr>
+            <w:tcW w:type="dxa" w:w="1568"/>
+            <w:vAlign w:val="center"/>
+            <w:tcBorders>
+              <w:top w:val="single" w:sz="4" w:color="A6A6A6"/>
+              <w:left w:val="single" w:sz="4" w:color="A6A6A6"/>
+              <w:bottom w:val="single" w:sz="4" w:color="A6A6A6"/>
+              <w:right w:val="single" w:sz="4" w:color="A6A6A6"/>
+            </w:tcBorders>
+          </w:tcPr>
+          <w:p>
+            <w:pPr>
+              <w:spacing w:before="0" w:after="0" w:line="276" w:lineRule="auto"/>
+              <w:ind w:firstLine="0"/>
+              <w:jc w:val="center"/>
+            </w:pPr>
+            <w:r/>
+            <w:r>
+              <w:rPr>
+                <w:rFonts w:ascii="Times New Roman" w:hAnsi="Times New Roman" w:eastAsia="楷体"/>
+                <w:b w:val="0"/>
+                <w:color w:val="000000"/>
+                <w:sz w:val="18"/>
+              </w:rPr>
+              <w:t>4.77%</w:t>
+            </w:r>
+          </w:p>
+        </w:tc>
+        <w:tc>
+          <w:tcPr>
+            <w:tcW w:type="dxa" w:w="1568"/>
+            <w:vAlign w:val="center"/>
+            <w:tcBorders>
+              <w:top w:val="single" w:sz="4" w:color="A6A6A6"/>
+              <w:left w:val="single" w:sz="4" w:color="A6A6A6"/>
+              <w:bottom w:val="single" w:sz="4" w:color="A6A6A6"/>
+              <w:right w:val="single" w:sz="4" w:color="A6A6A6"/>
+            </w:tcBorders>
+          </w:tcPr>
+          <w:p>
+            <w:pPr>
+              <w:spacing w:before="0" w:after="0" w:line="276" w:lineRule="auto"/>
+              <w:ind w:firstLine="0"/>
+              <w:jc w:val="center"/>
+            </w:pPr>
+            <w:r/>
+            <w:r>
+              <w:rPr>
+                <w:rFonts w:ascii="Times New Roman" w:hAnsi="Times New Roman" w:eastAsia="楷体"/>
+                <w:b w:val="0"/>
+                <w:color w:val="000000"/>
+                <w:sz w:val="18"/>
+              </w:rPr>
+              <w:t>219.82</w:t>
+            </w:r>
+          </w:p>
+        </w:tc>
+      </w:tr>
+      <w:tr>
+        <w:tc>
+          <w:tcPr>
+            <w:tcW w:type="dxa" w:w="1568"/>
+            <w:vAlign w:val="center"/>
+            <w:tcBorders>
+              <w:top w:val="single" w:sz="4" w:color="A6A6A6"/>
+              <w:left w:val="single" w:sz="4" w:color="A6A6A6"/>
+              <w:bottom w:val="single" w:sz="4" w:color="A6A6A6"/>
+              <w:right w:val="single" w:sz="4" w:color="A6A6A6"/>
+            </w:tcBorders>
+          </w:tcPr>
+          <w:p>
+            <w:pPr>
+              <w:spacing w:before="0" w:after="0" w:line="276" w:lineRule="auto"/>
+              <w:ind w:firstLine="0"/>
+              <w:jc w:val="left"/>
+            </w:pPr>
+            <w:r/>
+            <w:r>
+              <w:rPr>
+                <w:rFonts w:ascii="Times New Roman" w:hAnsi="Times New Roman" w:eastAsia="楷体"/>
+                <w:b w:val="0"/>
+                <w:color w:val="000000"/>
+                <w:sz w:val="18"/>
+              </w:rPr>
+              <w:t>2022</w:t>
+            </w:r>
+          </w:p>
+        </w:tc>
+        <w:tc>
+          <w:tcPr>
+            <w:tcW w:type="dxa" w:w="1568"/>
+            <w:vAlign w:val="center"/>
+            <w:tcBorders>
+              <w:top w:val="single" w:sz="4" w:color="A6A6A6"/>
+              <w:left w:val="single" w:sz="4" w:color="A6A6A6"/>
+              <w:bottom w:val="single" w:sz="4" w:color="A6A6A6"/>
+              <w:right w:val="single" w:sz="4" w:color="A6A6A6"/>
+            </w:tcBorders>
+          </w:tcPr>
+          <w:p>
+            <w:pPr>
+              <w:spacing w:before="0" w:after="0" w:line="276" w:lineRule="auto"/>
+              <w:ind w:firstLine="0"/>
+              <w:jc w:val="center"/>
+            </w:pPr>
+            <w:r/>
+            <w:r>
+              <w:rPr>
+                <w:rFonts w:ascii="Times New Roman" w:hAnsi="Times New Roman" w:eastAsia="楷体"/>
+                <w:b w:val="0"/>
+                <w:color w:val="000000"/>
+                <w:sz w:val="18"/>
+              </w:rPr>
+              <w:t>516</w:t>
+            </w:r>
+          </w:p>
+        </w:tc>
+        <w:tc>
+          <w:tcPr>
+            <w:tcW w:type="dxa" w:w="1568"/>
+            <w:vAlign w:val="center"/>
+            <w:tcBorders>
+              <w:top w:val="single" w:sz="4" w:color="A6A6A6"/>
+              <w:left w:val="single" w:sz="4" w:color="A6A6A6"/>
+              <w:bottom w:val="single" w:sz="4" w:color="A6A6A6"/>
+              <w:right w:val="single" w:sz="4" w:color="A6A6A6"/>
+            </w:tcBorders>
+          </w:tcPr>
+          <w:p>
+            <w:pPr>
+              <w:spacing w:before="0" w:after="0" w:line="276" w:lineRule="auto"/>
+              <w:ind w:firstLine="0"/>
+              <w:jc w:val="center"/>
+            </w:pPr>
+            <w:r/>
+            <w:r>
+              <w:rPr>
+                <w:rFonts w:ascii="Times New Roman" w:hAnsi="Times New Roman" w:eastAsia="楷体"/>
+                <w:b w:val="0"/>
+                <w:color w:val="000000"/>
+                <w:sz w:val="18"/>
+              </w:rPr>
+              <w:t>2,429.00</w:t>
+            </w:r>
+          </w:p>
+        </w:tc>
+        <w:tc>
+          <w:tcPr>
+            <w:tcW w:type="dxa" w:w="1568"/>
+            <w:vAlign w:val="center"/>
+            <w:tcBorders>
+              <w:top w:val="single" w:sz="4" w:color="A6A6A6"/>
+              <w:left w:val="single" w:sz="4" w:color="A6A6A6"/>
+              <w:bottom w:val="single" w:sz="4" w:color="A6A6A6"/>
+              <w:right w:val="single" w:sz="4" w:color="A6A6A6"/>
+            </w:tcBorders>
+          </w:tcPr>
+          <w:p>
+            <w:pPr>
+              <w:spacing w:before="0" w:after="0" w:line="276" w:lineRule="auto"/>
+              <w:ind w:firstLine="0"/>
+              <w:jc w:val="center"/>
+            </w:pPr>
+            <w:r/>
+            <w:r>
+              <w:rPr>
+                <w:rFonts w:ascii="Times New Roman" w:hAnsi="Times New Roman" w:eastAsia="楷体"/>
+                <w:b w:val="0"/>
+                <w:color w:val="000000"/>
+                <w:sz w:val="18"/>
+              </w:rPr>
+              <w:t>663</w:t>
+            </w:r>
+          </w:p>
+        </w:tc>
+        <w:tc>
+          <w:tcPr>
+            <w:tcW w:type="dxa" w:w="1568"/>
+            <w:vAlign w:val="center"/>
+            <w:tcBorders>
+              <w:top w:val="single" w:sz="4" w:color="A6A6A6"/>
+              <w:left w:val="single" w:sz="4" w:color="A6A6A6"/>
+              <w:bottom w:val="single" w:sz="4" w:color="A6A6A6"/>
+              <w:right w:val="single" w:sz="4" w:color="A6A6A6"/>
+            </w:tcBorders>
+          </w:tcPr>
+          <w:p>
+            <w:pPr>
+              <w:spacing w:before="0" w:after="0" w:line="276" w:lineRule="auto"/>
+              <w:ind w:firstLine="0"/>
+              <w:jc w:val="center"/>
+            </w:pPr>
+            <w:r/>
+            <w:r>
+              <w:rPr>
+                <w:rFonts w:ascii="Times New Roman" w:hAnsi="Times New Roman" w:eastAsia="楷体"/>
+                <w:b w:val="0"/>
+                <w:color w:val="000000"/>
+                <w:sz w:val="18"/>
+              </w:rPr>
+              <w:t>2.41%</w:t>
+            </w:r>
+          </w:p>
+        </w:tc>
+        <w:tc>
+          <w:tcPr>
+            <w:tcW w:type="dxa" w:w="1568"/>
+            <w:vAlign w:val="center"/>
+            <w:tcBorders>
+              <w:top w:val="single" w:sz="4" w:color="A6A6A6"/>
+              <w:left w:val="single" w:sz="4" w:color="A6A6A6"/>
+              <w:bottom w:val="single" w:sz="4" w:color="A6A6A6"/>
+              <w:right w:val="single" w:sz="4" w:color="A6A6A6"/>
+            </w:tcBorders>
+          </w:tcPr>
+          <w:p>
+            <w:pPr>
+              <w:spacing w:before="0" w:after="0" w:line="276" w:lineRule="auto"/>
+              <w:ind w:firstLine="0"/>
+              <w:jc w:val="center"/>
+            </w:pPr>
+            <w:r/>
+            <w:r>
+              <w:rPr>
+                <w:rFonts w:ascii="Times New Roman" w:hAnsi="Times New Roman" w:eastAsia="楷体"/>
+                <w:b w:val="0"/>
+                <w:color w:val="000000"/>
+                <w:sz w:val="18"/>
+              </w:rPr>
+              <w:t>163.33</w:t>
+            </w:r>
+          </w:p>
+        </w:tc>
+      </w:tr>
+      <w:tr>
+        <w:tc>
+          <w:tcPr>
+            <w:tcW w:type="dxa" w:w="1568"/>
+            <w:vAlign w:val="center"/>
+            <w:tcBorders>
+              <w:top w:val="single" w:sz="4" w:color="A6A6A6"/>
+              <w:left w:val="single" w:sz="4" w:color="A6A6A6"/>
+              <w:bottom w:val="single" w:sz="4" w:color="A6A6A6"/>
+              <w:right w:val="single" w:sz="4" w:color="A6A6A6"/>
+            </w:tcBorders>
+          </w:tcPr>
+          <w:p>
+            <w:pPr>
+              <w:spacing w:before="0" w:after="0" w:line="276" w:lineRule="auto"/>
+              <w:ind w:firstLine="0"/>
+              <w:jc w:val="left"/>
+            </w:pPr>
+            <w:r/>
+            <w:r>
+              <w:rPr>
+                <w:rFonts w:ascii="Times New Roman" w:hAnsi="Times New Roman" w:eastAsia="楷体"/>
+                <w:b w:val="0"/>
+                <w:color w:val="000000"/>
+                <w:sz w:val="18"/>
+              </w:rPr>
+              <w:t>2023</w:t>
+            </w:r>
+          </w:p>
+        </w:tc>
+        <w:tc>
+          <w:tcPr>
+            <w:tcW w:type="dxa" w:w="1568"/>
+            <w:vAlign w:val="center"/>
+            <w:tcBorders>
+              <w:top w:val="single" w:sz="4" w:color="A6A6A6"/>
+              <w:left w:val="single" w:sz="4" w:color="A6A6A6"/>
+              <w:bottom w:val="single" w:sz="4" w:color="A6A6A6"/>
+              <w:right w:val="single" w:sz="4" w:color="A6A6A6"/>
+            </w:tcBorders>
+          </w:tcPr>
+          <w:p>
+            <w:pPr>
+              <w:spacing w:before="0" w:after="0" w:line="276" w:lineRule="auto"/>
+              <w:ind w:firstLine="0"/>
+              <w:jc w:val="center"/>
+            </w:pPr>
+            <w:r/>
+            <w:r>
+              <w:rPr>
+                <w:rFonts w:ascii="Times New Roman" w:hAnsi="Times New Roman" w:eastAsia="楷体"/>
+                <w:b w:val="0"/>
+                <w:color w:val="000000"/>
+                <w:sz w:val="18"/>
+              </w:rPr>
+              <w:t>554</w:t>
+            </w:r>
+          </w:p>
+        </w:tc>
+        <w:tc>
+          <w:tcPr>
+            <w:tcW w:type="dxa" w:w="1568"/>
+            <w:vAlign w:val="center"/>
+            <w:tcBorders>
+              <w:top w:val="single" w:sz="4" w:color="A6A6A6"/>
+              <w:left w:val="single" w:sz="4" w:color="A6A6A6"/>
+              <w:bottom w:val="single" w:sz="4" w:color="A6A6A6"/>
+              <w:right w:val="single" w:sz="4" w:color="A6A6A6"/>
+            </w:tcBorders>
+          </w:tcPr>
+          <w:p>
+            <w:pPr>
+              <w:spacing w:before="0" w:after="0" w:line="276" w:lineRule="auto"/>
+              <w:ind w:firstLine="0"/>
+              <w:jc w:val="center"/>
+            </w:pPr>
+            <w:r/>
+            <w:r>
+              <w:rPr>
+                <w:rFonts w:ascii="Times New Roman" w:hAnsi="Times New Roman" w:eastAsia="楷体"/>
+                <w:b w:val="0"/>
+                <w:color w:val="000000"/>
+                <w:sz w:val="18"/>
+              </w:rPr>
+              <w:t>2,866.25</w:t>
+            </w:r>
+          </w:p>
+        </w:tc>
+        <w:tc>
+          <w:tcPr>
+            <w:tcW w:type="dxa" w:w="1568"/>
+            <w:vAlign w:val="center"/>
+            <w:tcBorders>
+              <w:top w:val="single" w:sz="4" w:color="A6A6A6"/>
+              <w:left w:val="single" w:sz="4" w:color="A6A6A6"/>
+              <w:bottom w:val="single" w:sz="4" w:color="A6A6A6"/>
+              <w:right w:val="single" w:sz="4" w:color="A6A6A6"/>
+            </w:tcBorders>
+          </w:tcPr>
+          <w:p>
+            <w:pPr>
+              <w:spacing w:before="0" w:after="0" w:line="276" w:lineRule="auto"/>
+              <w:ind w:firstLine="0"/>
+              <w:jc w:val="center"/>
+            </w:pPr>
+            <w:r/>
+            <w:r>
+              <w:rPr>
+                <w:rFonts w:ascii="Times New Roman" w:hAnsi="Times New Roman" w:eastAsia="楷体"/>
+                <w:b w:val="0"/>
+                <w:color w:val="000000"/>
+                <w:sz w:val="18"/>
+              </w:rPr>
+              <w:t>816</w:t>
+            </w:r>
+          </w:p>
+        </w:tc>
+        <w:tc>
+          <w:tcPr>
+            <w:tcW w:type="dxa" w:w="1568"/>
+            <w:vAlign w:val="center"/>
+            <w:tcBorders>
+              <w:top w:val="single" w:sz="4" w:color="A6A6A6"/>
+              <w:left w:val="single" w:sz="4" w:color="A6A6A6"/>
+              <w:bottom w:val="single" w:sz="4" w:color="A6A6A6"/>
+              <w:right w:val="single" w:sz="4" w:color="A6A6A6"/>
+            </w:tcBorders>
+          </w:tcPr>
+          <w:p>
+            <w:pPr>
+              <w:spacing w:before="0" w:after="0" w:line="276" w:lineRule="auto"/>
+              <w:ind w:firstLine="0"/>
+              <w:jc w:val="center"/>
+            </w:pPr>
+            <w:r/>
+            <w:r>
+              <w:rPr>
+                <w:rFonts w:ascii="Times New Roman" w:hAnsi="Times New Roman" w:eastAsia="楷体"/>
+                <w:b w:val="0"/>
+                <w:color w:val="000000"/>
+                <w:sz w:val="18"/>
+              </w:rPr>
+              <w:t>2.70%</w:t>
+            </w:r>
+          </w:p>
+        </w:tc>
+        <w:tc>
+          <w:tcPr>
+            <w:tcW w:type="dxa" w:w="1568"/>
+            <w:vAlign w:val="center"/>
+            <w:tcBorders>
+              <w:top w:val="single" w:sz="4" w:color="A6A6A6"/>
+              <w:left w:val="single" w:sz="4" w:color="A6A6A6"/>
+              <w:bottom w:val="single" w:sz="4" w:color="A6A6A6"/>
+              <w:right w:val="single" w:sz="4" w:color="A6A6A6"/>
+            </w:tcBorders>
+          </w:tcPr>
+          <w:p>
+            <w:pPr>
+              <w:spacing w:before="0" w:after="0" w:line="276" w:lineRule="auto"/>
+              <w:ind w:firstLine="0"/>
+              <w:jc w:val="center"/>
+            </w:pPr>
+            <w:r/>
+            <w:r>
+              <w:rPr>
+                <w:rFonts w:ascii="Times New Roman" w:hAnsi="Times New Roman" w:eastAsia="楷体"/>
+                <w:b w:val="0"/>
+                <w:color w:val="000000"/>
+                <w:sz w:val="18"/>
+              </w:rPr>
+              <w:t>235.37</w:t>
+            </w:r>
+          </w:p>
+        </w:tc>
+      </w:tr>
+      <w:tr>
+        <w:tc>
+          <w:tcPr>
+            <w:tcW w:type="dxa" w:w="1568"/>
+            <w:vAlign w:val="center"/>
+            <w:tcBorders>
+              <w:top w:val="single" w:sz="4" w:color="A6A6A6"/>
+              <w:left w:val="single" w:sz="4" w:color="A6A6A6"/>
+              <w:bottom w:val="single" w:sz="4" w:color="A6A6A6"/>
+              <w:right w:val="single" w:sz="4" w:color="A6A6A6"/>
+            </w:tcBorders>
+          </w:tcPr>
+          <w:p>
+            <w:pPr>
+              <w:spacing w:before="0" w:after="0" w:line="276" w:lineRule="auto"/>
+              <w:ind w:firstLine="0"/>
+              <w:jc w:val="left"/>
+            </w:pPr>
+            <w:r/>
+            <w:r>
+              <w:rPr>
+                <w:rFonts w:ascii="Times New Roman" w:hAnsi="Times New Roman" w:eastAsia="楷体"/>
+                <w:b w:val="0"/>
+                <w:color w:val="000000"/>
+                <w:sz w:val="18"/>
+              </w:rPr>
+              <w:t>2024</w:t>
+            </w:r>
+          </w:p>
+        </w:tc>
+        <w:tc>
+          <w:tcPr>
+            <w:tcW w:type="dxa" w:w="1568"/>
+            <w:vAlign w:val="center"/>
+            <w:tcBorders>
+              <w:top w:val="single" w:sz="4" w:color="A6A6A6"/>
+              <w:left w:val="single" w:sz="4" w:color="A6A6A6"/>
+              <w:bottom w:val="single" w:sz="4" w:color="A6A6A6"/>
+              <w:right w:val="single" w:sz="4" w:color="A6A6A6"/>
+            </w:tcBorders>
+          </w:tcPr>
+          <w:p>
+            <w:pPr>
+              <w:spacing w:before="0" w:after="0" w:line="276" w:lineRule="auto"/>
+              <w:ind w:firstLine="0"/>
+              <w:jc w:val="center"/>
+            </w:pPr>
+            <w:r/>
+            <w:r>
+              <w:rPr>
+                <w:rFonts w:ascii="Times New Roman" w:hAnsi="Times New Roman" w:eastAsia="楷体"/>
+                <w:b w:val="0"/>
+                <w:color w:val="000000"/>
+                <w:sz w:val="18"/>
+              </w:rPr>
+              <w:t>508</w:t>
+            </w:r>
+          </w:p>
+        </w:tc>
+        <w:tc>
+          <w:tcPr>
+            <w:tcW w:type="dxa" w:w="1568"/>
+            <w:vAlign w:val="center"/>
+            <w:tcBorders>
+              <w:top w:val="single" w:sz="4" w:color="A6A6A6"/>
+              <w:left w:val="single" w:sz="4" w:color="A6A6A6"/>
+              <w:bottom w:val="single" w:sz="4" w:color="A6A6A6"/>
+              <w:right w:val="single" w:sz="4" w:color="A6A6A6"/>
+            </w:tcBorders>
+          </w:tcPr>
+          <w:p>
+            <w:pPr>
+              <w:spacing w:before="0" w:after="0" w:line="276" w:lineRule="auto"/>
+              <w:ind w:firstLine="0"/>
+              <w:jc w:val="center"/>
+            </w:pPr>
+            <w:r/>
+            <w:r>
+              <w:rPr>
+                <w:rFonts w:ascii="Times New Roman" w:hAnsi="Times New Roman" w:eastAsia="楷体"/>
+                <w:b w:val="0"/>
+                <w:color w:val="000000"/>
+                <w:sz w:val="18"/>
+              </w:rPr>
+              <w:t>3,657.05</w:t>
+            </w:r>
+          </w:p>
+        </w:tc>
+        <w:tc>
+          <w:tcPr>
+            <w:tcW w:type="dxa" w:w="1568"/>
+            <w:vAlign w:val="center"/>
+            <w:tcBorders>
+              <w:top w:val="single" w:sz="4" w:color="A6A6A6"/>
+              <w:left w:val="single" w:sz="4" w:color="A6A6A6"/>
+              <w:bottom w:val="single" w:sz="4" w:color="A6A6A6"/>
+              <w:right w:val="single" w:sz="4" w:color="A6A6A6"/>
+            </w:tcBorders>
+          </w:tcPr>
+          <w:p>
+            <w:pPr>
+              <w:spacing w:before="0" w:after="0" w:line="276" w:lineRule="auto"/>
+              <w:ind w:firstLine="0"/>
+              <w:jc w:val="center"/>
+            </w:pPr>
+            <w:r/>
+            <w:r>
+              <w:rPr>
+                <w:rFonts w:ascii="Times New Roman" w:hAnsi="Times New Roman" w:eastAsia="楷体"/>
+                <w:b w:val="0"/>
+                <w:color w:val="000000"/>
+                <w:sz w:val="18"/>
+              </w:rPr>
+              <w:t>692</w:t>
+            </w:r>
+          </w:p>
+        </w:tc>
+        <w:tc>
+          <w:tcPr>
+            <w:tcW w:type="dxa" w:w="1568"/>
+            <w:vAlign w:val="center"/>
+            <w:tcBorders>
+              <w:top w:val="single" w:sz="4" w:color="A6A6A6"/>
+              <w:left w:val="single" w:sz="4" w:color="A6A6A6"/>
+              <w:bottom w:val="single" w:sz="4" w:color="A6A6A6"/>
+              <w:right w:val="single" w:sz="4" w:color="A6A6A6"/>
+            </w:tcBorders>
+          </w:tcPr>
+          <w:p>
+            <w:pPr>
+              <w:spacing w:before="0" w:after="0" w:line="276" w:lineRule="auto"/>
+              <w:ind w:firstLine="0"/>
+              <w:jc w:val="center"/>
+            </w:pPr>
+            <w:r/>
+            <w:r>
+              <w:rPr>
+                <w:rFonts w:ascii="Times New Roman" w:hAnsi="Times New Roman" w:eastAsia="楷体"/>
+                <w:b w:val="0"/>
+                <w:color w:val="000000"/>
+                <w:sz w:val="18"/>
+              </w:rPr>
+              <w:t>1.38%</w:t>
+            </w:r>
+          </w:p>
+        </w:tc>
+        <w:tc>
+          <w:tcPr>
+            <w:tcW w:type="dxa" w:w="1568"/>
+            <w:vAlign w:val="center"/>
+            <w:tcBorders>
+              <w:top w:val="single" w:sz="4" w:color="A6A6A6"/>
+              <w:left w:val="single" w:sz="4" w:color="A6A6A6"/>
+              <w:bottom w:val="single" w:sz="4" w:color="A6A6A6"/>
+              <w:right w:val="single" w:sz="4" w:color="A6A6A6"/>
+            </w:tcBorders>
+          </w:tcPr>
+          <w:p>
+            <w:pPr>
+              <w:spacing w:before="0" w:after="0" w:line="276" w:lineRule="auto"/>
+              <w:ind w:firstLine="0"/>
+              <w:jc w:val="center"/>
+            </w:pPr>
+            <w:r/>
+            <w:r>
+              <w:rPr>
+                <w:rFonts w:ascii="Times New Roman" w:hAnsi="Times New Roman" w:eastAsia="楷体"/>
+                <w:b w:val="0"/>
+                <w:color w:val="000000"/>
+                <w:sz w:val="18"/>
+              </w:rPr>
+              <w:t>253.72</w:t>
+            </w:r>
+          </w:p>
+        </w:tc>
+      </w:tr>
+      <w:tr>
+        <w:tc>
+          <w:tcPr>
+            <w:tcW w:type="dxa" w:w="1568"/>
+            <w:vAlign w:val="center"/>
+            <w:tcBorders>
+              <w:top w:val="single" w:sz="4" w:color="A6A6A6"/>
+              <w:left w:val="single" w:sz="4" w:color="A6A6A6"/>
+              <w:bottom w:val="single" w:sz="4" w:color="A6A6A6"/>
+              <w:right w:val="single" w:sz="4" w:color="A6A6A6"/>
+            </w:tcBorders>
+          </w:tcPr>
+          <w:p>
+            <w:pPr>
+              <w:spacing w:before="0" w:after="0" w:line="276" w:lineRule="auto"/>
+              <w:ind w:firstLine="0"/>
+              <w:jc w:val="left"/>
+            </w:pPr>
+            <w:r/>
+            <w:r>
+              <w:rPr>
+                <w:rFonts w:ascii="Times New Roman" w:hAnsi="Times New Roman" w:eastAsia="楷体"/>
+                <w:b w:val="0"/>
+                <w:color w:val="000000"/>
+                <w:sz w:val="18"/>
+              </w:rPr>
+              <w:t>2025</w:t>
+            </w:r>
+          </w:p>
+        </w:tc>
+        <w:tc>
+          <w:tcPr>
+            <w:tcW w:type="dxa" w:w="1568"/>
+            <w:vAlign w:val="center"/>
+            <w:tcBorders>
+              <w:top w:val="single" w:sz="4" w:color="A6A6A6"/>
+              <w:left w:val="single" w:sz="4" w:color="A6A6A6"/>
+              <w:bottom w:val="single" w:sz="4" w:color="A6A6A6"/>
+              <w:right w:val="single" w:sz="4" w:color="A6A6A6"/>
+            </w:tcBorders>
+          </w:tcPr>
+          <w:p>
+            <w:pPr>
+              <w:spacing w:before="0" w:after="0" w:line="276" w:lineRule="auto"/>
+              <w:ind w:firstLine="0"/>
+              <w:jc w:val="center"/>
+            </w:pPr>
+            <w:r/>
+            <w:r>
+              <w:rPr>
+                <w:rFonts w:ascii="Times New Roman" w:hAnsi="Times New Roman" w:eastAsia="楷体"/>
+                <w:b w:val="0"/>
+                <w:color w:val="000000"/>
+                <w:sz w:val="18"/>
+              </w:rPr>
+              <w:t>384</w:t>
+            </w:r>
+          </w:p>
+        </w:tc>
+        <w:tc>
+          <w:tcPr>
+            <w:tcW w:type="dxa" w:w="1568"/>
+            <w:vAlign w:val="center"/>
+            <w:tcBorders>
+              <w:top w:val="single" w:sz="4" w:color="A6A6A6"/>
+              <w:left w:val="single" w:sz="4" w:color="A6A6A6"/>
+              <w:bottom w:val="single" w:sz="4" w:color="A6A6A6"/>
+              <w:right w:val="single" w:sz="4" w:color="A6A6A6"/>
+            </w:tcBorders>
+          </w:tcPr>
+          <w:p>
+            <w:pPr>
+              <w:spacing w:before="0" w:after="0" w:line="276" w:lineRule="auto"/>
+              <w:ind w:firstLine="0"/>
+              <w:jc w:val="center"/>
+            </w:pPr>
+            <w:r/>
+            <w:r>
+              <w:rPr>
+                <w:rFonts w:ascii="Times New Roman" w:hAnsi="Times New Roman" w:eastAsia="楷体"/>
+                <w:b w:val="0"/>
+                <w:color w:val="000000"/>
+                <w:sz w:val="18"/>
+              </w:rPr>
+              <w:t>2,051.75</w:t>
+            </w:r>
+          </w:p>
+        </w:tc>
+        <w:tc>
+          <w:tcPr>
+            <w:tcW w:type="dxa" w:w="1568"/>
+            <w:vAlign w:val="center"/>
+            <w:tcBorders>
+              <w:top w:val="single" w:sz="4" w:color="A6A6A6"/>
+              <w:left w:val="single" w:sz="4" w:color="A6A6A6"/>
+              <w:bottom w:val="single" w:sz="4" w:color="A6A6A6"/>
+              <w:right w:val="single" w:sz="4" w:color="A6A6A6"/>
+            </w:tcBorders>
+          </w:tcPr>
+          <w:p>
+            <w:pPr>
+              <w:spacing w:before="0" w:after="0" w:line="276" w:lineRule="auto"/>
+              <w:ind w:firstLine="0"/>
+              <w:jc w:val="center"/>
+            </w:pPr>
+            <w:r/>
+            <w:r>
+              <w:rPr>
+                <w:rFonts w:ascii="Times New Roman" w:hAnsi="Times New Roman" w:eastAsia="楷体"/>
+                <w:b w:val="0"/>
+                <w:color w:val="000000"/>
+                <w:sz w:val="18"/>
+              </w:rPr>
+              <w:t>815</w:t>
+            </w:r>
+          </w:p>
+        </w:tc>
+        <w:tc>
+          <w:tcPr>
+            <w:tcW w:type="dxa" w:w="1568"/>
+            <w:vAlign w:val="center"/>
+            <w:tcBorders>
+              <w:top w:val="single" w:sz="4" w:color="A6A6A6"/>
+              <w:left w:val="single" w:sz="4" w:color="A6A6A6"/>
+              <w:bottom w:val="single" w:sz="4" w:color="A6A6A6"/>
+              <w:right w:val="single" w:sz="4" w:color="A6A6A6"/>
+            </w:tcBorders>
+          </w:tcPr>
+          <w:p>
+            <w:pPr>
+              <w:spacing w:before="0" w:after="0" w:line="276" w:lineRule="auto"/>
+              <w:ind w:firstLine="0"/>
+              <w:jc w:val="center"/>
+            </w:pPr>
+            <w:r/>
+            <w:r>
+              <w:rPr>
+                <w:rFonts w:ascii="Times New Roman" w:hAnsi="Times New Roman" w:eastAsia="楷体"/>
+                <w:b w:val="0"/>
+                <w:color w:val="000000"/>
+                <w:sz w:val="18"/>
+              </w:rPr>
+              <w:t>0.81%</w:t>
+            </w:r>
+          </w:p>
+        </w:tc>
+        <w:tc>
+          <w:tcPr>
+            <w:tcW w:type="dxa" w:w="1568"/>
+            <w:vAlign w:val="center"/>
+            <w:tcBorders>
+              <w:top w:val="single" w:sz="4" w:color="A6A6A6"/>
+              <w:left w:val="single" w:sz="4" w:color="A6A6A6"/>
+              <w:bottom w:val="single" w:sz="4" w:color="A6A6A6"/>
+              <w:right w:val="single" w:sz="4" w:color="A6A6A6"/>
+            </w:tcBorders>
+          </w:tcPr>
+          <w:p>
+            <w:pPr>
+              <w:spacing w:before="0" w:after="0" w:line="276" w:lineRule="auto"/>
+              <w:ind w:firstLine="0"/>
+              <w:jc w:val="center"/>
+            </w:pPr>
+            <w:r/>
+            <w:r>
+              <w:rPr>
+                <w:rFonts w:ascii="Times New Roman" w:hAnsi="Times New Roman" w:eastAsia="楷体"/>
+                <w:b w:val="0"/>
+                <w:color w:val="000000"/>
+                <w:sz w:val="18"/>
+              </w:rPr>
+              <w:t>197.92</w:t>
+            </w:r>
+          </w:p>
+        </w:tc>
+      </w:tr>
+      <w:tr>
+        <w:tc>
+          <w:tcPr>
+            <w:tcW w:type="dxa" w:w="1568"/>
+            <w:vAlign w:val="center"/>
+            <w:tcBorders>
+              <w:top w:val="single" w:sz="4" w:color="A6A6A6"/>
+              <w:left w:val="single" w:sz="4" w:color="A6A6A6"/>
+              <w:bottom w:val="single" w:sz="4" w:color="A6A6A6"/>
+              <w:right w:val="single" w:sz="4" w:color="A6A6A6"/>
+            </w:tcBorders>
+          </w:tcPr>
+          <w:p>
+            <w:pPr>
+              <w:spacing w:before="0" w:after="0" w:line="276" w:lineRule="auto"/>
+              <w:ind w:firstLine="0"/>
+              <w:jc w:val="left"/>
+            </w:pPr>
+            <w:r/>
+            <w:r>
+              <w:rPr>
+                <w:rFonts w:ascii="Times New Roman" w:hAnsi="Times New Roman" w:eastAsia="楷体"/>
+                <w:b w:val="0"/>
+                <w:color w:val="000000"/>
+                <w:sz w:val="18"/>
+              </w:rPr>
+              <w:t>2026年1-4月</w:t>
+            </w:r>
+          </w:p>
+        </w:tc>
+        <w:tc>
+          <w:tcPr>
+            <w:tcW w:type="dxa" w:w="1568"/>
+            <w:vAlign w:val="center"/>
+            <w:tcBorders>
+              <w:top w:val="single" w:sz="4" w:color="A6A6A6"/>
+              <w:left w:val="single" w:sz="4" w:color="A6A6A6"/>
+              <w:bottom w:val="single" w:sz="4" w:color="A6A6A6"/>
+              <w:right w:val="single" w:sz="4" w:color="A6A6A6"/>
+            </w:tcBorders>
+          </w:tcPr>
+          <w:p>
+            <w:pPr>
+              <w:spacing w:before="0" w:after="0" w:line="276" w:lineRule="auto"/>
+              <w:ind w:firstLine="0"/>
+              <w:jc w:val="center"/>
+            </w:pPr>
+            <w:r/>
+            <w:r>
+              <w:rPr>
+                <w:rFonts w:ascii="Times New Roman" w:hAnsi="Times New Roman" w:eastAsia="楷体"/>
+                <w:b w:val="0"/>
+                <w:color w:val="000000"/>
+                <w:sz w:val="18"/>
+              </w:rPr>
+              <w:t>54</w:t>
+            </w:r>
+          </w:p>
+        </w:tc>
+        <w:tc>
+          <w:tcPr>
+            <w:tcW w:type="dxa" w:w="1568"/>
+            <w:vAlign w:val="center"/>
+            <w:tcBorders>
+              <w:top w:val="single" w:sz="4" w:color="A6A6A6"/>
+              <w:left w:val="single" w:sz="4" w:color="A6A6A6"/>
+              <w:bottom w:val="single" w:sz="4" w:color="A6A6A6"/>
+              <w:right w:val="single" w:sz="4" w:color="A6A6A6"/>
+            </w:tcBorders>
+          </w:tcPr>
+          <w:p>
+            <w:pPr>
+              <w:spacing w:before="0" w:after="0" w:line="276" w:lineRule="auto"/>
+              <w:ind w:firstLine="0"/>
+              <w:jc w:val="center"/>
+            </w:pPr>
+            <w:r/>
+            <w:r>
+              <w:rPr>
+                <w:rFonts w:ascii="Times New Roman" w:hAnsi="Times New Roman" w:eastAsia="楷体"/>
+                <w:b w:val="0"/>
+                <w:color w:val="000000"/>
+                <w:sz w:val="18"/>
+              </w:rPr>
+              <w:t>160.51</w:t>
+            </w:r>
+          </w:p>
+        </w:tc>
+        <w:tc>
+          <w:tcPr>
+            <w:tcW w:type="dxa" w:w="1568"/>
+            <w:vAlign w:val="center"/>
+            <w:tcBorders>
+              <w:top w:val="single" w:sz="4" w:color="A6A6A6"/>
+              <w:left w:val="single" w:sz="4" w:color="A6A6A6"/>
+              <w:bottom w:val="single" w:sz="4" w:color="A6A6A6"/>
+              <w:right w:val="single" w:sz="4" w:color="A6A6A6"/>
+            </w:tcBorders>
+          </w:tcPr>
+          <w:p>
+            <w:pPr>
+              <w:spacing w:before="0" w:after="0" w:line="276" w:lineRule="auto"/>
+              <w:ind w:firstLine="0"/>
+              <w:jc w:val="center"/>
+            </w:pPr>
+            <w:r/>
+            <w:r>
+              <w:rPr>
+                <w:rFonts w:ascii="Times New Roman" w:hAnsi="Times New Roman" w:eastAsia="楷体"/>
+                <w:b w:val="0"/>
+                <w:color w:val="000000"/>
+                <w:sz w:val="18"/>
+              </w:rPr>
+              <w:t>—</w:t>
+            </w:r>
+          </w:p>
+        </w:tc>
+        <w:tc>
+          <w:tcPr>
+            <w:tcW w:type="dxa" w:w="1568"/>
+            <w:vAlign w:val="center"/>
+            <w:tcBorders>
+              <w:top w:val="single" w:sz="4" w:color="A6A6A6"/>
+              <w:left w:val="single" w:sz="4" w:color="A6A6A6"/>
+              <w:bottom w:val="single" w:sz="4" w:color="A6A6A6"/>
+              <w:right w:val="single" w:sz="4" w:color="A6A6A6"/>
+            </w:tcBorders>
+          </w:tcPr>
+          <w:p>
+            <w:pPr>
+              <w:spacing w:before="0" w:after="0" w:line="276" w:lineRule="auto"/>
+              <w:ind w:firstLine="0"/>
+              <w:jc w:val="center"/>
+            </w:pPr>
+            <w:r/>
+            <w:r>
+              <w:rPr>
+                <w:rFonts w:ascii="Times New Roman" w:hAnsi="Times New Roman" w:eastAsia="楷体"/>
+                <w:b w:val="0"/>
+                <w:color w:val="000000"/>
+                <w:sz w:val="18"/>
+              </w:rPr>
+              <w:t>—</w:t>
+            </w:r>
+          </w:p>
+        </w:tc>
+        <w:tc>
+          <w:tcPr>
+            <w:tcW w:type="dxa" w:w="1568"/>
+            <w:vAlign w:val="center"/>
+            <w:tcBorders>
+              <w:top w:val="single" w:sz="4" w:color="A6A6A6"/>
+              <w:left w:val="single" w:sz="4" w:color="A6A6A6"/>
+              <w:bottom w:val="single" w:sz="4" w:color="A6A6A6"/>
+              <w:right w:val="single" w:sz="4" w:color="A6A6A6"/>
+            </w:tcBorders>
+          </w:tcPr>
+          <w:p>
+            <w:pPr>
+              <w:spacing w:before="0" w:after="0" w:line="276" w:lineRule="auto"/>
+              <w:ind w:firstLine="0"/>
+              <w:jc w:val="center"/>
+            </w:pPr>
+            <w:r/>
+            <w:r>
+              <w:rPr>
+                <w:rFonts w:ascii="Times New Roman" w:hAnsi="Times New Roman" w:eastAsia="楷体"/>
+                <w:b w:val="0"/>
+                <w:color w:val="000000"/>
+                <w:sz w:val="18"/>
+              </w:rPr>
+              <w:t>12.67</w:t>
+            </w:r>
+          </w:p>
+        </w:tc>
+      </w:tr>
+    </w:tbl>
+    <w:p>
+      <w:pPr>
+        <w:spacing w:before="0" w:after="80" w:line="360" w:lineRule="auto"/>
+        <w:ind w:firstLine="0"/>
+      </w:pPr>
+      <w:r>
+        <w:rPr>
+          <w:rFonts w:ascii="Times New Roman" w:hAnsi="Times New Roman" w:eastAsia="楷体"/>
+          <w:b w:val="0"/>
+          <w:color w:val="000000"/>
+          <w:sz w:val="19"/>
+        </w:rPr>
+        <w:t>资料来源:中指数据库,风控信评部整理</w:t>
       </w:r>
     </w:p>
     <w:p>
@@ -4388,7 +5467,7 @@
           <w:color w:val="000000"/>
           <w:sz w:val="21"/>
         </w:rPr>
-        <w:t>政府债务方面，2023、2024、2025年末呼和浩特市地方政府债务余额分别为1,430.12亿元、1,582.18亿元、1,794.61亿元，2025年末债务限额—亿元，债务余额控制在限额以内；城投有息债务2025年末估算余额61.73亿元。债务率指标看，2025年末政府债务率502.14%、城投债务率17.27%、宽口径债务率519.42%。</w:t>
+        <w:t>从房地产销售看，2021-2025年唐山市商品住宅成交面积由564.16万㎡变动至268.55万㎡、累计下降52.4%；新房均价2025年为8,456元/㎡、较2023年高点(9,574元/㎡)累计下跌11.68%；2025年去化周期52.44个月。</w:t>
       </w:r>
     </w:p>
     <w:p>
@@ -4403,7 +5482,22 @@
           <w:color w:val="000000"/>
           <w:sz w:val="21"/>
         </w:rPr>
-        <w:t>综合来看，呼和浩特市财政基本盘较为扎实，但土地财政收缩与债务规模扩张是当前主要压力线；我们预计宽口径债务率短期内将维持偏高水平，需重点关注后续化债进展、土地市场企稳情况以及融资平台合规整改对城投再融资能力的影响。</w:t>
+        <w:t>政府债务方面，2023、2024、2025年末唐山市地方政府债务余额分别为2,607.48亿元、2,832.01亿元、3,127.72亿元，两年累计增长19.95%，主要源于地方专项债加快发行及置换债集中落地；2025年末债务限额3,212.86亿元，债务余额控制在限额以内。城投有息债务方面，2025年末估算余额为1,992.11亿元，较2023年末增长26.83%。债务率指标看，2025年末唐山市政府债务率351.20%、城投债务率223.69%、宽口径债务率574.89%，较2023年末抬升108.27个百分点，显著高于公认的300%偏高临界线、在全国主要城市中处于较高水平。</w:t>
+      </w:r>
+    </w:p>
+    <w:p>
+      <w:pPr>
+        <w:spacing w:before="0" w:after="60" w:line="360" w:lineRule="auto"/>
+        <w:ind w:firstLine="420"/>
+      </w:pPr>
+      <w:r>
+        <w:rPr>
+          <w:rFonts w:ascii="Times New Roman" w:hAnsi="Times New Roman" w:eastAsia="楷体"/>
+          <w:b w:val="0"/>
+          <w:color w:val="000000"/>
+          <w:sz w:val="21"/>
+        </w:rPr>
+        <w:t>综合来看，唐山市工业体量大、临港优势突出，但产业偏重、转型升级压力存在，区域信用环境总体可控。我们预计宽口径债务率短期内将维持高位，需重点关注后续化债进展、土地市场企稳情况以及融资平台合规整改对城投平台再融资能力的影响。</w:t>
       </w:r>
     </w:p>
     <w:sectPr>
